--- a/docs/MEDICAL_REPORT_2026.docx
+++ b/docs/MEDICAL_REPORT_2026.docx
@@ -4,11 +4,16 @@
   <w:body>
     <w:p>
       <w:pPr>
-        <w:pStyle w:val="Title"/>
         <w:jc w:val="center"/>
       </w:pPr>
       <w:r>
-        <w:t>Отчёт по медицинской деятельности — 2026</w:t>
+        <w:rPr>
+          <w:rFonts w:ascii="Times New Roman" w:hAnsi="Times New Roman" w:eastAsia="Times New Roman"/>
+          <w:b/>
+          <w:i w:val="0"/>
+          <w:sz w:val="32"/>
+        </w:rPr>
+        <w:t>Отчёт по медицинской деятельности - 2026</w:t>
       </w:r>
     </w:p>
     <w:p>
@@ -22,67 +27,127 @@
     <w:p>
       <w:r>
         <w:rPr>
+          <w:rFonts w:ascii="Times New Roman" w:hAnsi="Times New Roman" w:eastAsia="Times New Roman"/>
           <w:b/>
+          <w:i w:val="0"/>
+          <w:sz w:val="24"/>
         </w:rPr>
         <w:t>Период:</w:t>
       </w:r>
       <w:r>
-        <w:t xml:space="preserve"> 01.01.2026 — настоящее время</w:t>
+        <w:rPr>
+          <w:rFonts w:ascii="Times New Roman" w:hAnsi="Times New Roman" w:eastAsia="Times New Roman"/>
+          <w:b w:val="0"/>
+          <w:i w:val="0"/>
+          <w:sz w:val="24"/>
+        </w:rPr>
+        <w:t xml:space="preserve"> 01.01.2026 - настоящее время</w:t>
       </w:r>
     </w:p>
     <w:p>
       <w:r>
         <w:rPr>
+          <w:rFonts w:ascii="Times New Roman" w:hAnsi="Times New Roman" w:eastAsia="Times New Roman"/>
           <w:b/>
+          <w:i w:val="0"/>
+          <w:sz w:val="24"/>
         </w:rPr>
         <w:t>Исполнитель:</w:t>
       </w:r>
       <w:r>
+        <w:rPr>
+          <w:rFonts w:ascii="Times New Roman" w:hAnsi="Times New Roman" w:eastAsia="Times New Roman"/>
+          <w:b w:val="0"/>
+          <w:i w:val="0"/>
+          <w:sz w:val="24"/>
+        </w:rPr>
         <w:t xml:space="preserve"> Корсаков Игорь Николаевич</w:t>
       </w:r>
     </w:p>
     <w:p>
       <w:r>
         <w:rPr>
+          <w:rFonts w:ascii="Times New Roman" w:hAnsi="Times New Roman" w:eastAsia="Times New Roman"/>
           <w:b/>
+          <w:i w:val="0"/>
+          <w:sz w:val="24"/>
         </w:rPr>
         <w:t>Должность / организация:</w:t>
       </w:r>
       <w:r>
+        <w:rPr>
+          <w:rFonts w:ascii="Times New Roman" w:hAnsi="Times New Roman" w:eastAsia="Times New Roman"/>
+          <w:b w:val="0"/>
+          <w:i w:val="0"/>
+          <w:sz w:val="24"/>
+        </w:rPr>
         <w:t xml:space="preserve"> старший научный сотрудник</w:t>
       </w:r>
     </w:p>
     <w:p>
       <w:r>
         <w:rPr>
+          <w:rFonts w:ascii="Times New Roman" w:hAnsi="Times New Roman" w:eastAsia="Times New Roman"/>
           <w:b/>
+          <w:i w:val="0"/>
+          <w:sz w:val="24"/>
         </w:rPr>
         <w:t>Направление:</w:t>
       </w:r>
       <w:r>
+        <w:rPr>
+          <w:rFonts w:ascii="Times New Roman" w:hAnsi="Times New Roman" w:eastAsia="Times New Roman"/>
+          <w:b w:val="0"/>
+          <w:i w:val="0"/>
+          <w:sz w:val="24"/>
+        </w:rPr>
         <w:t xml:space="preserve"> цифровые медицинские инструменты, эндокринология, кардиология, клинические исследования</w:t>
       </w:r>
     </w:p>
     <w:p>
       <w:r>
+        <w:rPr>
+          <w:rFonts w:ascii="Times New Roman" w:hAnsi="Times New Roman" w:eastAsia="Times New Roman"/>
+          <w:b w:val="0"/>
+          <w:i w:val="0"/>
+          <w:sz w:val="24"/>
+        </w:rPr>
         <w:t xml:space="preserve">Форматы отчёта: </w:t>
       </w:r>
       <w:r>
         <w:rPr>
-          <w:rFonts w:ascii="Courier New" w:hAnsi="Courier New"/>
+          <w:rFonts w:ascii="Courier New" w:hAnsi="Courier New" w:eastAsia="Times New Roman"/>
+          <w:b w:val="0"/>
+          <w:i w:val="0"/>
+          <w:sz w:val="24"/>
         </w:rPr>
         <w:t>docs/MEDICAL_REPORT_2026.docx</w:t>
       </w:r>
       <w:r>
+        <w:rPr>
+          <w:rFonts w:ascii="Times New Roman" w:hAnsi="Times New Roman" w:eastAsia="Times New Roman"/>
+          <w:b w:val="0"/>
+          <w:i w:val="0"/>
+          <w:sz w:val="24"/>
+        </w:rPr>
         <w:t xml:space="preserve"> (для правки в Word), </w:t>
       </w:r>
       <w:r>
         <w:rPr>
-          <w:rFonts w:ascii="Courier New" w:hAnsi="Courier New"/>
+          <w:rFonts w:ascii="Courier New" w:hAnsi="Courier New" w:eastAsia="Times New Roman"/>
+          <w:b w:val="0"/>
+          <w:i w:val="0"/>
+          <w:sz w:val="24"/>
         </w:rPr>
         <w:t>docs/MEDICAL_REPORT_2026.pdf</w:t>
       </w:r>
       <w:r>
+        <w:rPr>
+          <w:rFonts w:ascii="Times New Roman" w:hAnsi="Times New Roman" w:eastAsia="Times New Roman"/>
+          <w:b w:val="0"/>
+          <w:i w:val="0"/>
+          <w:sz w:val="24"/>
+        </w:rPr>
         <w:t>.</w:t>
       </w:r>
     </w:p>
@@ -96,15 +161,30 @@
     </w:p>
     <w:p>
       <w:r>
+        <w:rPr>
+          <w:rFonts w:ascii="Times New Roman" w:hAnsi="Times New Roman" w:eastAsia="Times New Roman"/>
+          <w:b w:val="0"/>
+          <w:i w:val="0"/>
+          <w:sz w:val="24"/>
+        </w:rPr>
         <w:t xml:space="preserve">С начала 2026 года разработаны и внедрены </w:t>
       </w:r>
       <w:r>
         <w:rPr>
+          <w:rFonts w:ascii="Times New Roman" w:hAnsi="Times New Roman" w:eastAsia="Times New Roman"/>
           <w:b/>
+          <w:i w:val="0"/>
+          <w:sz w:val="24"/>
         </w:rPr>
         <w:t>четыре веб-сервиса</w:t>
       </w:r>
       <w:r>
+        <w:rPr>
+          <w:rFonts w:ascii="Times New Roman" w:hAnsi="Times New Roman" w:eastAsia="Times New Roman"/>
+          <w:b w:val="0"/>
+          <w:i w:val="0"/>
+          <w:sz w:val="24"/>
+        </w:rPr>
         <w:t xml:space="preserve"> для клинической практики и исследований:</w:t>
       </w:r>
     </w:p>
@@ -125,9 +205,13 @@
             <w:tcW w:type="dxa" w:w="3230"/>
           </w:tcPr>
           <w:p>
+            <w:r/>
             <w:r>
               <w:rPr>
+                <w:rFonts w:ascii="Times New Roman" w:hAnsi="Times New Roman" w:eastAsia="Times New Roman"/>
                 <w:b/>
+                <w:i w:val="0"/>
+                <w:sz w:val="24"/>
               </w:rPr>
               <w:t>Сервис</w:t>
             </w:r>
@@ -138,9 +222,13 @@
             <w:tcW w:type="dxa" w:w="3230"/>
           </w:tcPr>
           <w:p>
+            <w:r/>
             <w:r>
               <w:rPr>
+                <w:rFonts w:ascii="Times New Roman" w:hAnsi="Times New Roman" w:eastAsia="Times New Roman"/>
                 <w:b/>
+                <w:i w:val="0"/>
+                <w:sz w:val="24"/>
               </w:rPr>
               <w:t>URL</w:t>
             </w:r>
@@ -151,9 +239,13 @@
             <w:tcW w:type="dxa" w:w="3230"/>
           </w:tcPr>
           <w:p>
+            <w:r/>
             <w:r>
               <w:rPr>
+                <w:rFonts w:ascii="Times New Roman" w:hAnsi="Times New Roman" w:eastAsia="Times New Roman"/>
                 <w:b/>
+                <w:i w:val="0"/>
+                <w:sz w:val="24"/>
               </w:rPr>
               <w:t>Назначение</w:t>
             </w:r>
@@ -166,7 +258,14 @@
             <w:tcW w:type="dxa" w:w="3230"/>
           </w:tcPr>
           <w:p>
+            <w:r/>
             <w:r>
+              <w:rPr>
+                <w:rFonts w:ascii="Times New Roman" w:hAnsi="Times New Roman" w:eastAsia="Times New Roman"/>
+                <w:b w:val="0"/>
+                <w:i w:val="0"/>
+                <w:sz w:val="24"/>
+              </w:rPr>
               <w:t>Анамнез эндокринолога</w:t>
             </w:r>
           </w:p>
@@ -176,7 +275,14 @@
             <w:tcW w:type="dxa" w:w="3230"/>
           </w:tcPr>
           <w:p>
+            <w:r/>
             <w:r>
+              <w:rPr>
+                <w:rFonts w:ascii="Times New Roman" w:hAnsi="Times New Roman" w:eastAsia="Times New Roman"/>
+                <w:b w:val="0"/>
+                <w:i w:val="0"/>
+                <w:sz w:val="24"/>
+              </w:rPr>
               <w:t>https://anamnes.ikorsakov.tech</w:t>
             </w:r>
           </w:p>
@@ -186,7 +292,14 @@
             <w:tcW w:type="dxa" w:w="3230"/>
           </w:tcPr>
           <w:p>
+            <w:r/>
             <w:r>
+              <w:rPr>
+                <w:rFonts w:ascii="Times New Roman" w:hAnsi="Times New Roman" w:eastAsia="Times New Roman"/>
+                <w:b w:val="0"/>
+                <w:i w:val="0"/>
+                <w:sz w:val="24"/>
+              </w:rPr>
               <w:t>Предприёмный сбор анамнеза</w:t>
             </w:r>
           </w:p>
@@ -198,7 +311,14 @@
             <w:tcW w:type="dxa" w:w="3230"/>
           </w:tcPr>
           <w:p>
+            <w:r/>
             <w:r>
+              <w:rPr>
+                <w:rFonts w:ascii="Times New Roman" w:hAnsi="Times New Roman" w:eastAsia="Times New Roman"/>
+                <w:b w:val="0"/>
+                <w:i w:val="0"/>
+                <w:sz w:val="24"/>
+              </w:rPr>
               <w:t>MD Choice</w:t>
             </w:r>
           </w:p>
@@ -208,7 +328,14 @@
             <w:tcW w:type="dxa" w:w="3230"/>
           </w:tcPr>
           <w:p>
+            <w:r/>
             <w:r>
+              <w:rPr>
+                <w:rFonts w:ascii="Times New Roman" w:hAnsi="Times New Roman" w:eastAsia="Times New Roman"/>
+                <w:b w:val="0"/>
+                <w:i w:val="0"/>
+                <w:sz w:val="24"/>
+              </w:rPr>
               <w:t>http://ikorsakov.tech:7777</w:t>
             </w:r>
           </w:p>
@@ -218,7 +345,14 @@
             <w:tcW w:type="dxa" w:w="3230"/>
           </w:tcPr>
           <w:p>
+            <w:r/>
             <w:r>
+              <w:rPr>
+                <w:rFonts w:ascii="Times New Roman" w:hAnsi="Times New Roman" w:eastAsia="Times New Roman"/>
+                <w:b w:val="0"/>
+                <w:i w:val="0"/>
+                <w:sz w:val="24"/>
+              </w:rPr>
               <w:t>Прогнозирование выбора препарата при СД2 (ML)</w:t>
             </w:r>
           </w:p>
@@ -230,7 +364,14 @@
             <w:tcW w:type="dxa" w:w="3230"/>
           </w:tcPr>
           <w:p>
+            <w:r/>
             <w:r>
+              <w:rPr>
+                <w:rFonts w:ascii="Times New Roman" w:hAnsi="Times New Roman" w:eastAsia="Times New Roman"/>
+                <w:b w:val="0"/>
+                <w:i w:val="0"/>
+                <w:sz w:val="24"/>
+              </w:rPr>
               <w:t>Калькулятор выборки КИ</w:t>
             </w:r>
           </w:p>
@@ -240,7 +381,14 @@
             <w:tcW w:type="dxa" w:w="3230"/>
           </w:tcPr>
           <w:p>
+            <w:r/>
             <w:r>
+              <w:rPr>
+                <w:rFonts w:ascii="Times New Roman" w:hAnsi="Times New Roman" w:eastAsia="Times New Roman"/>
+                <w:b w:val="0"/>
+                <w:i w:val="0"/>
+                <w:sz w:val="24"/>
+              </w:rPr>
               <w:t>http://ikorsakov.tech:8080</w:t>
             </w:r>
           </w:p>
@@ -250,7 +398,14 @@
             <w:tcW w:type="dxa" w:w="3230"/>
           </w:tcPr>
           <w:p>
+            <w:r/>
             <w:r>
+              <w:rPr>
+                <w:rFonts w:ascii="Times New Roman" w:hAnsi="Times New Roman" w:eastAsia="Times New Roman"/>
+                <w:b w:val="0"/>
+                <w:i w:val="0"/>
+                <w:sz w:val="24"/>
+              </w:rPr>
               <w:t>Расчёт размера выборки в клинических испытаниях</w:t>
             </w:r>
           </w:p>
@@ -262,7 +417,14 @@
             <w:tcW w:type="dxa" w:w="3230"/>
           </w:tcPr>
           <w:p>
+            <w:r/>
             <w:r>
+              <w:rPr>
+                <w:rFonts w:ascii="Times New Roman" w:hAnsi="Times New Roman" w:eastAsia="Times New Roman"/>
+                <w:b w:val="0"/>
+                <w:i w:val="0"/>
+                <w:sz w:val="24"/>
+              </w:rPr>
               <w:t>Прогноз ФВ ЛЖ</w:t>
             </w:r>
           </w:p>
@@ -272,7 +434,14 @@
             <w:tcW w:type="dxa" w:w="3230"/>
           </w:tcPr>
           <w:p>
+            <w:r/>
             <w:r>
+              <w:rPr>
+                <w:rFonts w:ascii="Times New Roman" w:hAnsi="Times New Roman" w:eastAsia="Times New Roman"/>
+                <w:b w:val="0"/>
+                <w:i w:val="0"/>
+                <w:sz w:val="24"/>
+              </w:rPr>
               <w:t>http://ikorsakov.tech:9999</w:t>
             </w:r>
           </w:p>
@@ -282,7 +451,14 @@
             <w:tcW w:type="dxa" w:w="3230"/>
           </w:tcPr>
           <w:p>
+            <w:r/>
             <w:r>
+              <w:rPr>
+                <w:rFonts w:ascii="Times New Roman" w:hAnsi="Times New Roman" w:eastAsia="Times New Roman"/>
+                <w:b w:val="0"/>
+                <w:i w:val="0"/>
+                <w:sz w:val="24"/>
+              </w:rPr>
               <w:t>Прогнозирование фракции выброса левого желудочка</w:t>
             </w:r>
           </w:p>
@@ -301,18 +477,30 @@
     <w:p>
       <w:r>
         <w:rPr>
+          <w:rFonts w:ascii="Times New Roman" w:hAnsi="Times New Roman" w:eastAsia="Times New Roman"/>
           <w:b/>
+          <w:i w:val="0"/>
+          <w:sz w:val="24"/>
         </w:rPr>
         <w:t>Цель:</w:t>
       </w:r>
       <w:r>
+        <w:rPr>
+          <w:rFonts w:ascii="Times New Roman" w:hAnsi="Times New Roman" w:eastAsia="Times New Roman"/>
+          <w:b w:val="0"/>
+          <w:i w:val="0"/>
+          <w:sz w:val="24"/>
+        </w:rPr>
         <w:t xml:space="preserve"> структурированный сбор эндокринологического анамнеза до визита пациента.</w:t>
       </w:r>
     </w:p>
     <w:p>
       <w:r>
         <w:rPr>
+          <w:rFonts w:ascii="Times New Roman" w:hAnsi="Times New Roman" w:eastAsia="Times New Roman"/>
           <w:b/>
+          <w:i w:val="0"/>
+          <w:sz w:val="24"/>
         </w:rPr>
         <w:t>Реализовано:</w:t>
       </w:r>
@@ -322,6 +510,12 @@
         <w:pStyle w:val="ListBullet"/>
       </w:pPr>
       <w:r>
+        <w:rPr>
+          <w:rFonts w:ascii="Times New Roman" w:hAnsi="Times New Roman" w:eastAsia="Times New Roman"/>
+          <w:b w:val="0"/>
+          <w:i w:val="0"/>
+          <w:sz w:val="24"/>
+        </w:rPr>
         <w:t>веб-анкета с ветвлением по 7 клиническим направлениям;</w:t>
       </w:r>
     </w:p>
@@ -330,6 +524,12 @@
         <w:pStyle w:val="ListBullet"/>
       </w:pPr>
       <w:r>
+        <w:rPr>
+          <w:rFonts w:ascii="Times New Roman" w:hAnsi="Times New Roman" w:eastAsia="Times New Roman"/>
+          <w:b w:val="0"/>
+          <w:i w:val="0"/>
+          <w:sz w:val="24"/>
+        </w:rPr>
         <w:t>загрузка анализов, УЗИ и выписок;</w:t>
       </w:r>
     </w:p>
@@ -338,6 +538,12 @@
         <w:pStyle w:val="ListBullet"/>
       </w:pPr>
       <w:r>
+        <w:rPr>
+          <w:rFonts w:ascii="Times New Roman" w:hAnsi="Times New Roman" w:eastAsia="Times New Roman"/>
+          <w:b w:val="0"/>
+          <w:i w:val="0"/>
+          <w:sz w:val="24"/>
+        </w:rPr>
         <w:t>кабинет врача, статусы просмотра, экспорт TXT/PDF;</w:t>
       </w:r>
     </w:p>
@@ -346,6 +552,12 @@
         <w:pStyle w:val="ListBullet"/>
       </w:pPr>
       <w:r>
+        <w:rPr>
+          <w:rFonts w:ascii="Times New Roman" w:hAnsi="Times New Roman" w:eastAsia="Times New Roman"/>
+          <w:b w:val="0"/>
+          <w:i w:val="0"/>
+          <w:sz w:val="24"/>
+        </w:rPr>
         <w:t>персональные ссылки и Telegram-бот для пациентов;</w:t>
       </w:r>
     </w:p>
@@ -354,6 +566,12 @@
         <w:pStyle w:val="ListBullet"/>
       </w:pPr>
       <w:r>
+        <w:rPr>
+          <w:rFonts w:ascii="Times New Roman" w:hAnsi="Times New Roman" w:eastAsia="Times New Roman"/>
+          <w:b w:val="0"/>
+          <w:i w:val="0"/>
+          <w:sz w:val="24"/>
+        </w:rPr>
         <w:t>уведомления врачу (email, Telegram);</w:t>
       </w:r>
     </w:p>
@@ -362,17 +580,32 @@
         <w:pStyle w:val="ListBullet"/>
       </w:pPr>
       <w:r>
+        <w:rPr>
+          <w:rFonts w:ascii="Times New Roman" w:hAnsi="Times New Roman" w:eastAsia="Times New Roman"/>
+          <w:b w:val="0"/>
+          <w:i w:val="0"/>
+          <w:sz w:val="24"/>
+        </w:rPr>
         <w:t>деплой на VPS с HTTPS, резервное копирование.</w:t>
       </w:r>
     </w:p>
     <w:p>
       <w:r>
         <w:rPr>
+          <w:rFonts w:ascii="Times New Roman" w:hAnsi="Times New Roman" w:eastAsia="Times New Roman"/>
           <w:b/>
+          <w:i w:val="0"/>
+          <w:sz w:val="24"/>
         </w:rPr>
         <w:t>Статус:</w:t>
       </w:r>
       <w:r>
+        <w:rPr>
+          <w:rFonts w:ascii="Times New Roman" w:hAnsi="Times New Roman" w:eastAsia="Times New Roman"/>
+          <w:b w:val="0"/>
+          <w:i w:val="0"/>
+          <w:sz w:val="24"/>
+        </w:rPr>
         <w:t xml:space="preserve"> MVP в тестовой эксплуатации.</w:t>
       </w:r>
     </w:p>
@@ -387,40 +620,70 @@
     <w:p>
       <w:r>
         <w:rPr>
+          <w:rFonts w:ascii="Times New Roman" w:hAnsi="Times New Roman" w:eastAsia="Times New Roman"/>
           <w:b/>
+          <w:i w:val="0"/>
+          <w:sz w:val="24"/>
         </w:rPr>
         <w:t>URL:</w:t>
       </w:r>
       <w:r>
+        <w:rPr>
+          <w:rFonts w:ascii="Times New Roman" w:hAnsi="Times New Roman" w:eastAsia="Times New Roman"/>
+          <w:b w:val="0"/>
+          <w:i w:val="0"/>
+          <w:sz w:val="24"/>
+        </w:rPr>
         <w:t xml:space="preserve"> http://ikorsakov.tech:8080/</w:t>
       </w:r>
     </w:p>
     <w:p>
       <w:r>
         <w:rPr>
+          <w:rFonts w:ascii="Times New Roman" w:hAnsi="Times New Roman" w:eastAsia="Times New Roman"/>
           <w:b/>
+          <w:i w:val="0"/>
+          <w:sz w:val="24"/>
         </w:rPr>
         <w:t>Стек:</w:t>
       </w:r>
       <w:r>
+        <w:rPr>
+          <w:rFonts w:ascii="Times New Roman" w:hAnsi="Times New Roman" w:eastAsia="Times New Roman"/>
+          <w:b w:val="0"/>
+          <w:i w:val="0"/>
+          <w:sz w:val="24"/>
+        </w:rPr>
         <w:t xml:space="preserve"> Python, Streamlit, scipy, statsmodels</w:t>
       </w:r>
     </w:p>
     <w:p>
       <w:r>
         <w:rPr>
+          <w:rFonts w:ascii="Times New Roman" w:hAnsi="Times New Roman" w:eastAsia="Times New Roman"/>
           <w:b/>
+          <w:i w:val="0"/>
+          <w:sz w:val="24"/>
         </w:rPr>
         <w:t>Назначение:</w:t>
       </w:r>
       <w:r>
+        <w:rPr>
+          <w:rFonts w:ascii="Times New Roman" w:hAnsi="Times New Roman" w:eastAsia="Times New Roman"/>
+          <w:b w:val="0"/>
+          <w:i w:val="0"/>
+          <w:sz w:val="24"/>
+        </w:rPr>
         <w:t xml:space="preserve"> предварительный расчёт размера выборки при планировании клинических исследований.</w:t>
       </w:r>
     </w:p>
     <w:p>
       <w:r>
         <w:rPr>
+          <w:rFonts w:ascii="Times New Roman" w:hAnsi="Times New Roman" w:eastAsia="Times New Roman"/>
           <w:b/>
+          <w:i w:val="0"/>
+          <w:sz w:val="24"/>
         </w:rPr>
         <w:t>Поддерживаемые дизайны:</w:t>
       </w:r>
@@ -430,6 +693,12 @@
         <w:pStyle w:val="ListNumber"/>
       </w:pPr>
       <w:r>
+        <w:rPr>
+          <w:rFonts w:ascii="Times New Roman" w:hAnsi="Times New Roman" w:eastAsia="Times New Roman"/>
+          <w:b w:val="0"/>
+          <w:i w:val="0"/>
+          <w:sz w:val="24"/>
+        </w:rPr>
         <w:t>Сравнение средних (двухвыборочный t-критерий, Cohen's d)</w:t>
       </w:r>
     </w:p>
@@ -438,6 +707,12 @@
         <w:pStyle w:val="ListNumber"/>
       </w:pPr>
       <w:r>
+        <w:rPr>
+          <w:rFonts w:ascii="Times New Roman" w:hAnsi="Times New Roman" w:eastAsia="Times New Roman"/>
+          <w:b w:val="0"/>
+          <w:i w:val="0"/>
+          <w:sz w:val="24"/>
+        </w:rPr>
         <w:t>Сравнение долей (z-тест, Cohen's h)</w:t>
       </w:r>
     </w:p>
@@ -446,6 +721,12 @@
         <w:pStyle w:val="ListNumber"/>
       </w:pPr>
       <w:r>
+        <w:rPr>
+          <w:rFonts w:ascii="Times New Roman" w:hAnsi="Times New Roman" w:eastAsia="Times New Roman"/>
+          <w:b w:val="0"/>
+          <w:i w:val="0"/>
+          <w:sz w:val="24"/>
+        </w:rPr>
         <w:t>Непревосходство по бинарной конечной точке (non-inferiority)</w:t>
       </w:r>
     </w:p>
@@ -454,13 +735,22 @@
         <w:pStyle w:val="ListNumber"/>
       </w:pPr>
       <w:r>
+        <w:rPr>
+          <w:rFonts w:ascii="Times New Roman" w:hAnsi="Times New Roman" w:eastAsia="Times New Roman"/>
+          <w:b w:val="0"/>
+          <w:i w:val="0"/>
+          <w:sz w:val="24"/>
+        </w:rPr>
         <w:t>Время до события (формула Schoenfeld, log-rank)</w:t>
       </w:r>
     </w:p>
     <w:p>
       <w:r>
         <w:rPr>
+          <w:rFonts w:ascii="Times New Roman" w:hAnsi="Times New Roman" w:eastAsia="Times New Roman"/>
           <w:b/>
+          <w:i w:val="0"/>
+          <w:sz w:val="24"/>
         </w:rPr>
         <w:t>Параметры расчёта:</w:t>
       </w:r>
@@ -470,6 +760,12 @@
         <w:pStyle w:val="ListBullet"/>
       </w:pPr>
       <w:r>
+        <w:rPr>
+          <w:rFonts w:ascii="Times New Roman" w:hAnsi="Times New Roman" w:eastAsia="Times New Roman"/>
+          <w:b w:val="0"/>
+          <w:i w:val="0"/>
+          <w:sz w:val="24"/>
+        </w:rPr>
         <w:t>уровень значимости α;</w:t>
       </w:r>
     </w:p>
@@ -478,6 +774,12 @@
         <w:pStyle w:val="ListBullet"/>
       </w:pPr>
       <w:r>
+        <w:rPr>
+          <w:rFonts w:ascii="Times New Roman" w:hAnsi="Times New Roman" w:eastAsia="Times New Roman"/>
+          <w:b w:val="0"/>
+          <w:i w:val="0"/>
+          <w:sz w:val="24"/>
+        </w:rPr>
         <w:t>мощность (1 − β);</w:t>
       </w:r>
     </w:p>
@@ -486,6 +788,12 @@
         <w:pStyle w:val="ListBullet"/>
       </w:pPr>
       <w:r>
+        <w:rPr>
+          <w:rFonts w:ascii="Times New Roman" w:hAnsi="Times New Roman" w:eastAsia="Times New Roman"/>
+          <w:b w:val="0"/>
+          <w:i w:val="0"/>
+          <w:sz w:val="24"/>
+        </w:rPr>
         <w:t>соотношение рандомизации;</w:t>
       </w:r>
     </w:p>
@@ -494,71 +802,134 @@
         <w:pStyle w:val="ListBullet"/>
       </w:pPr>
       <w:r>
+        <w:rPr>
+          <w:rFonts w:ascii="Times New Roman" w:hAnsi="Times New Roman" w:eastAsia="Times New Roman"/>
+          <w:b w:val="0"/>
+          <w:i w:val="0"/>
+          <w:sz w:val="24"/>
+        </w:rPr>
         <w:t>запас на выбывание пациентов.</w:t>
       </w:r>
     </w:p>
     <w:p>
       <w:r>
         <w:rPr>
+          <w:rFonts w:ascii="Times New Roman" w:hAnsi="Times New Roman" w:eastAsia="Times New Roman"/>
           <w:b/>
+          <w:i w:val="0"/>
+          <w:sz w:val="24"/>
         </w:rPr>
         <w:t>Результат:</w:t>
       </w:r>
       <w:r>
+        <w:rPr>
+          <w:rFonts w:ascii="Times New Roman" w:hAnsi="Times New Roman" w:eastAsia="Times New Roman"/>
+          <w:b w:val="0"/>
+          <w:i w:val="0"/>
+          <w:sz w:val="24"/>
+        </w:rPr>
         <w:t xml:space="preserve"> размер выборки по группам (контроль / лечение), общий N, N с учётом выбывания. </w:t>
       </w:r>
       <w:r>
         <w:rPr>
+          <w:rFonts w:ascii="Times New Roman" w:hAnsi="Times New Roman" w:eastAsia="Times New Roman"/>
           <w:b/>
+          <w:i w:val="0"/>
+          <w:sz w:val="24"/>
         </w:rPr>
         <w:t>Экспорт PDF</w:t>
       </w:r>
       <w:r>
+        <w:rPr>
+          <w:rFonts w:ascii="Times New Roman" w:hAnsi="Times New Roman" w:eastAsia="Times New Roman"/>
+          <w:b w:val="0"/>
+          <w:i w:val="0"/>
+          <w:sz w:val="24"/>
+        </w:rPr>
         <w:t xml:space="preserve"> с указанием ФИО исполнителя.</w:t>
       </w:r>
     </w:p>
     <w:p>
       <w:r>
         <w:rPr>
+          <w:rFonts w:ascii="Times New Roman" w:hAnsi="Times New Roman" w:eastAsia="Times New Roman"/>
           <w:b/>
+          <w:i w:val="0"/>
+          <w:sz w:val="24"/>
         </w:rPr>
         <w:t>Ограничение:</w:t>
       </w:r>
       <w:r>
+        <w:rPr>
+          <w:rFonts w:ascii="Times New Roman" w:hAnsi="Times New Roman" w:eastAsia="Times New Roman"/>
+          <w:b w:val="0"/>
+          <w:i w:val="0"/>
+          <w:sz w:val="24"/>
+        </w:rPr>
         <w:t xml:space="preserve"> ориентировочный расчёт; финальный размер выборки утверждается биостатистиком протокола (ICH E9, CONSORT).</w:t>
       </w:r>
     </w:p>
     <w:p>
       <w:r>
         <w:rPr>
+          <w:rFonts w:ascii="Times New Roman" w:hAnsi="Times New Roman" w:eastAsia="Times New Roman"/>
           <w:b/>
+          <w:i w:val="0"/>
+          <w:sz w:val="24"/>
         </w:rPr>
         <w:t>Файлы:</w:t>
       </w:r>
       <w:r>
+        <w:rPr>
+          <w:rFonts w:ascii="Times New Roman" w:hAnsi="Times New Roman" w:eastAsia="Times New Roman"/>
+          <w:b w:val="0"/>
+          <w:i w:val="0"/>
+          <w:sz w:val="24"/>
+        </w:rPr>
         <w:t xml:space="preserve"> </w:t>
       </w:r>
       <w:r>
         <w:rPr>
-          <w:rFonts w:ascii="Courier New" w:hAnsi="Courier New"/>
+          <w:rFonts w:ascii="Courier New" w:hAnsi="Courier New" w:eastAsia="Times New Roman"/>
+          <w:b w:val="0"/>
+          <w:i w:val="0"/>
+          <w:sz w:val="24"/>
         </w:rPr>
         <w:t>trial_calculator_app.py</w:t>
       </w:r>
       <w:r>
+        <w:rPr>
+          <w:rFonts w:ascii="Times New Roman" w:hAnsi="Times New Roman" w:eastAsia="Times New Roman"/>
+          <w:b w:val="0"/>
+          <w:i w:val="0"/>
+          <w:sz w:val="24"/>
+        </w:rPr>
         <w:t xml:space="preserve">, </w:t>
       </w:r>
       <w:r>
         <w:rPr>
-          <w:rFonts w:ascii="Courier New" w:hAnsi="Courier New"/>
+          <w:rFonts w:ascii="Courier New" w:hAnsi="Courier New" w:eastAsia="Times New Roman"/>
+          <w:b w:val="0"/>
+          <w:i w:val="0"/>
+          <w:sz w:val="24"/>
         </w:rPr>
         <w:t>clinical/sample_size.py</w:t>
       </w:r>
       <w:r>
+        <w:rPr>
+          <w:rFonts w:ascii="Times New Roman" w:hAnsi="Times New Roman" w:eastAsia="Times New Roman"/>
+          <w:b w:val="0"/>
+          <w:i w:val="0"/>
+          <w:sz w:val="24"/>
+        </w:rPr>
         <w:t xml:space="preserve">, </w:t>
       </w:r>
       <w:r>
         <w:rPr>
-          <w:rFonts w:ascii="Courier New" w:hAnsi="Courier New"/>
+          <w:rFonts w:ascii="Courier New" w:hAnsi="Courier New" w:eastAsia="Times New Roman"/>
+          <w:b w:val="0"/>
+          <w:i w:val="0"/>
+          <w:sz w:val="24"/>
         </w:rPr>
         <w:t>deploy/TRIAL_CALCULATOR.md</w:t>
       </w:r>
@@ -574,33 +945,60 @@
     <w:p>
       <w:r>
         <w:rPr>
+          <w:rFonts w:ascii="Times New Roman" w:hAnsi="Times New Roman" w:eastAsia="Times New Roman"/>
           <w:b/>
+          <w:i w:val="0"/>
+          <w:sz w:val="24"/>
         </w:rPr>
         <w:t>URL:</w:t>
       </w:r>
       <w:r>
+        <w:rPr>
+          <w:rFonts w:ascii="Times New Roman" w:hAnsi="Times New Roman" w:eastAsia="Times New Roman"/>
+          <w:b w:val="0"/>
+          <w:i w:val="0"/>
+          <w:sz w:val="24"/>
+        </w:rPr>
         <w:t xml:space="preserve"> http://ikorsakov.tech:9999/</w:t>
       </w:r>
     </w:p>
     <w:p>
       <w:r>
         <w:rPr>
+          <w:rFonts w:ascii="Times New Roman" w:hAnsi="Times New Roman" w:eastAsia="Times New Roman"/>
           <w:b/>
+          <w:i w:val="0"/>
+          <w:sz w:val="24"/>
         </w:rPr>
         <w:t>Стек:</w:t>
       </w:r>
       <w:r>
+        <w:rPr>
+          <w:rFonts w:ascii="Times New Roman" w:hAnsi="Times New Roman" w:eastAsia="Times New Roman"/>
+          <w:b w:val="0"/>
+          <w:i w:val="0"/>
+          <w:sz w:val="24"/>
+        </w:rPr>
         <w:t xml:space="preserve"> Python, Streamlit</w:t>
       </w:r>
     </w:p>
     <w:p>
       <w:r>
         <w:rPr>
+          <w:rFonts w:ascii="Times New Roman" w:hAnsi="Times New Roman" w:eastAsia="Times New Roman"/>
           <w:b/>
+          <w:i w:val="0"/>
+          <w:sz w:val="24"/>
         </w:rPr>
         <w:t>Назначение:</w:t>
       </w:r>
       <w:r>
+        <w:rPr>
+          <w:rFonts w:ascii="Times New Roman" w:hAnsi="Times New Roman" w:eastAsia="Times New Roman"/>
+          <w:b w:val="0"/>
+          <w:i w:val="0"/>
+          <w:sz w:val="24"/>
+        </w:rPr>
         <w:t xml:space="preserve"> вспомогательная оценка и прогнозирование ФВ ЛЖ по данным ЭхоКГ и клиническим факторам.</w:t>
       </w:r>
     </w:p>
@@ -629,9 +1027,13 @@
             <w:tcW w:type="dxa" w:w="3230"/>
           </w:tcPr>
           <w:p>
+            <w:r/>
             <w:r>
               <w:rPr>
+                <w:rFonts w:ascii="Times New Roman" w:hAnsi="Times New Roman" w:eastAsia="Times New Roman"/>
                 <w:b/>
+                <w:i w:val="0"/>
+                <w:sz w:val="24"/>
               </w:rPr>
               <w:t>Метод</w:t>
             </w:r>
@@ -642,9 +1044,13 @@
             <w:tcW w:type="dxa" w:w="3230"/>
           </w:tcPr>
           <w:p>
+            <w:r/>
             <w:r>
               <w:rPr>
+                <w:rFonts w:ascii="Times New Roman" w:hAnsi="Times New Roman" w:eastAsia="Times New Roman"/>
                 <w:b/>
+                <w:i w:val="0"/>
+                <w:sz w:val="24"/>
               </w:rPr>
               <w:t>Входные данные</w:t>
             </w:r>
@@ -655,9 +1061,13 @@
             <w:tcW w:type="dxa" w:w="3230"/>
           </w:tcPr>
           <w:p>
+            <w:r/>
             <w:r>
               <w:rPr>
+                <w:rFonts w:ascii="Times New Roman" w:hAnsi="Times New Roman" w:eastAsia="Times New Roman"/>
                 <w:b/>
+                <w:i w:val="0"/>
+                <w:sz w:val="24"/>
               </w:rPr>
               <w:t>Применение</w:t>
             </w:r>
@@ -670,7 +1080,14 @@
             <w:tcW w:type="dxa" w:w="3230"/>
           </w:tcPr>
           <w:p>
+            <w:r/>
             <w:r>
+              <w:rPr>
+                <w:rFonts w:ascii="Times New Roman" w:hAnsi="Times New Roman" w:eastAsia="Times New Roman"/>
+                <w:b w:val="0"/>
+                <w:i w:val="0"/>
+                <w:sz w:val="24"/>
+              </w:rPr>
               <w:t>Симпсон</w:t>
             </w:r>
           </w:p>
@@ -680,7 +1097,14 @@
             <w:tcW w:type="dxa" w:w="3230"/>
           </w:tcPr>
           <w:p>
+            <w:r/>
             <w:r>
+              <w:rPr>
+                <w:rFonts w:ascii="Times New Roman" w:hAnsi="Times New Roman" w:eastAsia="Times New Roman"/>
+                <w:b w:val="0"/>
+                <w:i w:val="0"/>
+                <w:sz w:val="24"/>
+              </w:rPr>
               <w:t>КДО и КСО (мл)</w:t>
             </w:r>
           </w:p>
@@ -690,7 +1114,14 @@
             <w:tcW w:type="dxa" w:w="3230"/>
           </w:tcPr>
           <w:p>
+            <w:r/>
             <w:r>
+              <w:rPr>
+                <w:rFonts w:ascii="Times New Roman" w:hAnsi="Times New Roman" w:eastAsia="Times New Roman"/>
+                <w:b w:val="0"/>
+                <w:i w:val="0"/>
+                <w:sz w:val="24"/>
+              </w:rPr>
               <w:t>Предпочтительный объёмный метод</w:t>
             </w:r>
           </w:p>
@@ -702,7 +1133,14 @@
             <w:tcW w:type="dxa" w:w="3230"/>
           </w:tcPr>
           <w:p>
+            <w:r/>
             <w:r>
+              <w:rPr>
+                <w:rFonts w:ascii="Times New Roman" w:hAnsi="Times New Roman" w:eastAsia="Times New Roman"/>
+                <w:b w:val="0"/>
+                <w:i w:val="0"/>
+                <w:sz w:val="24"/>
+              </w:rPr>
               <w:t>Teichholz</w:t>
             </w:r>
           </w:p>
@@ -712,7 +1150,14 @@
             <w:tcW w:type="dxa" w:w="3230"/>
           </w:tcPr>
           <w:p>
+            <w:r/>
             <w:r>
+              <w:rPr>
+                <w:rFonts w:ascii="Times New Roman" w:hAnsi="Times New Roman" w:eastAsia="Times New Roman"/>
+                <w:b w:val="0"/>
+                <w:i w:val="0"/>
+                <w:sz w:val="24"/>
+              </w:rPr>
               <w:t>LVIDd, LVIDs (мм)</w:t>
             </w:r>
           </w:p>
@@ -722,7 +1167,14 @@
             <w:tcW w:type="dxa" w:w="3230"/>
           </w:tcPr>
           <w:p>
+            <w:r/>
             <w:r>
+              <w:rPr>
+                <w:rFonts w:ascii="Times New Roman" w:hAnsi="Times New Roman" w:eastAsia="Times New Roman"/>
+                <w:b w:val="0"/>
+                <w:i w:val="0"/>
+                <w:sz w:val="24"/>
+              </w:rPr>
               <w:t>Оценка по линейным размерам</w:t>
             </w:r>
           </w:p>
@@ -734,7 +1186,14 @@
             <w:tcW w:type="dxa" w:w="3230"/>
           </w:tcPr>
           <w:p>
+            <w:r/>
             <w:r>
+              <w:rPr>
+                <w:rFonts w:ascii="Times New Roman" w:hAnsi="Times New Roman" w:eastAsia="Times New Roman"/>
+                <w:b w:val="0"/>
+                <w:i w:val="0"/>
+                <w:sz w:val="24"/>
+              </w:rPr>
               <w:t>Фракция укорочения (FS)</w:t>
             </w:r>
           </w:p>
@@ -744,7 +1203,14 @@
             <w:tcW w:type="dxa" w:w="3230"/>
           </w:tcPr>
           <w:p>
+            <w:r/>
             <w:r>
+              <w:rPr>
+                <w:rFonts w:ascii="Times New Roman" w:hAnsi="Times New Roman" w:eastAsia="Times New Roman"/>
+                <w:b w:val="0"/>
+                <w:i w:val="0"/>
+                <w:sz w:val="24"/>
+              </w:rPr>
               <w:t>LVIDd, LVIDs</w:t>
             </w:r>
           </w:p>
@@ -754,7 +1220,14 @@
             <w:tcW w:type="dxa" w:w="3230"/>
           </w:tcPr>
           <w:p>
+            <w:r/>
             <w:r>
+              <w:rPr>
+                <w:rFonts w:ascii="Times New Roman" w:hAnsi="Times New Roman" w:eastAsia="Times New Roman"/>
+                <w:b w:val="0"/>
+                <w:i w:val="0"/>
+                <w:sz w:val="24"/>
+              </w:rPr>
               <w:t>Быстрая оценка у постели больного</w:t>
             </w:r>
           </w:p>
@@ -766,7 +1239,14 @@
             <w:tcW w:type="dxa" w:w="3230"/>
           </w:tcPr>
           <w:p>
+            <w:r/>
             <w:r>
+              <w:rPr>
+                <w:rFonts w:ascii="Times New Roman" w:hAnsi="Times New Roman" w:eastAsia="Times New Roman"/>
+                <w:b w:val="0"/>
+                <w:i w:val="0"/>
+                <w:sz w:val="24"/>
+              </w:rPr>
               <w:t>Сравнение методов</w:t>
             </w:r>
           </w:p>
@@ -776,7 +1256,14 @@
             <w:tcW w:type="dxa" w:w="3230"/>
           </w:tcPr>
           <w:p>
+            <w:r/>
             <w:r>
+              <w:rPr>
+                <w:rFonts w:ascii="Times New Roman" w:hAnsi="Times New Roman" w:eastAsia="Times New Roman"/>
+                <w:b w:val="0"/>
+                <w:i w:val="0"/>
+                <w:sz w:val="24"/>
+              </w:rPr>
               <w:t>КДО/КСО + LVIDd/LVIDs</w:t>
             </w:r>
           </w:p>
@@ -786,7 +1273,14 @@
             <w:tcW w:type="dxa" w:w="3230"/>
           </w:tcPr>
           <w:p>
+            <w:r/>
             <w:r>
+              <w:rPr>
+                <w:rFonts w:ascii="Times New Roman" w:hAnsi="Times New Roman" w:eastAsia="Times New Roman"/>
+                <w:b w:val="0"/>
+                <w:i w:val="0"/>
+                <w:sz w:val="24"/>
+              </w:rPr>
               <w:t>Контроль согласованности Симпсон vs Teichholz</w:t>
             </w:r>
           </w:p>
@@ -797,7 +1291,10 @@
     <w:p>
       <w:r>
         <w:rPr>
+          <w:rFonts w:ascii="Times New Roman" w:hAnsi="Times New Roman" w:eastAsia="Times New Roman"/>
           <w:b/>
+          <w:i w:val="0"/>
+          <w:sz w:val="24"/>
         </w:rPr>
         <w:t>Формулы:</w:t>
       </w:r>
@@ -807,6 +1304,12 @@
         <w:pStyle w:val="ListBullet"/>
       </w:pPr>
       <w:r>
+        <w:rPr>
+          <w:rFonts w:ascii="Times New Roman" w:hAnsi="Times New Roman" w:eastAsia="Times New Roman"/>
+          <w:b w:val="0"/>
+          <w:i w:val="0"/>
+          <w:sz w:val="24"/>
+        </w:rPr>
         <w:t>ФВ ЛЖ (%) = (КДО − КСО) / КДО × 100</w:t>
       </w:r>
     </w:p>
@@ -815,6 +1318,12 @@
         <w:pStyle w:val="ListBullet"/>
       </w:pPr>
       <w:r>
+        <w:rPr>
+          <w:rFonts w:ascii="Times New Roman" w:hAnsi="Times New Roman" w:eastAsia="Times New Roman"/>
+          <w:b w:val="0"/>
+          <w:i w:val="0"/>
+          <w:sz w:val="24"/>
+        </w:rPr>
         <w:t>Teichholz: V = [7 / (2.4 + D)] × D³ (D в см)</w:t>
       </w:r>
     </w:p>
@@ -823,6 +1332,12 @@
         <w:pStyle w:val="ListBullet"/>
       </w:pPr>
       <w:r>
+        <w:rPr>
+          <w:rFonts w:ascii="Times New Roman" w:hAnsi="Times New Roman" w:eastAsia="Times New Roman"/>
+          <w:b w:val="0"/>
+          <w:i w:val="0"/>
+          <w:sz w:val="24"/>
+        </w:rPr>
         <w:t>FS (%) = (LVIDd − LVIDs) / LVIDd × 100</w:t>
       </w:r>
     </w:p>
@@ -836,15 +1351,30 @@
     </w:p>
     <w:p>
       <w:r>
+        <w:rPr>
+          <w:rFonts w:ascii="Times New Roman" w:hAnsi="Times New Roman" w:eastAsia="Times New Roman"/>
+          <w:b w:val="0"/>
+          <w:i w:val="0"/>
+          <w:sz w:val="24"/>
+        </w:rPr>
         <w:t xml:space="preserve">До выполнения ЭхоКГ рассчитывается </w:t>
       </w:r>
       <w:r>
         <w:rPr>
+          <w:rFonts w:ascii="Times New Roman" w:hAnsi="Times New Roman" w:eastAsia="Times New Roman"/>
           <w:b/>
+          <w:i w:val="0"/>
+          <w:sz w:val="24"/>
         </w:rPr>
         <w:t>вероятность сниженной ФВ (&lt;50%)</w:t>
       </w:r>
       <w:r>
+        <w:rPr>
+          <w:rFonts w:ascii="Times New Roman" w:hAnsi="Times New Roman" w:eastAsia="Times New Roman"/>
+          <w:b w:val="0"/>
+          <w:i w:val="0"/>
+          <w:sz w:val="24"/>
+        </w:rPr>
         <w:t xml:space="preserve"> по факторам:</w:t>
       </w:r>
     </w:p>
@@ -853,6 +1383,12 @@
         <w:pStyle w:val="ListBullet"/>
       </w:pPr>
       <w:r>
+        <w:rPr>
+          <w:rFonts w:ascii="Times New Roman" w:hAnsi="Times New Roman" w:eastAsia="Times New Roman"/>
+          <w:b w:val="0"/>
+          <w:i w:val="0"/>
+          <w:sz w:val="24"/>
+        </w:rPr>
         <w:t>возраст, пол;</w:t>
       </w:r>
     </w:p>
@@ -861,6 +1397,12 @@
         <w:pStyle w:val="ListBullet"/>
       </w:pPr>
       <w:r>
+        <w:rPr>
+          <w:rFonts w:ascii="Times New Roman" w:hAnsi="Times New Roman" w:eastAsia="Times New Roman"/>
+          <w:b w:val="0"/>
+          <w:i w:val="0"/>
+          <w:sz w:val="24"/>
+        </w:rPr>
         <w:t>перенесённый ИМ;</w:t>
       </w:r>
     </w:p>
@@ -869,6 +1411,12 @@
         <w:pStyle w:val="ListBullet"/>
       </w:pPr>
       <w:r>
+        <w:rPr>
+          <w:rFonts w:ascii="Times New Roman" w:hAnsi="Times New Roman" w:eastAsia="Times New Roman"/>
+          <w:b w:val="0"/>
+          <w:i w:val="0"/>
+          <w:sz w:val="24"/>
+        </w:rPr>
         <w:t>сахарный диабет, АГ;</w:t>
       </w:r>
     </w:p>
@@ -877,6 +1425,12 @@
         <w:pStyle w:val="ListBullet"/>
       </w:pPr>
       <w:r>
+        <w:rPr>
+          <w:rFonts w:ascii="Times New Roman" w:hAnsi="Times New Roman" w:eastAsia="Times New Roman"/>
+          <w:b w:val="0"/>
+          <w:i w:val="0"/>
+          <w:sz w:val="24"/>
+        </w:rPr>
         <w:t>фибрилляция предсердий;</w:t>
       </w:r>
     </w:p>
@@ -885,6 +1439,12 @@
         <w:pStyle w:val="ListBullet"/>
       </w:pPr>
       <w:r>
+        <w:rPr>
+          <w:rFonts w:ascii="Times New Roman" w:hAnsi="Times New Roman" w:eastAsia="Times New Roman"/>
+          <w:b w:val="0"/>
+          <w:i w:val="0"/>
+          <w:sz w:val="24"/>
+        </w:rPr>
         <w:t>одышка, отёки;</w:t>
       </w:r>
     </w:p>
@@ -893,6 +1453,12 @@
         <w:pStyle w:val="ListBullet"/>
       </w:pPr>
       <w:r>
+        <w:rPr>
+          <w:rFonts w:ascii="Times New Roman" w:hAnsi="Times New Roman" w:eastAsia="Times New Roman"/>
+          <w:b w:val="0"/>
+          <w:i w:val="0"/>
+          <w:sz w:val="24"/>
+        </w:rPr>
         <w:t>длительность QRS;</w:t>
       </w:r>
     </w:p>
@@ -901,17 +1467,32 @@
         <w:pStyle w:val="ListBullet"/>
       </w:pPr>
       <w:r>
+        <w:rPr>
+          <w:rFonts w:ascii="Times New Roman" w:hAnsi="Times New Roman" w:eastAsia="Times New Roman"/>
+          <w:b w:val="0"/>
+          <w:i w:val="0"/>
+          <w:sz w:val="24"/>
+        </w:rPr>
         <w:t>NT-proBNP (при наличии).</w:t>
       </w:r>
     </w:p>
     <w:p>
       <w:r>
         <w:rPr>
+          <w:rFonts w:ascii="Times New Roman" w:hAnsi="Times New Roman" w:eastAsia="Times New Roman"/>
           <w:b/>
+          <w:i w:val="0"/>
+          <w:sz w:val="24"/>
         </w:rPr>
         <w:t>Экспорт PDF</w:t>
       </w:r>
       <w:r>
+        <w:rPr>
+          <w:rFonts w:ascii="Times New Roman" w:hAnsi="Times New Roman" w:eastAsia="Times New Roman"/>
+          <w:b w:val="0"/>
+          <w:i w:val="0"/>
+          <w:sz w:val="24"/>
+        </w:rPr>
         <w:t xml:space="preserve"> доступен для всех методов расчёта.</w:t>
       </w:r>
     </w:p>
@@ -939,9 +1520,13 @@
             <w:tcW w:type="dxa" w:w="4844"/>
           </w:tcPr>
           <w:p>
+            <w:r/>
             <w:r>
               <w:rPr>
+                <w:rFonts w:ascii="Times New Roman" w:hAnsi="Times New Roman" w:eastAsia="Times New Roman"/>
                 <w:b/>
+                <w:i w:val="0"/>
+                <w:sz w:val="24"/>
               </w:rPr>
               <w:t>ФВ ЛЖ</w:t>
             </w:r>
@@ -952,9 +1537,13 @@
             <w:tcW w:type="dxa" w:w="4844"/>
           </w:tcPr>
           <w:p>
+            <w:r/>
             <w:r>
               <w:rPr>
+                <w:rFonts w:ascii="Times New Roman" w:hAnsi="Times New Roman" w:eastAsia="Times New Roman"/>
                 <w:b/>
+                <w:i w:val="0"/>
+                <w:sz w:val="24"/>
               </w:rPr>
               <w:t>Категория</w:t>
             </w:r>
@@ -967,7 +1556,14 @@
             <w:tcW w:type="dxa" w:w="4844"/>
           </w:tcPr>
           <w:p>
+            <w:r/>
             <w:r>
+              <w:rPr>
+                <w:rFonts w:ascii="Times New Roman" w:hAnsi="Times New Roman" w:eastAsia="Times New Roman"/>
+                <w:b w:val="0"/>
+                <w:i w:val="0"/>
+                <w:sz w:val="24"/>
+              </w:rPr>
               <w:t>≥55%</w:t>
             </w:r>
           </w:p>
@@ -977,7 +1573,14 @@
             <w:tcW w:type="dxa" w:w="4844"/>
           </w:tcPr>
           <w:p>
+            <w:r/>
             <w:r>
+              <w:rPr>
+                <w:rFonts w:ascii="Times New Roman" w:hAnsi="Times New Roman" w:eastAsia="Times New Roman"/>
+                <w:b w:val="0"/>
+                <w:i w:val="0"/>
+                <w:sz w:val="24"/>
+              </w:rPr>
               <w:t>Норма</w:t>
             </w:r>
           </w:p>
@@ -989,8 +1592,15 @@
             <w:tcW w:type="dxa" w:w="4844"/>
           </w:tcPr>
           <w:p>
+            <w:r/>
             <w:r>
-              <w:t>41–54%</w:t>
+              <w:rPr>
+                <w:rFonts w:ascii="Times New Roman" w:hAnsi="Times New Roman" w:eastAsia="Times New Roman"/>
+                <w:b w:val="0"/>
+                <w:i w:val="0"/>
+                <w:sz w:val="24"/>
+              </w:rPr>
+              <w:t>41-54%</w:t>
             </w:r>
           </w:p>
         </w:tc>
@@ -999,7 +1609,14 @@
             <w:tcW w:type="dxa" w:w="4844"/>
           </w:tcPr>
           <w:p>
+            <w:r/>
             <w:r>
+              <w:rPr>
+                <w:rFonts w:ascii="Times New Roman" w:hAnsi="Times New Roman" w:eastAsia="Times New Roman"/>
+                <w:b w:val="0"/>
+                <w:i w:val="0"/>
+                <w:sz w:val="24"/>
+              </w:rPr>
               <w:t>Незначительно снижена</w:t>
             </w:r>
           </w:p>
@@ -1011,8 +1628,15 @@
             <w:tcW w:type="dxa" w:w="4844"/>
           </w:tcPr>
           <w:p>
+            <w:r/>
             <w:r>
-              <w:t>30–40%</w:t>
+              <w:rPr>
+                <w:rFonts w:ascii="Times New Roman" w:hAnsi="Times New Roman" w:eastAsia="Times New Roman"/>
+                <w:b w:val="0"/>
+                <w:i w:val="0"/>
+                <w:sz w:val="24"/>
+              </w:rPr>
+              <w:t>30-40%</w:t>
             </w:r>
           </w:p>
         </w:tc>
@@ -1021,7 +1645,14 @@
             <w:tcW w:type="dxa" w:w="4844"/>
           </w:tcPr>
           <w:p>
+            <w:r/>
             <w:r>
+              <w:rPr>
+                <w:rFonts w:ascii="Times New Roman" w:hAnsi="Times New Roman" w:eastAsia="Times New Roman"/>
+                <w:b w:val="0"/>
+                <w:i w:val="0"/>
+                <w:sz w:val="24"/>
+              </w:rPr>
               <w:t>Умеренно снижена</w:t>
             </w:r>
           </w:p>
@@ -1033,7 +1664,14 @@
             <w:tcW w:type="dxa" w:w="4844"/>
           </w:tcPr>
           <w:p>
+            <w:r/>
             <w:r>
+              <w:rPr>
+                <w:rFonts w:ascii="Times New Roman" w:hAnsi="Times New Roman" w:eastAsia="Times New Roman"/>
+                <w:b w:val="0"/>
+                <w:i w:val="0"/>
+                <w:sz w:val="24"/>
+              </w:rPr>
               <w:t>&lt;30%</w:t>
             </w:r>
           </w:p>
@@ -1043,7 +1681,14 @@
             <w:tcW w:type="dxa" w:w="4844"/>
           </w:tcPr>
           <w:p>
+            <w:r/>
             <w:r>
+              <w:rPr>
+                <w:rFonts w:ascii="Times New Roman" w:hAnsi="Times New Roman" w:eastAsia="Times New Roman"/>
+                <w:b w:val="0"/>
+                <w:i w:val="0"/>
+                <w:sz w:val="24"/>
+              </w:rPr>
               <w:t>Выраженно снижена</w:t>
             </w:r>
           </w:p>
@@ -1054,45 +1699,84 @@
     <w:p>
       <w:r>
         <w:rPr>
+          <w:rFonts w:ascii="Times New Roman" w:hAnsi="Times New Roman" w:eastAsia="Times New Roman"/>
           <w:b/>
+          <w:i w:val="0"/>
+          <w:sz w:val="24"/>
         </w:rPr>
         <w:t>Ограничение:</w:t>
       </w:r>
       <w:r>
+        <w:rPr>
+          <w:rFonts w:ascii="Times New Roman" w:hAnsi="Times New Roman" w:eastAsia="Times New Roman"/>
+          <w:b w:val="0"/>
+          <w:i w:val="0"/>
+          <w:sz w:val="24"/>
+        </w:rPr>
         <w:t xml:space="preserve"> сервис не заменяет официальное заключение ЭхоКГ; результаты требуют клинической интерпретации кардиологом.</w:t>
       </w:r>
     </w:p>
     <w:p>
       <w:r>
         <w:rPr>
+          <w:rFonts w:ascii="Times New Roman" w:hAnsi="Times New Roman" w:eastAsia="Times New Roman"/>
           <w:b/>
+          <w:i w:val="0"/>
+          <w:sz w:val="24"/>
         </w:rPr>
         <w:t>Файлы:</w:t>
       </w:r>
       <w:r>
+        <w:rPr>
+          <w:rFonts w:ascii="Times New Roman" w:hAnsi="Times New Roman" w:eastAsia="Times New Roman"/>
+          <w:b w:val="0"/>
+          <w:i w:val="0"/>
+          <w:sz w:val="24"/>
+        </w:rPr>
         <w:t xml:space="preserve"> </w:t>
       </w:r>
       <w:r>
         <w:rPr>
-          <w:rFonts w:ascii="Courier New" w:hAnsi="Courier New"/>
+          <w:rFonts w:ascii="Courier New" w:hAnsi="Courier New" w:eastAsia="Times New Roman"/>
+          <w:b w:val="0"/>
+          <w:i w:val="0"/>
+          <w:sz w:val="24"/>
         </w:rPr>
         <w:t>lvef_app.py</w:t>
       </w:r>
       <w:r>
+        <w:rPr>
+          <w:rFonts w:ascii="Times New Roman" w:hAnsi="Times New Roman" w:eastAsia="Times New Roman"/>
+          <w:b w:val="0"/>
+          <w:i w:val="0"/>
+          <w:sz w:val="24"/>
+        </w:rPr>
         <w:t xml:space="preserve">, </w:t>
       </w:r>
       <w:r>
         <w:rPr>
-          <w:rFonts w:ascii="Courier New" w:hAnsi="Courier New"/>
+          <w:rFonts w:ascii="Courier New" w:hAnsi="Courier New" w:eastAsia="Times New Roman"/>
+          <w:b w:val="0"/>
+          <w:i w:val="0"/>
+          <w:sz w:val="24"/>
         </w:rPr>
         <w:t>clinical/lvef.py</w:t>
       </w:r>
       <w:r>
+        <w:rPr>
+          <w:rFonts w:ascii="Times New Roman" w:hAnsi="Times New Roman" w:eastAsia="Times New Roman"/>
+          <w:b w:val="0"/>
+          <w:i w:val="0"/>
+          <w:sz w:val="24"/>
+        </w:rPr>
         <w:t xml:space="preserve">, </w:t>
       </w:r>
       <w:r>
         <w:rPr>
-          <w:rFonts w:ascii="Courier New" w:hAnsi="Courier New"/>
+          <w:rFonts w:ascii="Courier New" w:hAnsi="Courier New" w:eastAsia="Times New Roman"/>
+          <w:b w:val="0"/>
+          <w:i w:val="0"/>
+          <w:sz w:val="24"/>
         </w:rPr>
         <w:t>deploy/LVEF.md</w:t>
       </w:r>
@@ -1102,39 +1786,66 @@
         <w:pStyle w:val="Heading2"/>
       </w:pPr>
       <w:r>
-        <w:t>5. MD Choice — прогнозирование выбора препарата при СД2</w:t>
+        <w:t>5. MD Choice - прогнозирование выбора препарата при СД2</w:t>
       </w:r>
     </w:p>
     <w:p>
       <w:r>
         <w:rPr>
+          <w:rFonts w:ascii="Times New Roman" w:hAnsi="Times New Roman" w:eastAsia="Times New Roman"/>
           <w:b/>
+          <w:i w:val="0"/>
+          <w:sz w:val="24"/>
         </w:rPr>
         <w:t>URL:</w:t>
       </w:r>
       <w:r>
+        <w:rPr>
+          <w:rFonts w:ascii="Times New Roman" w:hAnsi="Times New Roman" w:eastAsia="Times New Roman"/>
+          <w:b w:val="0"/>
+          <w:i w:val="0"/>
+          <w:sz w:val="24"/>
+        </w:rPr>
         <w:t xml:space="preserve"> http://ikorsakov.tech:7777/</w:t>
       </w:r>
     </w:p>
     <w:p>
       <w:r>
         <w:rPr>
+          <w:rFonts w:ascii="Times New Roman" w:hAnsi="Times New Roman" w:eastAsia="Times New Roman"/>
           <w:b/>
+          <w:i w:val="0"/>
+          <w:sz w:val="24"/>
         </w:rPr>
         <w:t>Стек:</w:t>
       </w:r>
       <w:r>
+        <w:rPr>
+          <w:rFonts w:ascii="Times New Roman" w:hAnsi="Times New Roman" w:eastAsia="Times New Roman"/>
+          <w:b w:val="0"/>
+          <w:i w:val="0"/>
+          <w:sz w:val="24"/>
+        </w:rPr>
         <w:t xml:space="preserve"> Python, Streamlit, scikit-learn (Random Forest)</w:t>
       </w:r>
     </w:p>
     <w:p>
       <w:r>
         <w:rPr>
+          <w:rFonts w:ascii="Times New Roman" w:hAnsi="Times New Roman" w:eastAsia="Times New Roman"/>
           <w:b/>
+          <w:i w:val="0"/>
+          <w:sz w:val="24"/>
         </w:rPr>
         <w:t>Назначение:</w:t>
       </w:r>
       <w:r>
+        <w:rPr>
+          <w:rFonts w:ascii="Times New Roman" w:hAnsi="Times New Roman" w:eastAsia="Times New Roman"/>
+          <w:b w:val="0"/>
+          <w:i w:val="0"/>
+          <w:sz w:val="24"/>
+        </w:rPr>
         <w:t xml:space="preserve"> система поддержки принятия врачебных решений (СППВР) для выбора класса сахароснижающего препарата при сахарном диабете 2 типа на основе машинного обучения.</w:t>
       </w:r>
     </w:p>
@@ -1151,6 +1862,12 @@
         <w:pStyle w:val="ListBullet"/>
       </w:pPr>
       <w:r>
+        <w:rPr>
+          <w:rFonts w:ascii="Times New Roman" w:hAnsi="Times New Roman" w:eastAsia="Times New Roman"/>
+          <w:b w:val="0"/>
+          <w:i w:val="0"/>
+          <w:sz w:val="24"/>
+        </w:rPr>
         <w:t>возраст, ИМТ, HbA1c, рСКФ, длительность СД;</w:t>
       </w:r>
     </w:p>
@@ -1159,6 +1876,12 @@
         <w:pStyle w:val="ListBullet"/>
       </w:pPr>
       <w:r>
+        <w:rPr>
+          <w:rFonts w:ascii="Times New Roman" w:hAnsi="Times New Roman" w:eastAsia="Times New Roman"/>
+          <w:b w:val="0"/>
+          <w:i w:val="0"/>
+          <w:sz w:val="24"/>
+        </w:rPr>
         <w:t>сердечно-сосудистые заболевания, сердечная недостаточность;</w:t>
       </w:r>
     </w:p>
@@ -1167,6 +1890,12 @@
         <w:pStyle w:val="ListBullet"/>
       </w:pPr>
       <w:r>
+        <w:rPr>
+          <w:rFonts w:ascii="Times New Roman" w:hAnsi="Times New Roman" w:eastAsia="Times New Roman"/>
+          <w:b w:val="0"/>
+          <w:i w:val="0"/>
+          <w:sz w:val="24"/>
+        </w:rPr>
         <w:t>риск гипогликемии, цель снижения веса;</w:t>
       </w:r>
     </w:p>
@@ -1175,6 +1904,12 @@
         <w:pStyle w:val="ListBullet"/>
       </w:pPr>
       <w:r>
+        <w:rPr>
+          <w:rFonts w:ascii="Times New Roman" w:hAnsi="Times New Roman" w:eastAsia="Times New Roman"/>
+          <w:b w:val="0"/>
+          <w:i w:val="0"/>
+          <w:sz w:val="24"/>
+        </w:rPr>
         <w:t>текущая терапия (метформин, инсулин).</w:t>
       </w:r>
     </w:p>
@@ -1188,6 +1923,12 @@
     </w:p>
     <w:p>
       <w:r>
+        <w:rPr>
+          <w:rFonts w:ascii="Times New Roman" w:hAnsi="Times New Roman" w:eastAsia="Times New Roman"/>
+          <w:b w:val="0"/>
+          <w:i w:val="0"/>
+          <w:sz w:val="24"/>
+        </w:rPr>
         <w:t>Ранжирование классов препаратов с вероятностями:</w:t>
       </w:r>
     </w:p>
@@ -1196,6 +1937,12 @@
         <w:pStyle w:val="ListBullet"/>
       </w:pPr>
       <w:r>
+        <w:rPr>
+          <w:rFonts w:ascii="Times New Roman" w:hAnsi="Times New Roman" w:eastAsia="Times New Roman"/>
+          <w:b w:val="0"/>
+          <w:i w:val="0"/>
+          <w:sz w:val="24"/>
+        </w:rPr>
         <w:t>метформин;</w:t>
       </w:r>
     </w:p>
@@ -1204,6 +1951,12 @@
         <w:pStyle w:val="ListBullet"/>
       </w:pPr>
       <w:r>
+        <w:rPr>
+          <w:rFonts w:ascii="Times New Roman" w:hAnsi="Times New Roman" w:eastAsia="Times New Roman"/>
+          <w:b w:val="0"/>
+          <w:i w:val="0"/>
+          <w:sz w:val="24"/>
+        </w:rPr>
         <w:t>иНГЛТ-2 (SGLT2);</w:t>
       </w:r>
     </w:p>
@@ -1212,6 +1965,12 @@
         <w:pStyle w:val="ListBullet"/>
       </w:pPr>
       <w:r>
+        <w:rPr>
+          <w:rFonts w:ascii="Times New Roman" w:hAnsi="Times New Roman" w:eastAsia="Times New Roman"/>
+          <w:b w:val="0"/>
+          <w:i w:val="0"/>
+          <w:sz w:val="24"/>
+        </w:rPr>
         <w:t>аГПП-1 (GLP-1);</w:t>
       </w:r>
     </w:p>
@@ -1220,6 +1979,12 @@
         <w:pStyle w:val="ListBullet"/>
       </w:pPr>
       <w:r>
+        <w:rPr>
+          <w:rFonts w:ascii="Times New Roman" w:hAnsi="Times New Roman" w:eastAsia="Times New Roman"/>
+          <w:b w:val="0"/>
+          <w:i w:val="0"/>
+          <w:sz w:val="24"/>
+        </w:rPr>
         <w:t>иППП-4 (DPP-4);</w:t>
       </w:r>
     </w:p>
@@ -1228,6 +1993,12 @@
         <w:pStyle w:val="ListBullet"/>
       </w:pPr>
       <w:r>
+        <w:rPr>
+          <w:rFonts w:ascii="Times New Roman" w:hAnsi="Times New Roman" w:eastAsia="Times New Roman"/>
+          <w:b w:val="0"/>
+          <w:i w:val="0"/>
+          <w:sz w:val="24"/>
+        </w:rPr>
         <w:t>сульфонилмочевины;</w:t>
       </w:r>
     </w:p>
@@ -1236,29 +2007,59 @@
         <w:pStyle w:val="ListBullet"/>
       </w:pPr>
       <w:r>
+        <w:rPr>
+          <w:rFonts w:ascii="Times New Roman" w:hAnsi="Times New Roman" w:eastAsia="Times New Roman"/>
+          <w:b w:val="0"/>
+          <w:i w:val="0"/>
+          <w:sz w:val="24"/>
+        </w:rPr>
         <w:t>инсулин.</w:t>
       </w:r>
     </w:p>
     <w:p>
       <w:r>
-        <w:t xml:space="preserve">Для каждого варианта — </w:t>
+        <w:rPr>
+          <w:rFonts w:ascii="Times New Roman" w:hAnsi="Times New Roman" w:eastAsia="Times New Roman"/>
+          <w:b w:val="0"/>
+          <w:i w:val="0"/>
+          <w:sz w:val="24"/>
+        </w:rPr>
+        <w:t xml:space="preserve">Для каждого варианта - </w:t>
       </w:r>
       <w:r>
         <w:rPr>
+          <w:rFonts w:ascii="Times New Roman" w:hAnsi="Times New Roman" w:eastAsia="Times New Roman"/>
           <w:b/>
+          <w:i w:val="0"/>
+          <w:sz w:val="24"/>
         </w:rPr>
         <w:t>клиническое обоснование</w:t>
       </w:r>
       <w:r>
+        <w:rPr>
+          <w:rFonts w:ascii="Times New Roman" w:hAnsi="Times New Roman" w:eastAsia="Times New Roman"/>
+          <w:b w:val="0"/>
+          <w:i w:val="0"/>
+          <w:sz w:val="24"/>
+        </w:rPr>
         <w:t xml:space="preserve">, предупреждения (почки, гипогликемия), </w:t>
       </w:r>
       <w:r>
         <w:rPr>
+          <w:rFonts w:ascii="Times New Roman" w:hAnsi="Times New Roman" w:eastAsia="Times New Roman"/>
           <w:b/>
+          <w:i w:val="0"/>
+          <w:sz w:val="24"/>
         </w:rPr>
         <w:t>экспорт PDF</w:t>
       </w:r>
       <w:r>
+        <w:rPr>
+          <w:rFonts w:ascii="Times New Roman" w:hAnsi="Times New Roman" w:eastAsia="Times New Roman"/>
+          <w:b w:val="0"/>
+          <w:i w:val="0"/>
+          <w:sz w:val="24"/>
+        </w:rPr>
         <w:t>.</w:t>
       </w:r>
     </w:p>
@@ -1272,60 +2073,114 @@
     </w:p>
     <w:p>
       <w:r>
+        <w:rPr>
+          <w:rFonts w:ascii="Times New Roman" w:hAnsi="Times New Roman" w:eastAsia="Times New Roman"/>
+          <w:b w:val="0"/>
+          <w:i w:val="0"/>
+          <w:sz w:val="24"/>
+        </w:rPr>
         <w:t xml:space="preserve">Модель </w:t>
       </w:r>
       <w:r>
         <w:rPr>
+          <w:rFonts w:ascii="Times New Roman" w:hAnsi="Times New Roman" w:eastAsia="Times New Roman"/>
           <w:b/>
+          <w:i w:val="0"/>
+          <w:sz w:val="24"/>
         </w:rPr>
         <w:t>Random Forest</w:t>
       </w:r>
       <w:r>
+        <w:rPr>
+          <w:rFonts w:ascii="Times New Roman" w:hAnsi="Times New Roman" w:eastAsia="Times New Roman"/>
+          <w:b w:val="0"/>
+          <w:i w:val="0"/>
+          <w:sz w:val="24"/>
+        </w:rPr>
         <w:t>, обученная на клинически размеченном датасете профилей пациентов с СД2 с учётом современных подходов к персонализации терапии (ССЗ, ХСН, ожирение, функция почек).</w:t>
       </w:r>
     </w:p>
     <w:p>
       <w:r>
         <w:rPr>
+          <w:rFonts w:ascii="Times New Roman" w:hAnsi="Times New Roman" w:eastAsia="Times New Roman"/>
           <w:b/>
+          <w:i w:val="0"/>
+          <w:sz w:val="24"/>
         </w:rPr>
         <w:t>Ограничение:</w:t>
       </w:r>
       <w:r>
+        <w:rPr>
+          <w:rFonts w:ascii="Times New Roman" w:hAnsi="Times New Roman" w:eastAsia="Times New Roman"/>
+          <w:b w:val="0"/>
+          <w:i w:val="0"/>
+          <w:sz w:val="24"/>
+        </w:rPr>
         <w:t xml:space="preserve"> СППВР не заменяет клинические рекомендации и решение лечащего врача.</w:t>
       </w:r>
     </w:p>
     <w:p>
       <w:r>
         <w:rPr>
+          <w:rFonts w:ascii="Times New Roman" w:hAnsi="Times New Roman" w:eastAsia="Times New Roman"/>
           <w:b/>
+          <w:i w:val="0"/>
+          <w:sz w:val="24"/>
         </w:rPr>
         <w:t>Файлы:</w:t>
       </w:r>
       <w:r>
+        <w:rPr>
+          <w:rFonts w:ascii="Times New Roman" w:hAnsi="Times New Roman" w:eastAsia="Times New Roman"/>
+          <w:b w:val="0"/>
+          <w:i w:val="0"/>
+          <w:sz w:val="24"/>
+        </w:rPr>
         <w:t xml:space="preserve"> </w:t>
       </w:r>
       <w:r>
         <w:rPr>
-          <w:rFonts w:ascii="Courier New" w:hAnsi="Courier New"/>
+          <w:rFonts w:ascii="Courier New" w:hAnsi="Courier New" w:eastAsia="Times New Roman"/>
+          <w:b w:val="0"/>
+          <w:i w:val="0"/>
+          <w:sz w:val="24"/>
         </w:rPr>
         <w:t>md_choice_app.py</w:t>
       </w:r>
       <w:r>
+        <w:rPr>
+          <w:rFonts w:ascii="Times New Roman" w:hAnsi="Times New Roman" w:eastAsia="Times New Roman"/>
+          <w:b w:val="0"/>
+          <w:i w:val="0"/>
+          <w:sz w:val="24"/>
+        </w:rPr>
         <w:t xml:space="preserve">, </w:t>
       </w:r>
       <w:r>
         <w:rPr>
-          <w:rFonts w:ascii="Courier New" w:hAnsi="Courier New"/>
+          <w:rFonts w:ascii="Courier New" w:hAnsi="Courier New" w:eastAsia="Times New Roman"/>
+          <w:b w:val="0"/>
+          <w:i w:val="0"/>
+          <w:sz w:val="24"/>
         </w:rPr>
         <w:t>clinical/md_choice.py</w:t>
       </w:r>
       <w:r>
+        <w:rPr>
+          <w:rFonts w:ascii="Times New Roman" w:hAnsi="Times New Roman" w:eastAsia="Times New Roman"/>
+          <w:b w:val="0"/>
+          <w:i w:val="0"/>
+          <w:sz w:val="24"/>
+        </w:rPr>
         <w:t xml:space="preserve">, </w:t>
       </w:r>
       <w:r>
         <w:rPr>
-          <w:rFonts w:ascii="Courier New" w:hAnsi="Courier New"/>
+          <w:rFonts w:ascii="Courier New" w:hAnsi="Courier New" w:eastAsia="Times New Roman"/>
+          <w:b w:val="0"/>
+          <w:i w:val="0"/>
+          <w:sz w:val="24"/>
         </w:rPr>
         <w:t>deploy/MD_CHOICE.md</w:t>
       </w:r>
@@ -1344,11 +2199,20 @@
       </w:pPr>
       <w:r>
         <w:rPr>
+          <w:rFonts w:ascii="Times New Roman" w:hAnsi="Times New Roman" w:eastAsia="Times New Roman"/>
           <w:b/>
+          <w:i w:val="0"/>
+          <w:sz w:val="24"/>
         </w:rPr>
         <w:t>Деплой:</w:t>
       </w:r>
       <w:r>
+        <w:rPr>
+          <w:rFonts w:ascii="Times New Roman" w:hAnsi="Times New Roman" w:eastAsia="Times New Roman"/>
+          <w:b w:val="0"/>
+          <w:i w:val="0"/>
+          <w:sz w:val="24"/>
+        </w:rPr>
         <w:t xml:space="preserve"> VPS, systemd, Nginx, отдельные порты для каждого сервиса</w:t>
       </w:r>
     </w:p>
@@ -1358,12 +2222,21 @@
       </w:pPr>
       <w:r>
         <w:rPr>
+          <w:rFonts w:ascii="Times New Roman" w:hAnsi="Times New Roman" w:eastAsia="Times New Roman"/>
           <w:b/>
+          <w:i w:val="0"/>
+          <w:sz w:val="24"/>
         </w:rPr>
         <w:t>Безопасность:</w:t>
       </w:r>
       <w:r>
-        <w:t xml:space="preserve"> HTTPS для анамнеза; для калькуляторов — внутренний Streamlit + Nginx proxy</w:t>
+        <w:rPr>
+          <w:rFonts w:ascii="Times New Roman" w:hAnsi="Times New Roman" w:eastAsia="Times New Roman"/>
+          <w:b w:val="0"/>
+          <w:i w:val="0"/>
+          <w:sz w:val="24"/>
+        </w:rPr>
+        <w:t xml:space="preserve"> HTTPS для анамнеза; для калькуляторов - внутренний Streamlit + Nginx proxy</w:t>
       </w:r>
     </w:p>
     <w:p>
@@ -1372,11 +2245,20 @@
       </w:pPr>
       <w:r>
         <w:rPr>
+          <w:rFonts w:ascii="Times New Roman" w:hAnsi="Times New Roman" w:eastAsia="Times New Roman"/>
           <w:b/>
+          <w:i w:val="0"/>
+          <w:sz w:val="24"/>
         </w:rPr>
         <w:t>Документация:</w:t>
       </w:r>
       <w:r>
+        <w:rPr>
+          <w:rFonts w:ascii="Times New Roman" w:hAnsi="Times New Roman" w:eastAsia="Times New Roman"/>
+          <w:b w:val="0"/>
+          <w:i w:val="0"/>
+          <w:sz w:val="24"/>
+        </w:rPr>
         <w:t xml:space="preserve"> README, DEPLOY.md, TRIAL_CALCULATOR.md, LVEF.md, MD_CHOICE.md</w:t>
       </w:r>
     </w:p>
@@ -1404,9 +2286,13 @@
             <w:tcW w:type="dxa" w:w="4844"/>
           </w:tcPr>
           <w:p>
+            <w:r/>
             <w:r>
               <w:rPr>
+                <w:rFonts w:ascii="Times New Roman" w:hAnsi="Times New Roman" w:eastAsia="Times New Roman"/>
                 <w:b/>
+                <w:i w:val="0"/>
+                <w:sz w:val="24"/>
               </w:rPr>
               <w:t>Направление</w:t>
             </w:r>
@@ -1417,9 +2303,13 @@
             <w:tcW w:type="dxa" w:w="4844"/>
           </w:tcPr>
           <w:p>
+            <w:r/>
             <w:r>
               <w:rPr>
+                <w:rFonts w:ascii="Times New Roman" w:hAnsi="Times New Roman" w:eastAsia="Times New Roman"/>
                 <w:b/>
+                <w:i w:val="0"/>
+                <w:sz w:val="24"/>
               </w:rPr>
               <w:t>Задача</w:t>
             </w:r>
@@ -1432,7 +2322,14 @@
             <w:tcW w:type="dxa" w:w="4844"/>
           </w:tcPr>
           <w:p>
+            <w:r/>
             <w:r>
+              <w:rPr>
+                <w:rFonts w:ascii="Times New Roman" w:hAnsi="Times New Roman" w:eastAsia="Times New Roman"/>
+                <w:b w:val="0"/>
+                <w:i w:val="0"/>
+                <w:sz w:val="24"/>
+              </w:rPr>
               <w:t>Анамнез</w:t>
             </w:r>
           </w:p>
@@ -1442,7 +2339,14 @@
             <w:tcW w:type="dxa" w:w="4844"/>
           </w:tcPr>
           <w:p>
+            <w:r/>
             <w:r>
+              <w:rPr>
+                <w:rFonts w:ascii="Times New Roman" w:hAnsi="Times New Roman" w:eastAsia="Times New Roman"/>
+                <w:b w:val="0"/>
+                <w:i w:val="0"/>
+                <w:sz w:val="24"/>
+              </w:rPr>
               <w:t>QR-коды, красивые URL, аудит 152-ФЗ</w:t>
             </w:r>
           </w:p>
@@ -1454,7 +2358,14 @@
             <w:tcW w:type="dxa" w:w="4844"/>
           </w:tcPr>
           <w:p>
+            <w:r/>
             <w:r>
+              <w:rPr>
+                <w:rFonts w:ascii="Times New Roman" w:hAnsi="Times New Roman" w:eastAsia="Times New Roman"/>
+                <w:b w:val="0"/>
+                <w:i w:val="0"/>
+                <w:sz w:val="24"/>
+              </w:rPr>
               <w:t>Калькулятор КИ</w:t>
             </w:r>
           </w:p>
@@ -1464,7 +2375,14 @@
             <w:tcW w:type="dxa" w:w="4844"/>
           </w:tcPr>
           <w:p>
+            <w:r/>
             <w:r>
+              <w:rPr>
+                <w:rFonts w:ascii="Times New Roman" w:hAnsi="Times New Roman" w:eastAsia="Times New Roman"/>
+                <w:b w:val="0"/>
+                <w:i w:val="0"/>
+                <w:sz w:val="24"/>
+              </w:rPr>
               <w:t>Paired design, кластерная рандомизация</w:t>
             </w:r>
           </w:p>
@@ -1476,7 +2394,14 @@
             <w:tcW w:type="dxa" w:w="4844"/>
           </w:tcPr>
           <w:p>
+            <w:r/>
             <w:r>
+              <w:rPr>
+                <w:rFonts w:ascii="Times New Roman" w:hAnsi="Times New Roman" w:eastAsia="Times New Roman"/>
+                <w:b w:val="0"/>
+                <w:i w:val="0"/>
+                <w:sz w:val="24"/>
+              </w:rPr>
               <w:t>ФВ ЛЖ</w:t>
             </w:r>
           </w:p>
@@ -1486,7 +2411,14 @@
             <w:tcW w:type="dxa" w:w="4844"/>
           </w:tcPr>
           <w:p>
+            <w:r/>
             <w:r>
+              <w:rPr>
+                <w:rFonts w:ascii="Times New Roman" w:hAnsi="Times New Roman" w:eastAsia="Times New Roman"/>
+                <w:b w:val="0"/>
+                <w:i w:val="0"/>
+                <w:sz w:val="24"/>
+              </w:rPr>
               <w:t>ML-модель по данным ЭхоКГ, архив расчётов</w:t>
             </w:r>
           </w:p>
@@ -1498,7 +2430,14 @@
             <w:tcW w:type="dxa" w:w="4844"/>
           </w:tcPr>
           <w:p>
+            <w:r/>
             <w:r>
+              <w:rPr>
+                <w:rFonts w:ascii="Times New Roman" w:hAnsi="Times New Roman" w:eastAsia="Times New Roman"/>
+                <w:b w:val="0"/>
+                <w:i w:val="0"/>
+                <w:sz w:val="24"/>
+              </w:rPr>
               <w:t>MD Choice</w:t>
             </w:r>
           </w:p>
@@ -1508,7 +2447,14 @@
             <w:tcW w:type="dxa" w:w="4844"/>
           </w:tcPr>
           <w:p>
+            <w:r/>
             <w:r>
+              <w:rPr>
+                <w:rFonts w:ascii="Times New Roman" w:hAnsi="Times New Roman" w:eastAsia="Times New Roman"/>
+                <w:b w:val="0"/>
+                <w:i w:val="0"/>
+                <w:sz w:val="24"/>
+              </w:rPr>
               <w:t>Обучение на реальных клинических данных, интеграция с анамнезом</w:t>
             </w:r>
           </w:p>
@@ -1520,7 +2466,14 @@
             <w:tcW w:type="dxa" w:w="4844"/>
           </w:tcPr>
           <w:p>
+            <w:r/>
             <w:r>
+              <w:rPr>
+                <w:rFonts w:ascii="Times New Roman" w:hAnsi="Times New Roman" w:eastAsia="Times New Roman"/>
+                <w:b w:val="0"/>
+                <w:i w:val="0"/>
+                <w:sz w:val="24"/>
+              </w:rPr>
               <w:t>Общее</w:t>
             </w:r>
           </w:p>
@@ -1530,7 +2483,14 @@
             <w:tcW w:type="dxa" w:w="4844"/>
           </w:tcPr>
           <w:p>
+            <w:r/>
             <w:r>
+              <w:rPr>
+                <w:rFonts w:ascii="Times New Roman" w:hAnsi="Times New Roman" w:eastAsia="Times New Roman"/>
+                <w:b w:val="0"/>
+                <w:i w:val="0"/>
+                <w:sz w:val="24"/>
+              </w:rPr>
               <w:t>Единый портал медицинских инструментов на ikorsakov.tech</w:t>
             </w:r>
           </w:p>
@@ -1552,10 +2512,12 @@
       </w:pPr>
       <w:r>
         <w:rPr>
+          <w:rFonts w:ascii="Times New Roman" w:hAnsi="Times New Roman" w:eastAsia="Times New Roman"/>
+          <w:b w:val="0"/>
           <w:i/>
-          <w:color w:val="333333"/>
+          <w:sz w:val="24"/>
         </w:rPr>
-        <w:t>С начала 2026 года старший научный сотрудник Корсаков И.Н. разработал и развёрнул четыре цифровых медицинских сервиса: MVP предприёмного эндокринологического анамнеза (anamnes.ikorsakov.tech); MD Choice — систему поддержки принятия врачебных решений для прогнозирования выбора препарата при СД2 на основе машинного обучения (ikorsakov.tech:7777); калькулятор расчёта выборки для клинических испытаний (ikorsakov.tech:8080); сервис прогнозирования фракции выброса левого желудочка (ikorsakov.tech:9999). Все решения документированы и готовы к пилотному использованию в клинической и исследовательской практике.</w:t>
+        <w:t>С начала 2026 года старший научный сотрудник Корсаков И.Н. разработал и развёрнул четыре цифровых медицинских сервиса: MVP предприёмного эндокринологического анамнеза (anamnes.ikorsakov.tech); MD Choice - систему поддержки принятия врачебных решений для прогнозирования выбора препарата при СД2 на основе машинного обучения (ikorsakov.tech:7777); калькулятор расчёта выборки для клинических испытаний (ikorsakov.tech:8080); сервис прогнозирования фракции выброса левого желудочка (ikorsakov.tech:9999). Все решения документированы и готовы к пилотному использованию в клинической и исследовательской практике.</w:t>
       </w:r>
     </w:p>
     <w:sectPr>

--- a/docs/MEDICAL_REPORT_2026.docx
+++ b/docs/MEDICAL_REPORT_2026.docx
@@ -101,7 +101,15 @@
           <w:i w:val="0"/>
           <w:sz w:val="24"/>
         </w:rPr>
-        <w:t xml:space="preserve"> цифровые медицинские инструменты, эндокринология, кардиология, клинические исследования</w:t>
+        <w:t xml:space="preserve"> цифровизация клинической практики, эндокринология, кардиология, клинические исследования</w:t>
+      </w:r>
+    </w:p>
+    <w:p>
+      <w:pPr>
+        <w:pStyle w:val="Heading2"/>
+      </w:pPr>
+      <w:r>
+        <w:t>1. Введение и актуальность</w:t>
       </w:r>
     </w:p>
     <w:p>
@@ -112,16 +120,16 @@
           <w:i w:val="0"/>
           <w:sz w:val="24"/>
         </w:rPr>
-        <w:t xml:space="preserve">Форматы отчёта: </w:t>
+        <w:t xml:space="preserve">В начале 2026 года была развёрнута программа создания </w:t>
       </w:r>
       <w:r>
         <w:rPr>
-          <w:rFonts w:ascii="Courier New" w:hAnsi="Courier New" w:eastAsia="Times New Roman"/>
-          <w:b w:val="0"/>
+          <w:rFonts w:ascii="Times New Roman" w:hAnsi="Times New Roman" w:eastAsia="Times New Roman"/>
+          <w:b/>
           <w:i w:val="0"/>
           <w:sz w:val="24"/>
         </w:rPr>
-        <w:t>docs/MEDICAL_REPORT_2026.docx</w:t>
+        <w:t>практико-ориентированных цифровых инструментов</w:t>
       </w:r>
       <w:r>
         <w:rPr>
@@ -130,33 +138,7 @@
           <w:i w:val="0"/>
           <w:sz w:val="24"/>
         </w:rPr>
-        <w:t xml:space="preserve"> (для правки в Word), </w:t>
-      </w:r>
-      <w:r>
-        <w:rPr>
-          <w:rFonts w:ascii="Courier New" w:hAnsi="Courier New" w:eastAsia="Times New Roman"/>
-          <w:b w:val="0"/>
-          <w:i w:val="0"/>
-          <w:sz w:val="24"/>
-        </w:rPr>
-        <w:t>docs/MEDICAL_REPORT_2026.pdf</w:t>
-      </w:r>
-      <w:r>
-        <w:rPr>
-          <w:rFonts w:ascii="Times New Roman" w:hAnsi="Times New Roman" w:eastAsia="Times New Roman"/>
-          <w:b w:val="0"/>
-          <w:i w:val="0"/>
-          <w:sz w:val="24"/>
-        </w:rPr>
-        <w:t>.</w:t>
-      </w:r>
-    </w:p>
-    <w:p>
-      <w:pPr>
-        <w:pStyle w:val="Heading2"/>
-      </w:pPr>
-      <w:r>
-        <w:t>1. Краткое резюме</w:t>
+        <w:t xml:space="preserve"> для врачей и исследователей. Задача состояла не в разработке абстрактного программного обеспечения, а в решении конкретных ежедневных проблем медицинской практики: неполный анамнез к моменту приёма, затраты времени врача на рутинный сбор данных, необходимость быстрой клинико-статистической поддержки при планировании исследований и принятии терапевтических решений.</w:t>
       </w:r>
     </w:p>
     <w:p>
@@ -167,7 +149,7 @@
           <w:i w:val="0"/>
           <w:sz w:val="24"/>
         </w:rPr>
-        <w:t xml:space="preserve">С начала 2026 года разработаны и внедрены </w:t>
+        <w:t xml:space="preserve">За отчётный период спроектированы, реализованы, развёрнуты на сервере и подготовлены к пилотному использованию </w:t>
       </w:r>
       <w:r>
         <w:rPr>
@@ -176,7 +158,7 @@
           <w:i w:val="0"/>
           <w:sz w:val="24"/>
         </w:rPr>
-        <w:t>четыре веб-сервиса</w:t>
+        <w:t>четыре самостоятельных веб-сервиса</w:t>
       </w:r>
       <w:r>
         <w:rPr>
@@ -185,7 +167,45 @@
           <w:i w:val="0"/>
           <w:sz w:val="24"/>
         </w:rPr>
-        <w:t xml:space="preserve"> для клинической практики и исследований:</w:t>
+        <w:t xml:space="preserve">, охватывающих эндокринологию, кардиологию и клинические исследования. Для каждого сервиса разработан пользовательский интерфейс на русском языке, клиническая логика, документация по развёртыванию и возможность экспорта результатов (PDF/DOCX). Общий объём разработки включает более </w:t>
+      </w:r>
+      <w:r>
+        <w:rPr>
+          <w:rFonts w:ascii="Times New Roman" w:hAnsi="Times New Roman" w:eastAsia="Times New Roman"/>
+          <w:b/>
+          <w:i w:val="0"/>
+          <w:sz w:val="24"/>
+        </w:rPr>
+        <w:t>30 модулей и конфигурационных компонентов</w:t>
+      </w:r>
+      <w:r>
+        <w:rPr>
+          <w:rFonts w:ascii="Times New Roman" w:hAnsi="Times New Roman" w:eastAsia="Times New Roman"/>
+          <w:b w:val="0"/>
+          <w:i w:val="0"/>
+          <w:sz w:val="24"/>
+        </w:rPr>
+        <w:t>, отдельные systemd-сервисы, настройку Nginx и инструкции для сопровождения.</w:t>
+      </w:r>
+    </w:p>
+    <w:p>
+      <w:r>
+        <w:rPr>
+          <w:rFonts w:ascii="Times New Roman" w:hAnsi="Times New Roman" w:eastAsia="Times New Roman"/>
+          <w:b/>
+          <w:i w:val="0"/>
+          <w:sz w:val="24"/>
+        </w:rPr>
+        <w:t>Практическая значимость для медицинского сообщества:</w:t>
+      </w:r>
+      <w:r>
+        <w:rPr>
+          <w:rFonts w:ascii="Times New Roman" w:hAnsi="Times New Roman" w:eastAsia="Times New Roman"/>
+          <w:b w:val="0"/>
+          <w:i w:val="0"/>
+          <w:sz w:val="24"/>
+        </w:rPr>
+        <w:t xml:space="preserve"> созданные сервисы сокращают время подготовки к приёму, повышают полноту собираемого анамнеза, дают врачу структурированную информацию до контакта с пациентом и предоставляют вспомогательные расчётные инструменты в зонах, где врачу регулярно приходится опираться на количественные оценки - при выборе терапии при сахарном диабете 2 типа, интерпретации данных ЭхоКГ и планировании клинических испытаний.</w:t>
       </w:r>
     </w:p>
     <w:tbl>
@@ -230,7 +250,7 @@
                 <w:i w:val="0"/>
                 <w:sz w:val="24"/>
               </w:rPr>
-              <w:t>URL</w:t>
+              <w:t>Адрес</w:t>
             </w:r>
           </w:p>
         </w:tc>
@@ -247,7 +267,7 @@
                 <w:i w:val="0"/>
                 <w:sz w:val="24"/>
               </w:rPr>
-              <w:t>Назначение</w:t>
+              <w:t>Для кого</w:t>
             </w:r>
           </w:p>
         </w:tc>
@@ -300,7 +320,7 @@
                 <w:i w:val="0"/>
                 <w:sz w:val="24"/>
               </w:rPr>
-              <w:t>Предприёмный сбор анамнеза</w:t>
+              <w:t>Эндокринологи, врачи общей практики</w:t>
             </w:r>
           </w:p>
         </w:tc>
@@ -353,7 +373,7 @@
                 <w:i w:val="0"/>
                 <w:sz w:val="24"/>
               </w:rPr>
-              <w:t>Прогнозирование выбора препарата при СД2 (ML)</w:t>
+              <w:t>Эндокринологи, терапевты, врачи при СД2</w:t>
             </w:r>
           </w:p>
         </w:tc>
@@ -406,7 +426,7 @@
                 <w:i w:val="0"/>
                 <w:sz w:val="24"/>
               </w:rPr>
-              <w:t>Расчёт размера выборки в клинических испытаниях</w:t>
+              <w:t>Исследователи, биостатистики, заведующие КИ</w:t>
             </w:r>
           </w:p>
         </w:tc>
@@ -459,7 +479,7 @@
                 <w:i w:val="0"/>
                 <w:sz w:val="24"/>
               </w:rPr>
-              <w:t>Прогнозирование фракции выброса левого желудочка</w:t>
+              <w:t>Кардиологи, терапевты, врачи УЗ-диагностики</w:t>
             </w:r>
           </w:p>
         </w:tc>
@@ -471,7 +491,63 @@
         <w:pStyle w:val="Heading2"/>
       </w:pPr>
       <w:r>
-        <w:t>2. Анамнез эндокринолога</w:t>
+        <w:t>2. Анамнез эндокринолога - предприёмная подготовка пациента</w:t>
+      </w:r>
+    </w:p>
+    <w:p>
+      <w:pPr>
+        <w:pStyle w:val="Heading3"/>
+      </w:pPr>
+      <w:r>
+        <w:t>2.1. Клиническая проблема</w:t>
+      </w:r>
+    </w:p>
+    <w:p>
+      <w:r>
+        <w:rPr>
+          <w:rFonts w:ascii="Times New Roman" w:hAnsi="Times New Roman" w:eastAsia="Times New Roman"/>
+          <w:b w:val="0"/>
+          <w:i w:val="0"/>
+          <w:sz w:val="24"/>
+        </w:rPr>
+        <w:t>На первичном и повторном приёме эндокринолог нередко тратит значительную часть времени на уточнение базового анамнеза: жалобы, сопутствующие заболевания, постоянно принимаемые препараты, результаты предыдущих обследований. При этом часть информации оказывается неструктурированной, а загруженные пациентом документы (анализы, УЗИ, выписки) не всегда доступны врачу заблаговременно. Это снижает эффективность консультации и ухудшает преемственность наблюдения.</w:t>
+      </w:r>
+    </w:p>
+    <w:p>
+      <w:pPr>
+        <w:pStyle w:val="Heading3"/>
+      </w:pPr>
+      <w:r>
+        <w:t>2.2. Выполненная работа</w:t>
+      </w:r>
+    </w:p>
+    <w:p>
+      <w:r>
+        <w:rPr>
+          <w:rFonts w:ascii="Times New Roman" w:hAnsi="Times New Roman" w:eastAsia="Times New Roman"/>
+          <w:b w:val="0"/>
+          <w:i w:val="0"/>
+          <w:sz w:val="24"/>
+        </w:rPr>
+        <w:t xml:space="preserve">Разработан и внедрён полнофункциональный MVP </w:t>
+      </w:r>
+      <w:r>
+        <w:rPr>
+          <w:rFonts w:ascii="Times New Roman" w:hAnsi="Times New Roman" w:eastAsia="Times New Roman"/>
+          <w:b/>
+          <w:i w:val="0"/>
+          <w:sz w:val="24"/>
+        </w:rPr>
+        <w:t>веб-сервиса предприёмного сбора эндокринологического анамнеза</w:t>
+      </w:r>
+      <w:r>
+        <w:rPr>
+          <w:rFonts w:ascii="Times New Roman" w:hAnsi="Times New Roman" w:eastAsia="Times New Roman"/>
+          <w:b w:val="0"/>
+          <w:i w:val="0"/>
+          <w:sz w:val="24"/>
+        </w:rPr>
+        <w:t>. Пациент до визита заполняет анкету на смартфоне или компьютере; данные автоматически структурируются и поступают врачу в виде готового клинического резюме.</w:t>
       </w:r>
     </w:p>
     <w:p>
@@ -482,7 +558,27 @@
           <w:i w:val="0"/>
           <w:sz w:val="24"/>
         </w:rPr>
-        <w:t>Цель:</w:t>
+        <w:t>Ключевые результаты разработки:</w:t>
+      </w:r>
+    </w:p>
+    <w:p>
+      <w:r>
+        <w:rPr>
+          <w:rFonts w:ascii="Times New Roman" w:hAnsi="Times New Roman" w:eastAsia="Times New Roman"/>
+          <w:b w:val="0"/>
+          <w:i w:val="0"/>
+          <w:sz w:val="24"/>
+        </w:rPr>
+        <w:t xml:space="preserve">Создана </w:t>
+      </w:r>
+      <w:r>
+        <w:rPr>
+          <w:rFonts w:ascii="Times New Roman" w:hAnsi="Times New Roman" w:eastAsia="Times New Roman"/>
+          <w:b/>
+          <w:i w:val="0"/>
+          <w:sz w:val="24"/>
+        </w:rPr>
+        <w:t>многоуровневая анкета с клиническим ветвлением</w:t>
       </w:r>
       <w:r>
         <w:rPr>
@@ -491,10 +587,8 @@
           <w:i w:val="0"/>
           <w:sz w:val="24"/>
         </w:rPr>
-        <w:t xml:space="preserve"> структурированный сбор эндокринологического анамнеза до визита пациента.</w:t>
+        <w:t xml:space="preserve"> по семи направлениям эндокринологической практики: щитовидная железа, сахарный диабет и гипергликемия, ожирение, нарушения цикла и репродуктивные вопросы, усталость и выпадение волос, остеопороз и обмен кальция, а также свободная форма для иных жалоб. Для каждого направления разработаны </w:t>
       </w:r>
-    </w:p>
-    <w:p>
       <w:r>
         <w:rPr>
           <w:rFonts w:ascii="Times New Roman" w:hAnsi="Times New Roman" w:eastAsia="Times New Roman"/>
@@ -502,13 +596,8 @@
           <w:i w:val="0"/>
           <w:sz w:val="24"/>
         </w:rPr>
-        <w:t>Реализовано:</w:t>
+        <w:t>специализированные блоки вопросов</w:t>
       </w:r>
-    </w:p>
-    <w:p>
-      <w:pPr>
-        <w:pStyle w:val="ListBullet"/>
-      </w:pPr>
       <w:r>
         <w:rPr>
           <w:rFonts w:ascii="Times New Roman" w:hAnsi="Times New Roman" w:eastAsia="Times New Roman"/>
@@ -516,13 +605,10 @@
           <w:i w:val="0"/>
           <w:sz w:val="24"/>
         </w:rPr>
-        <w:t>веб-анкета с ветвлением по 7 клиническим направлениям;</w:t>
+        <w:t>, отражающие реальную логику эндокринологического приёма - в том числе детализированные перечни сахароснижающих препаратов, схем инсулинотерапии, терапии щитовидной железы, симптомов и ранее выполненных исследований.</w:t>
       </w:r>
     </w:p>
     <w:p>
-      <w:pPr>
-        <w:pStyle w:val="ListBullet"/>
-      </w:pPr>
       <w:r>
         <w:rPr>
           <w:rFonts w:ascii="Times New Roman" w:hAnsi="Times New Roman" w:eastAsia="Times New Roman"/>
@@ -530,13 +616,17 @@
           <w:i w:val="0"/>
           <w:sz w:val="24"/>
         </w:rPr>
-        <w:t>загрузка анализов, УЗИ и выписок;</w:t>
+        <w:t xml:space="preserve">Реализован </w:t>
       </w:r>
-    </w:p>
-    <w:p>
-      <w:pPr>
-        <w:pStyle w:val="ListBullet"/>
-      </w:pPr>
+      <w:r>
+        <w:rPr>
+          <w:rFonts w:ascii="Times New Roman" w:hAnsi="Times New Roman" w:eastAsia="Times New Roman"/>
+          <w:b/>
+          <w:i w:val="0"/>
+          <w:sz w:val="24"/>
+        </w:rPr>
+        <w:t>общий медицинский блок</w:t>
+      </w:r>
       <w:r>
         <w:rPr>
           <w:rFonts w:ascii="Times New Roman" w:hAnsi="Times New Roman" w:eastAsia="Times New Roman"/>
@@ -544,13 +634,17 @@
           <w:i w:val="0"/>
           <w:sz w:val="24"/>
         </w:rPr>
-        <w:t>кабинет врача, статусы просмотра, экспорт TXT/PDF;</w:t>
+        <w:t xml:space="preserve">: хронические заболевания, аллергии, семейный анамнез, постоянная терапия с уточнением дозировок, расчёт индекса массы тела, выявление потенциально срочных симптомов («красные флаги»). Пациент может приложить </w:t>
       </w:r>
-    </w:p>
-    <w:p>
-      <w:pPr>
-        <w:pStyle w:val="ListBullet"/>
-      </w:pPr>
+      <w:r>
+        <w:rPr>
+          <w:rFonts w:ascii="Times New Roman" w:hAnsi="Times New Roman" w:eastAsia="Times New Roman"/>
+          <w:b/>
+          <w:i w:val="0"/>
+          <w:sz w:val="24"/>
+        </w:rPr>
+        <w:t>файлы обследований</w:t>
+      </w:r>
       <w:r>
         <w:rPr>
           <w:rFonts w:ascii="Times New Roman" w:hAnsi="Times New Roman" w:eastAsia="Times New Roman"/>
@@ -558,13 +652,10 @@
           <w:i w:val="0"/>
           <w:sz w:val="24"/>
         </w:rPr>
-        <w:t>персональные ссылки и Telegram-бот для пациентов;</w:t>
+        <w:t xml:space="preserve"> (PDF, JPG, PNG), которые сохраняются и доступны врачу в личном кабинете.</w:t>
       </w:r>
     </w:p>
     <w:p>
-      <w:pPr>
-        <w:pStyle w:val="ListBullet"/>
-      </w:pPr>
       <w:r>
         <w:rPr>
           <w:rFonts w:ascii="Times New Roman" w:hAnsi="Times New Roman" w:eastAsia="Times New Roman"/>
@@ -572,13 +663,17 @@
           <w:i w:val="0"/>
           <w:sz w:val="24"/>
         </w:rPr>
-        <w:t>уведомления врачу (email, Telegram);</w:t>
+        <w:t xml:space="preserve">Для врача создан </w:t>
       </w:r>
-    </w:p>
-    <w:p>
-      <w:pPr>
-        <w:pStyle w:val="ListBullet"/>
-      </w:pPr>
+      <w:r>
+        <w:rPr>
+          <w:rFonts w:ascii="Times New Roman" w:hAnsi="Times New Roman" w:eastAsia="Times New Roman"/>
+          <w:b/>
+          <w:i w:val="0"/>
+          <w:sz w:val="24"/>
+        </w:rPr>
+        <w:t>кабинет просмотра анкет</w:t>
+      </w:r>
       <w:r>
         <w:rPr>
           <w:rFonts w:ascii="Times New Roman" w:hAnsi="Times New Roman" w:eastAsia="Times New Roman"/>
@@ -586,7 +681,127 @@
           <w:i w:val="0"/>
           <w:sz w:val="24"/>
         </w:rPr>
-        <w:t>деплой на VPS с HTTPS, резервное копирование.</w:t>
+        <w:t xml:space="preserve"> с фильтрацией, статусами («новая», «в работе», «просмотрена», «закрыта»), автоматическим формированием </w:t>
+      </w:r>
+      <w:r>
+        <w:rPr>
+          <w:rFonts w:ascii="Times New Roman" w:hAnsi="Times New Roman" w:eastAsia="Times New Roman"/>
+          <w:b/>
+          <w:i w:val="0"/>
+          <w:sz w:val="24"/>
+        </w:rPr>
+        <w:t>текстового и PDF-резюме</w:t>
+      </w:r>
+      <w:r>
+        <w:rPr>
+          <w:rFonts w:ascii="Times New Roman" w:hAnsi="Times New Roman" w:eastAsia="Times New Roman"/>
+          <w:b w:val="0"/>
+          <w:i w:val="0"/>
+          <w:sz w:val="24"/>
+        </w:rPr>
+        <w:t xml:space="preserve"> для печати и архива. Поддерживается работа </w:t>
+      </w:r>
+      <w:r>
+        <w:rPr>
+          <w:rFonts w:ascii="Times New Roman" w:hAnsi="Times New Roman" w:eastAsia="Times New Roman"/>
+          <w:b/>
+          <w:i w:val="0"/>
+          <w:sz w:val="24"/>
+        </w:rPr>
+        <w:t>нескольких врачей</w:t>
+      </w:r>
+      <w:r>
+        <w:rPr>
+          <w:rFonts w:ascii="Times New Roman" w:hAnsi="Times New Roman" w:eastAsia="Times New Roman"/>
+          <w:b w:val="0"/>
+          <w:i w:val="0"/>
+          <w:sz w:val="24"/>
+        </w:rPr>
+        <w:t xml:space="preserve"> с персональными ссылками и раздельным доступом; предусмотрены уведомления о новых анкетах по email и Telegram. Для удобства пациентов реализован </w:t>
+      </w:r>
+      <w:r>
+        <w:rPr>
+          <w:rFonts w:ascii="Times New Roman" w:hAnsi="Times New Roman" w:eastAsia="Times New Roman"/>
+          <w:b/>
+          <w:i w:val="0"/>
+          <w:sz w:val="24"/>
+        </w:rPr>
+        <w:t>Telegram-бот</w:t>
+      </w:r>
+      <w:r>
+        <w:rPr>
+          <w:rFonts w:ascii="Times New Roman" w:hAnsi="Times New Roman" w:eastAsia="Times New Roman"/>
+          <w:b w:val="0"/>
+          <w:i w:val="0"/>
+          <w:sz w:val="24"/>
+        </w:rPr>
+        <w:t>, направляющий на анкету конкретного врача.</w:t>
+      </w:r>
+    </w:p>
+    <w:p>
+      <w:r>
+        <w:rPr>
+          <w:rFonts w:ascii="Times New Roman" w:hAnsi="Times New Roman" w:eastAsia="Times New Roman"/>
+          <w:b w:val="0"/>
+          <w:i w:val="0"/>
+          <w:sz w:val="24"/>
+        </w:rPr>
+        <w:t xml:space="preserve">Сервис развёрнут на выделенном сервере с </w:t>
+      </w:r>
+      <w:r>
+        <w:rPr>
+          <w:rFonts w:ascii="Times New Roman" w:hAnsi="Times New Roman" w:eastAsia="Times New Roman"/>
+          <w:b/>
+          <w:i w:val="0"/>
+          <w:sz w:val="24"/>
+        </w:rPr>
+        <w:t>HTTPS</w:t>
+      </w:r>
+      <w:r>
+        <w:rPr>
+          <w:rFonts w:ascii="Times New Roman" w:hAnsi="Times New Roman" w:eastAsia="Times New Roman"/>
+          <w:b w:val="0"/>
+          <w:i w:val="0"/>
+          <w:sz w:val="24"/>
+        </w:rPr>
+        <w:t>, настроено резервное копирование медицинских данных и подготовлена документация для сопровождения.</w:t>
+      </w:r>
+    </w:p>
+    <w:p>
+      <w:pPr>
+        <w:pStyle w:val="Heading3"/>
+      </w:pPr>
+      <w:r>
+        <w:t>2.3. Польза для врача</w:t>
+      </w:r>
+    </w:p>
+    <w:p>
+      <w:r>
+        <w:rPr>
+          <w:rFonts w:ascii="Times New Roman" w:hAnsi="Times New Roman" w:eastAsia="Times New Roman"/>
+          <w:b w:val="0"/>
+          <w:i w:val="0"/>
+          <w:sz w:val="24"/>
+        </w:rPr>
+        <w:t xml:space="preserve">Врач получает к началу приёма </w:t>
+      </w:r>
+      <w:r>
+        <w:rPr>
+          <w:rFonts w:ascii="Times New Roman" w:hAnsi="Times New Roman" w:eastAsia="Times New Roman"/>
+          <w:b/>
+          <w:i w:val="0"/>
+          <w:sz w:val="24"/>
+        </w:rPr>
+        <w:t>структурированный, читаемый анамнез</w:t>
+      </w:r>
+      <w:r>
+        <w:rPr>
+          <w:rFonts w:ascii="Times New Roman" w:hAnsi="Times New Roman" w:eastAsia="Times New Roman"/>
+          <w:b w:val="0"/>
+          <w:i w:val="0"/>
+          <w:sz w:val="24"/>
+        </w:rPr>
+        <w:t xml:space="preserve"> с выделением срочных находок, видит прикреплённые документы и может сосредоточиться на клиническом анализе и принятии решений, а не на первичном опросе. Это особенно ценно при высокой потоковости кабинета, ведении нескольких врачей в одной клинике и при дистанционной подготовке пациента к очной консультации.</w:t>
       </w:r>
     </w:p>
     <w:p>
@@ -606,7 +821,7 @@
           <w:i w:val="0"/>
           <w:sz w:val="24"/>
         </w:rPr>
-        <w:t xml:space="preserve"> MVP в тестовой эксплуатации.</w:t>
+        <w:t xml:space="preserve"> MVP в тестовой эксплуатации, готов к пилотному подключению кабинета.</w:t>
       </w:r>
     </w:p>
     <w:p>
@@ -614,7 +829,230 @@
         <w:pStyle w:val="Heading2"/>
       </w:pPr>
       <w:r>
-        <w:t>3. Калькулятор выборки для клинических испытаний</w:t>
+        <w:t>3. MD Choice - поддержка выбора терапии при сахарном диабете 2 типа</w:t>
+      </w:r>
+    </w:p>
+    <w:p>
+      <w:pPr>
+        <w:pStyle w:val="Heading3"/>
+      </w:pPr>
+      <w:r>
+        <w:t>3.1. Клиническая проблема</w:t>
+      </w:r>
+    </w:p>
+    <w:p>
+      <w:r>
+        <w:rPr>
+          <w:rFonts w:ascii="Times New Roman" w:hAnsi="Times New Roman" w:eastAsia="Times New Roman"/>
+          <w:b w:val="0"/>
+          <w:i w:val="0"/>
+          <w:sz w:val="24"/>
+        </w:rPr>
+        <w:t xml:space="preserve">Выбор сахароснижающей терапии при СД2 - одна из наиболее частых и клинически неоднозначных задач эндокринолога и терапевта. Врачу необходимо одновременно учитывать уровень гликемии, функцию почек, массу тела, сердечно-сосудистый анамнез, риск гипогликемии и уже назначенные препараты. При большой потоке пациентов возрастает потребность в </w:t>
+      </w:r>
+      <w:r>
+        <w:rPr>
+          <w:rFonts w:ascii="Times New Roman" w:hAnsi="Times New Roman" w:eastAsia="Times New Roman"/>
+          <w:b/>
+          <w:i w:val="0"/>
+          <w:sz w:val="24"/>
+        </w:rPr>
+        <w:t>структурированной поддержке решения</w:t>
+      </w:r>
+      <w:r>
+        <w:rPr>
+          <w:rFonts w:ascii="Times New Roman" w:hAnsi="Times New Roman" w:eastAsia="Times New Roman"/>
+          <w:b w:val="0"/>
+          <w:i w:val="0"/>
+          <w:sz w:val="24"/>
+        </w:rPr>
+        <w:t>, не подменяющей клиническое мышление, но помогающей быстро сориентироваться в приоритетах.</w:t>
+      </w:r>
+    </w:p>
+    <w:p>
+      <w:pPr>
+        <w:pStyle w:val="Heading3"/>
+      </w:pPr>
+      <w:r>
+        <w:t>3.2. Выполненная работа</w:t>
+      </w:r>
+    </w:p>
+    <w:p>
+      <w:r>
+        <w:rPr>
+          <w:rFonts w:ascii="Times New Roman" w:hAnsi="Times New Roman" w:eastAsia="Times New Roman"/>
+          <w:b w:val="0"/>
+          <w:i w:val="0"/>
+          <w:sz w:val="24"/>
+        </w:rPr>
+        <w:t xml:space="preserve">Разработана и развёрнута система </w:t>
+      </w:r>
+      <w:r>
+        <w:rPr>
+          <w:rFonts w:ascii="Times New Roman" w:hAnsi="Times New Roman" w:eastAsia="Times New Roman"/>
+          <w:b/>
+          <w:i w:val="0"/>
+          <w:sz w:val="24"/>
+        </w:rPr>
+        <w:t>MD Choice</w:t>
+      </w:r>
+      <w:r>
+        <w:rPr>
+          <w:rFonts w:ascii="Times New Roman" w:hAnsi="Times New Roman" w:eastAsia="Times New Roman"/>
+          <w:b w:val="0"/>
+          <w:i w:val="0"/>
+          <w:sz w:val="24"/>
+        </w:rPr>
+        <w:t xml:space="preserve"> - веб-сервис поддержки принятия врачебных решений (СППВР) с применением </w:t>
+      </w:r>
+      <w:r>
+        <w:rPr>
+          <w:rFonts w:ascii="Times New Roman" w:hAnsi="Times New Roman" w:eastAsia="Times New Roman"/>
+          <w:b/>
+          <w:i w:val="0"/>
+          <w:sz w:val="24"/>
+        </w:rPr>
+        <w:t>машинного обучения</w:t>
+      </w:r>
+      <w:r>
+        <w:rPr>
+          <w:rFonts w:ascii="Times New Roman" w:hAnsi="Times New Roman" w:eastAsia="Times New Roman"/>
+          <w:b w:val="0"/>
+          <w:i w:val="0"/>
+          <w:sz w:val="24"/>
+        </w:rPr>
+        <w:t xml:space="preserve"> (модель Random Forest). Система принимает клинико-лабораторный профиль пациента и формирует </w:t>
+      </w:r>
+      <w:r>
+        <w:rPr>
+          <w:rFonts w:ascii="Times New Roman" w:hAnsi="Times New Roman" w:eastAsia="Times New Roman"/>
+          <w:b/>
+          <w:i w:val="0"/>
+          <w:sz w:val="24"/>
+        </w:rPr>
+        <w:t>ранжированный список классов препаратов</w:t>
+      </w:r>
+      <w:r>
+        <w:rPr>
+          <w:rFonts w:ascii="Times New Roman" w:hAnsi="Times New Roman" w:eastAsia="Times New Roman"/>
+          <w:b w:val="0"/>
+          <w:i w:val="0"/>
+          <w:sz w:val="24"/>
+        </w:rPr>
+        <w:t xml:space="preserve"> с оценкой вероятности и текстовым обоснованием.</w:t>
+      </w:r>
+    </w:p>
+    <w:p>
+      <w:r>
+        <w:rPr>
+          <w:rFonts w:ascii="Times New Roman" w:hAnsi="Times New Roman" w:eastAsia="Times New Roman"/>
+          <w:b w:val="0"/>
+          <w:i w:val="0"/>
+          <w:sz w:val="24"/>
+        </w:rPr>
+        <w:t xml:space="preserve">В модель заложены параметры, значимые в реальной практике при СД2: возраст, индекс массы тела, HbA1c, расчётная скорость клубочковой фильтрации, длительность заболевания, наличие сердечно-сосудистых заболеваний и сердечной недостаточности, риск гипогликемии, цель снижения веса, текущая терапия метформином и инсулином. На выходе врач получает рекомендацию по одному из клинически значимых классов - метформин, иНГЛТ-2, аГПП-1, иППП-4, сульфонилмочевины, инсулин - с </w:t>
+      </w:r>
+      <w:r>
+        <w:rPr>
+          <w:rFonts w:ascii="Times New Roman" w:hAnsi="Times New Roman" w:eastAsia="Times New Roman"/>
+          <w:b/>
+          <w:i w:val="0"/>
+          <w:sz w:val="24"/>
+        </w:rPr>
+        <w:t>альтернативными вариантами</w:t>
+      </w:r>
+      <w:r>
+        <w:rPr>
+          <w:rFonts w:ascii="Times New Roman" w:hAnsi="Times New Roman" w:eastAsia="Times New Roman"/>
+          <w:b w:val="0"/>
+          <w:i w:val="0"/>
+          <w:sz w:val="24"/>
+        </w:rPr>
+        <w:t xml:space="preserve">, предупреждениями (в том числе при снижении функции почек) и возможностью </w:t>
+      </w:r>
+      <w:r>
+        <w:rPr>
+          <w:rFonts w:ascii="Times New Roman" w:hAnsi="Times New Roman" w:eastAsia="Times New Roman"/>
+          <w:b/>
+          <w:i w:val="0"/>
+          <w:sz w:val="24"/>
+        </w:rPr>
+        <w:t>экспорта заключения в PDF</w:t>
+      </w:r>
+      <w:r>
+        <w:rPr>
+          <w:rFonts w:ascii="Times New Roman" w:hAnsi="Times New Roman" w:eastAsia="Times New Roman"/>
+          <w:b w:val="0"/>
+          <w:i w:val="0"/>
+          <w:sz w:val="24"/>
+        </w:rPr>
+        <w:t>.</w:t>
+      </w:r>
+    </w:p>
+    <w:p>
+      <w:r>
+        <w:rPr>
+          <w:rFonts w:ascii="Times New Roman" w:hAnsi="Times New Roman" w:eastAsia="Times New Roman"/>
+          <w:b w:val="0"/>
+          <w:i w:val="0"/>
+          <w:sz w:val="24"/>
+        </w:rPr>
+        <w:t xml:space="preserve">Методологически модель обучена на </w:t>
+      </w:r>
+      <w:r>
+        <w:rPr>
+          <w:rFonts w:ascii="Times New Roman" w:hAnsi="Times New Roman" w:eastAsia="Times New Roman"/>
+          <w:b/>
+          <w:i w:val="0"/>
+          <w:sz w:val="24"/>
+        </w:rPr>
+        <w:t>клинически размеченном наборе профилей пациентов</w:t>
+      </w:r>
+      <w:r>
+        <w:rPr>
+          <w:rFonts w:ascii="Times New Roman" w:hAnsi="Times New Roman" w:eastAsia="Times New Roman"/>
+          <w:b w:val="0"/>
+          <w:i w:val="0"/>
+          <w:sz w:val="24"/>
+        </w:rPr>
+        <w:t>, отражающем современные подходы к персонализации терапии при СД2 с учётом коморбидности и безопасности.</w:t>
+      </w:r>
+    </w:p>
+    <w:p>
+      <w:pPr>
+        <w:pStyle w:val="Heading3"/>
+      </w:pPr>
+      <w:r>
+        <w:t>3.3. Польза для врача</w:t>
+      </w:r>
+    </w:p>
+    <w:p>
+      <w:r>
+        <w:rPr>
+          <w:rFonts w:ascii="Times New Roman" w:hAnsi="Times New Roman" w:eastAsia="Times New Roman"/>
+          <w:b w:val="0"/>
+          <w:i w:val="0"/>
+          <w:sz w:val="24"/>
+        </w:rPr>
+        <w:t xml:space="preserve">MD Choice не заменяет клинические рекомендации и окончательное решение врача, но </w:t>
+      </w:r>
+      <w:r>
+        <w:rPr>
+          <w:rFonts w:ascii="Times New Roman" w:hAnsi="Times New Roman" w:eastAsia="Times New Roman"/>
+          <w:b/>
+          <w:i w:val="0"/>
+          <w:sz w:val="24"/>
+        </w:rPr>
+        <w:t>ускоряет этап клинического рассуждения</w:t>
+      </w:r>
+      <w:r>
+        <w:rPr>
+          <w:rFonts w:ascii="Times New Roman" w:hAnsi="Times New Roman" w:eastAsia="Times New Roman"/>
+          <w:b w:val="0"/>
+          <w:i w:val="0"/>
+          <w:sz w:val="24"/>
+        </w:rPr>
+        <w:t>: помогает сформулировать приоритетный класс препарата, видеть альтернативы и зафиксировать логику выбора в документе. Сервис полезен на приёме, при обучении ординаторов, при разборе сложных клинических случаев и в научной работе по персонализации терапии СД2.</w:t>
       </w:r>
     </w:p>
     <w:p>
@@ -625,1179 +1063,7 @@
           <w:i w:val="0"/>
           <w:sz w:val="24"/>
         </w:rPr>
-        <w:t>URL:</w:t>
-      </w:r>
-      <w:r>
-        <w:rPr>
-          <w:rFonts w:ascii="Times New Roman" w:hAnsi="Times New Roman" w:eastAsia="Times New Roman"/>
-          <w:b w:val="0"/>
-          <w:i w:val="0"/>
-          <w:sz w:val="24"/>
-        </w:rPr>
-        <w:t xml:space="preserve"> http://ikorsakov.tech:8080/</w:t>
-      </w:r>
-    </w:p>
-    <w:p>
-      <w:r>
-        <w:rPr>
-          <w:rFonts w:ascii="Times New Roman" w:hAnsi="Times New Roman" w:eastAsia="Times New Roman"/>
-          <w:b/>
-          <w:i w:val="0"/>
-          <w:sz w:val="24"/>
-        </w:rPr>
-        <w:t>Стек:</w:t>
-      </w:r>
-      <w:r>
-        <w:rPr>
-          <w:rFonts w:ascii="Times New Roman" w:hAnsi="Times New Roman" w:eastAsia="Times New Roman"/>
-          <w:b w:val="0"/>
-          <w:i w:val="0"/>
-          <w:sz w:val="24"/>
-        </w:rPr>
-        <w:t xml:space="preserve"> Python, Streamlit, scipy, statsmodels</w:t>
-      </w:r>
-    </w:p>
-    <w:p>
-      <w:r>
-        <w:rPr>
-          <w:rFonts w:ascii="Times New Roman" w:hAnsi="Times New Roman" w:eastAsia="Times New Roman"/>
-          <w:b/>
-          <w:i w:val="0"/>
-          <w:sz w:val="24"/>
-        </w:rPr>
-        <w:t>Назначение:</w:t>
-      </w:r>
-      <w:r>
-        <w:rPr>
-          <w:rFonts w:ascii="Times New Roman" w:hAnsi="Times New Roman" w:eastAsia="Times New Roman"/>
-          <w:b w:val="0"/>
-          <w:i w:val="0"/>
-          <w:sz w:val="24"/>
-        </w:rPr>
-        <w:t xml:space="preserve"> предварительный расчёт размера выборки при планировании клинических исследований.</w:t>
-      </w:r>
-    </w:p>
-    <w:p>
-      <w:r>
-        <w:rPr>
-          <w:rFonts w:ascii="Times New Roman" w:hAnsi="Times New Roman" w:eastAsia="Times New Roman"/>
-          <w:b/>
-          <w:i w:val="0"/>
-          <w:sz w:val="24"/>
-        </w:rPr>
-        <w:t>Поддерживаемые дизайны:</w:t>
-      </w:r>
-    </w:p>
-    <w:p>
-      <w:pPr>
-        <w:pStyle w:val="ListNumber"/>
-      </w:pPr>
-      <w:r>
-        <w:rPr>
-          <w:rFonts w:ascii="Times New Roman" w:hAnsi="Times New Roman" w:eastAsia="Times New Roman"/>
-          <w:b w:val="0"/>
-          <w:i w:val="0"/>
-          <w:sz w:val="24"/>
-        </w:rPr>
-        <w:t>Сравнение средних (двухвыборочный t-критерий, Cohen's d)</w:t>
-      </w:r>
-    </w:p>
-    <w:p>
-      <w:pPr>
-        <w:pStyle w:val="ListNumber"/>
-      </w:pPr>
-      <w:r>
-        <w:rPr>
-          <w:rFonts w:ascii="Times New Roman" w:hAnsi="Times New Roman" w:eastAsia="Times New Roman"/>
-          <w:b w:val="0"/>
-          <w:i w:val="0"/>
-          <w:sz w:val="24"/>
-        </w:rPr>
-        <w:t>Сравнение долей (z-тест, Cohen's h)</w:t>
-      </w:r>
-    </w:p>
-    <w:p>
-      <w:pPr>
-        <w:pStyle w:val="ListNumber"/>
-      </w:pPr>
-      <w:r>
-        <w:rPr>
-          <w:rFonts w:ascii="Times New Roman" w:hAnsi="Times New Roman" w:eastAsia="Times New Roman"/>
-          <w:b w:val="0"/>
-          <w:i w:val="0"/>
-          <w:sz w:val="24"/>
-        </w:rPr>
-        <w:t>Непревосходство по бинарной конечной точке (non-inferiority)</w:t>
-      </w:r>
-    </w:p>
-    <w:p>
-      <w:pPr>
-        <w:pStyle w:val="ListNumber"/>
-      </w:pPr>
-      <w:r>
-        <w:rPr>
-          <w:rFonts w:ascii="Times New Roman" w:hAnsi="Times New Roman" w:eastAsia="Times New Roman"/>
-          <w:b w:val="0"/>
-          <w:i w:val="0"/>
-          <w:sz w:val="24"/>
-        </w:rPr>
-        <w:t>Время до события (формула Schoenfeld, log-rank)</w:t>
-      </w:r>
-    </w:p>
-    <w:p>
-      <w:r>
-        <w:rPr>
-          <w:rFonts w:ascii="Times New Roman" w:hAnsi="Times New Roman" w:eastAsia="Times New Roman"/>
-          <w:b/>
-          <w:i w:val="0"/>
-          <w:sz w:val="24"/>
-        </w:rPr>
-        <w:t>Параметры расчёта:</w:t>
-      </w:r>
-    </w:p>
-    <w:p>
-      <w:pPr>
-        <w:pStyle w:val="ListBullet"/>
-      </w:pPr>
-      <w:r>
-        <w:rPr>
-          <w:rFonts w:ascii="Times New Roman" w:hAnsi="Times New Roman" w:eastAsia="Times New Roman"/>
-          <w:b w:val="0"/>
-          <w:i w:val="0"/>
-          <w:sz w:val="24"/>
-        </w:rPr>
-        <w:t>уровень значимости α;</w:t>
-      </w:r>
-    </w:p>
-    <w:p>
-      <w:pPr>
-        <w:pStyle w:val="ListBullet"/>
-      </w:pPr>
-      <w:r>
-        <w:rPr>
-          <w:rFonts w:ascii="Times New Roman" w:hAnsi="Times New Roman" w:eastAsia="Times New Roman"/>
-          <w:b w:val="0"/>
-          <w:i w:val="0"/>
-          <w:sz w:val="24"/>
-        </w:rPr>
-        <w:t>мощность (1 − β);</w:t>
-      </w:r>
-    </w:p>
-    <w:p>
-      <w:pPr>
-        <w:pStyle w:val="ListBullet"/>
-      </w:pPr>
-      <w:r>
-        <w:rPr>
-          <w:rFonts w:ascii="Times New Roman" w:hAnsi="Times New Roman" w:eastAsia="Times New Roman"/>
-          <w:b w:val="0"/>
-          <w:i w:val="0"/>
-          <w:sz w:val="24"/>
-        </w:rPr>
-        <w:t>соотношение рандомизации;</w:t>
-      </w:r>
-    </w:p>
-    <w:p>
-      <w:pPr>
-        <w:pStyle w:val="ListBullet"/>
-      </w:pPr>
-      <w:r>
-        <w:rPr>
-          <w:rFonts w:ascii="Times New Roman" w:hAnsi="Times New Roman" w:eastAsia="Times New Roman"/>
-          <w:b w:val="0"/>
-          <w:i w:val="0"/>
-          <w:sz w:val="24"/>
-        </w:rPr>
-        <w:t>запас на выбывание пациентов.</w:t>
-      </w:r>
-    </w:p>
-    <w:p>
-      <w:r>
-        <w:rPr>
-          <w:rFonts w:ascii="Times New Roman" w:hAnsi="Times New Roman" w:eastAsia="Times New Roman"/>
-          <w:b/>
-          <w:i w:val="0"/>
-          <w:sz w:val="24"/>
-        </w:rPr>
-        <w:t>Результат:</w:t>
-      </w:r>
-      <w:r>
-        <w:rPr>
-          <w:rFonts w:ascii="Times New Roman" w:hAnsi="Times New Roman" w:eastAsia="Times New Roman"/>
-          <w:b w:val="0"/>
-          <w:i w:val="0"/>
-          <w:sz w:val="24"/>
-        </w:rPr>
-        <w:t xml:space="preserve"> размер выборки по группам (контроль / лечение), общий N, N с учётом выбывания. </w:t>
-      </w:r>
-      <w:r>
-        <w:rPr>
-          <w:rFonts w:ascii="Times New Roman" w:hAnsi="Times New Roman" w:eastAsia="Times New Roman"/>
-          <w:b/>
-          <w:i w:val="0"/>
-          <w:sz w:val="24"/>
-        </w:rPr>
-        <w:t>Экспорт PDF</w:t>
-      </w:r>
-      <w:r>
-        <w:rPr>
-          <w:rFonts w:ascii="Times New Roman" w:hAnsi="Times New Roman" w:eastAsia="Times New Roman"/>
-          <w:b w:val="0"/>
-          <w:i w:val="0"/>
-          <w:sz w:val="24"/>
-        </w:rPr>
-        <w:t xml:space="preserve"> с указанием ФИО исполнителя.</w:t>
-      </w:r>
-    </w:p>
-    <w:p>
-      <w:r>
-        <w:rPr>
-          <w:rFonts w:ascii="Times New Roman" w:hAnsi="Times New Roman" w:eastAsia="Times New Roman"/>
-          <w:b/>
-          <w:i w:val="0"/>
-          <w:sz w:val="24"/>
-        </w:rPr>
-        <w:t>Ограничение:</w:t>
-      </w:r>
-      <w:r>
-        <w:rPr>
-          <w:rFonts w:ascii="Times New Roman" w:hAnsi="Times New Roman" w:eastAsia="Times New Roman"/>
-          <w:b w:val="0"/>
-          <w:i w:val="0"/>
-          <w:sz w:val="24"/>
-        </w:rPr>
-        <w:t xml:space="preserve"> ориентировочный расчёт; финальный размер выборки утверждается биостатистиком протокола (ICH E9, CONSORT).</w:t>
-      </w:r>
-    </w:p>
-    <w:p>
-      <w:r>
-        <w:rPr>
-          <w:rFonts w:ascii="Times New Roman" w:hAnsi="Times New Roman" w:eastAsia="Times New Roman"/>
-          <w:b/>
-          <w:i w:val="0"/>
-          <w:sz w:val="24"/>
-        </w:rPr>
-        <w:t>Файлы:</w:t>
-      </w:r>
-      <w:r>
-        <w:rPr>
-          <w:rFonts w:ascii="Times New Roman" w:hAnsi="Times New Roman" w:eastAsia="Times New Roman"/>
-          <w:b w:val="0"/>
-          <w:i w:val="0"/>
-          <w:sz w:val="24"/>
-        </w:rPr>
-        <w:t xml:space="preserve"> </w:t>
-      </w:r>
-      <w:r>
-        <w:rPr>
-          <w:rFonts w:ascii="Courier New" w:hAnsi="Courier New" w:eastAsia="Times New Roman"/>
-          <w:b w:val="0"/>
-          <w:i w:val="0"/>
-          <w:sz w:val="24"/>
-        </w:rPr>
-        <w:t>trial_calculator_app.py</w:t>
-      </w:r>
-      <w:r>
-        <w:rPr>
-          <w:rFonts w:ascii="Times New Roman" w:hAnsi="Times New Roman" w:eastAsia="Times New Roman"/>
-          <w:b w:val="0"/>
-          <w:i w:val="0"/>
-          <w:sz w:val="24"/>
-        </w:rPr>
-        <w:t xml:space="preserve">, </w:t>
-      </w:r>
-      <w:r>
-        <w:rPr>
-          <w:rFonts w:ascii="Courier New" w:hAnsi="Courier New" w:eastAsia="Times New Roman"/>
-          <w:b w:val="0"/>
-          <w:i w:val="0"/>
-          <w:sz w:val="24"/>
-        </w:rPr>
-        <w:t>clinical/sample_size.py</w:t>
-      </w:r>
-      <w:r>
-        <w:rPr>
-          <w:rFonts w:ascii="Times New Roman" w:hAnsi="Times New Roman" w:eastAsia="Times New Roman"/>
-          <w:b w:val="0"/>
-          <w:i w:val="0"/>
-          <w:sz w:val="24"/>
-        </w:rPr>
-        <w:t xml:space="preserve">, </w:t>
-      </w:r>
-      <w:r>
-        <w:rPr>
-          <w:rFonts w:ascii="Courier New" w:hAnsi="Courier New" w:eastAsia="Times New Roman"/>
-          <w:b w:val="0"/>
-          <w:i w:val="0"/>
-          <w:sz w:val="24"/>
-        </w:rPr>
-        <w:t>deploy/TRIAL_CALCULATOR.md</w:t>
-      </w:r>
-    </w:p>
-    <w:p>
-      <w:pPr>
-        <w:pStyle w:val="Heading2"/>
-      </w:pPr>
-      <w:r>
-        <w:t>4. Прогнозирование фракции выброса левого желудочка (ФВ ЛЖ)</w:t>
-      </w:r>
-    </w:p>
-    <w:p>
-      <w:r>
-        <w:rPr>
-          <w:rFonts w:ascii="Times New Roman" w:hAnsi="Times New Roman" w:eastAsia="Times New Roman"/>
-          <w:b/>
-          <w:i w:val="0"/>
-          <w:sz w:val="24"/>
-        </w:rPr>
-        <w:t>URL:</w:t>
-      </w:r>
-      <w:r>
-        <w:rPr>
-          <w:rFonts w:ascii="Times New Roman" w:hAnsi="Times New Roman" w:eastAsia="Times New Roman"/>
-          <w:b w:val="0"/>
-          <w:i w:val="0"/>
-          <w:sz w:val="24"/>
-        </w:rPr>
-        <w:t xml:space="preserve"> http://ikorsakov.tech:9999/</w:t>
-      </w:r>
-    </w:p>
-    <w:p>
-      <w:r>
-        <w:rPr>
-          <w:rFonts w:ascii="Times New Roman" w:hAnsi="Times New Roman" w:eastAsia="Times New Roman"/>
-          <w:b/>
-          <w:i w:val="0"/>
-          <w:sz w:val="24"/>
-        </w:rPr>
-        <w:t>Стек:</w:t>
-      </w:r>
-      <w:r>
-        <w:rPr>
-          <w:rFonts w:ascii="Times New Roman" w:hAnsi="Times New Roman" w:eastAsia="Times New Roman"/>
-          <w:b w:val="0"/>
-          <w:i w:val="0"/>
-          <w:sz w:val="24"/>
-        </w:rPr>
-        <w:t xml:space="preserve"> Python, Streamlit</w:t>
-      </w:r>
-    </w:p>
-    <w:p>
-      <w:r>
-        <w:rPr>
-          <w:rFonts w:ascii="Times New Roman" w:hAnsi="Times New Roman" w:eastAsia="Times New Roman"/>
-          <w:b/>
-          <w:i w:val="0"/>
-          <w:sz w:val="24"/>
-        </w:rPr>
-        <w:t>Назначение:</w:t>
-      </w:r>
-      <w:r>
-        <w:rPr>
-          <w:rFonts w:ascii="Times New Roman" w:hAnsi="Times New Roman" w:eastAsia="Times New Roman"/>
-          <w:b w:val="0"/>
-          <w:i w:val="0"/>
-          <w:sz w:val="24"/>
-        </w:rPr>
-        <w:t xml:space="preserve"> вспомогательная оценка и прогнозирование ФВ ЛЖ по данным ЭхоКГ и клиническим факторам.</w:t>
-      </w:r>
-    </w:p>
-    <w:p>
-      <w:pPr>
-        <w:pStyle w:val="Heading3"/>
-      </w:pPr>
-      <w:r>
-        <w:t>4.1. Методы расчёта по ЭхоКГ</w:t>
-      </w:r>
-    </w:p>
-    <w:tbl>
-      <w:tblPr>
-        <w:tblStyle w:val="TableGrid"/>
-        <w:tblW w:type="auto" w:w="0"/>
-        <w:tblLook w:firstColumn="1" w:firstRow="1" w:lastColumn="0" w:lastRow="0" w:noHBand="0" w:noVBand="1" w:val="04A0"/>
-      </w:tblPr>
-      <w:tblGrid>
-        <w:gridCol w:w="3230"/>
-        <w:gridCol w:w="3230"/>
-        <w:gridCol w:w="3230"/>
-      </w:tblGrid>
-      <w:tr>
-        <w:tc>
-          <w:tcPr>
-            <w:tcW w:type="dxa" w:w="3230"/>
-          </w:tcPr>
-          <w:p>
-            <w:r/>
-            <w:r>
-              <w:rPr>
-                <w:rFonts w:ascii="Times New Roman" w:hAnsi="Times New Roman" w:eastAsia="Times New Roman"/>
-                <w:b/>
-                <w:i w:val="0"/>
-                <w:sz w:val="24"/>
-              </w:rPr>
-              <w:t>Метод</w:t>
-            </w:r>
-          </w:p>
-        </w:tc>
-        <w:tc>
-          <w:tcPr>
-            <w:tcW w:type="dxa" w:w="3230"/>
-          </w:tcPr>
-          <w:p>
-            <w:r/>
-            <w:r>
-              <w:rPr>
-                <w:rFonts w:ascii="Times New Roman" w:hAnsi="Times New Roman" w:eastAsia="Times New Roman"/>
-                <w:b/>
-                <w:i w:val="0"/>
-                <w:sz w:val="24"/>
-              </w:rPr>
-              <w:t>Входные данные</w:t>
-            </w:r>
-          </w:p>
-        </w:tc>
-        <w:tc>
-          <w:tcPr>
-            <w:tcW w:type="dxa" w:w="3230"/>
-          </w:tcPr>
-          <w:p>
-            <w:r/>
-            <w:r>
-              <w:rPr>
-                <w:rFonts w:ascii="Times New Roman" w:hAnsi="Times New Roman" w:eastAsia="Times New Roman"/>
-                <w:b/>
-                <w:i w:val="0"/>
-                <w:sz w:val="24"/>
-              </w:rPr>
-              <w:t>Применение</w:t>
-            </w:r>
-          </w:p>
-        </w:tc>
-      </w:tr>
-      <w:tr>
-        <w:tc>
-          <w:tcPr>
-            <w:tcW w:type="dxa" w:w="3230"/>
-          </w:tcPr>
-          <w:p>
-            <w:r/>
-            <w:r>
-              <w:rPr>
-                <w:rFonts w:ascii="Times New Roman" w:hAnsi="Times New Roman" w:eastAsia="Times New Roman"/>
-                <w:b w:val="0"/>
-                <w:i w:val="0"/>
-                <w:sz w:val="24"/>
-              </w:rPr>
-              <w:t>Симпсон</w:t>
-            </w:r>
-          </w:p>
-        </w:tc>
-        <w:tc>
-          <w:tcPr>
-            <w:tcW w:type="dxa" w:w="3230"/>
-          </w:tcPr>
-          <w:p>
-            <w:r/>
-            <w:r>
-              <w:rPr>
-                <w:rFonts w:ascii="Times New Roman" w:hAnsi="Times New Roman" w:eastAsia="Times New Roman"/>
-                <w:b w:val="0"/>
-                <w:i w:val="0"/>
-                <w:sz w:val="24"/>
-              </w:rPr>
-              <w:t>КДО и КСО (мл)</w:t>
-            </w:r>
-          </w:p>
-        </w:tc>
-        <w:tc>
-          <w:tcPr>
-            <w:tcW w:type="dxa" w:w="3230"/>
-          </w:tcPr>
-          <w:p>
-            <w:r/>
-            <w:r>
-              <w:rPr>
-                <w:rFonts w:ascii="Times New Roman" w:hAnsi="Times New Roman" w:eastAsia="Times New Roman"/>
-                <w:b w:val="0"/>
-                <w:i w:val="0"/>
-                <w:sz w:val="24"/>
-              </w:rPr>
-              <w:t>Предпочтительный объёмный метод</w:t>
-            </w:r>
-          </w:p>
-        </w:tc>
-      </w:tr>
-      <w:tr>
-        <w:tc>
-          <w:tcPr>
-            <w:tcW w:type="dxa" w:w="3230"/>
-          </w:tcPr>
-          <w:p>
-            <w:r/>
-            <w:r>
-              <w:rPr>
-                <w:rFonts w:ascii="Times New Roman" w:hAnsi="Times New Roman" w:eastAsia="Times New Roman"/>
-                <w:b w:val="0"/>
-                <w:i w:val="0"/>
-                <w:sz w:val="24"/>
-              </w:rPr>
-              <w:t>Teichholz</w:t>
-            </w:r>
-          </w:p>
-        </w:tc>
-        <w:tc>
-          <w:tcPr>
-            <w:tcW w:type="dxa" w:w="3230"/>
-          </w:tcPr>
-          <w:p>
-            <w:r/>
-            <w:r>
-              <w:rPr>
-                <w:rFonts w:ascii="Times New Roman" w:hAnsi="Times New Roman" w:eastAsia="Times New Roman"/>
-                <w:b w:val="0"/>
-                <w:i w:val="0"/>
-                <w:sz w:val="24"/>
-              </w:rPr>
-              <w:t>LVIDd, LVIDs (мм)</w:t>
-            </w:r>
-          </w:p>
-        </w:tc>
-        <w:tc>
-          <w:tcPr>
-            <w:tcW w:type="dxa" w:w="3230"/>
-          </w:tcPr>
-          <w:p>
-            <w:r/>
-            <w:r>
-              <w:rPr>
-                <w:rFonts w:ascii="Times New Roman" w:hAnsi="Times New Roman" w:eastAsia="Times New Roman"/>
-                <w:b w:val="0"/>
-                <w:i w:val="0"/>
-                <w:sz w:val="24"/>
-              </w:rPr>
-              <w:t>Оценка по линейным размерам</w:t>
-            </w:r>
-          </w:p>
-        </w:tc>
-      </w:tr>
-      <w:tr>
-        <w:tc>
-          <w:tcPr>
-            <w:tcW w:type="dxa" w:w="3230"/>
-          </w:tcPr>
-          <w:p>
-            <w:r/>
-            <w:r>
-              <w:rPr>
-                <w:rFonts w:ascii="Times New Roman" w:hAnsi="Times New Roman" w:eastAsia="Times New Roman"/>
-                <w:b w:val="0"/>
-                <w:i w:val="0"/>
-                <w:sz w:val="24"/>
-              </w:rPr>
-              <w:t>Фракция укорочения (FS)</w:t>
-            </w:r>
-          </w:p>
-        </w:tc>
-        <w:tc>
-          <w:tcPr>
-            <w:tcW w:type="dxa" w:w="3230"/>
-          </w:tcPr>
-          <w:p>
-            <w:r/>
-            <w:r>
-              <w:rPr>
-                <w:rFonts w:ascii="Times New Roman" w:hAnsi="Times New Roman" w:eastAsia="Times New Roman"/>
-                <w:b w:val="0"/>
-                <w:i w:val="0"/>
-                <w:sz w:val="24"/>
-              </w:rPr>
-              <w:t>LVIDd, LVIDs</w:t>
-            </w:r>
-          </w:p>
-        </w:tc>
-        <w:tc>
-          <w:tcPr>
-            <w:tcW w:type="dxa" w:w="3230"/>
-          </w:tcPr>
-          <w:p>
-            <w:r/>
-            <w:r>
-              <w:rPr>
-                <w:rFonts w:ascii="Times New Roman" w:hAnsi="Times New Roman" w:eastAsia="Times New Roman"/>
-                <w:b w:val="0"/>
-                <w:i w:val="0"/>
-                <w:sz w:val="24"/>
-              </w:rPr>
-              <w:t>Быстрая оценка у постели больного</w:t>
-            </w:r>
-          </w:p>
-        </w:tc>
-      </w:tr>
-      <w:tr>
-        <w:tc>
-          <w:tcPr>
-            <w:tcW w:type="dxa" w:w="3230"/>
-          </w:tcPr>
-          <w:p>
-            <w:r/>
-            <w:r>
-              <w:rPr>
-                <w:rFonts w:ascii="Times New Roman" w:hAnsi="Times New Roman" w:eastAsia="Times New Roman"/>
-                <w:b w:val="0"/>
-                <w:i w:val="0"/>
-                <w:sz w:val="24"/>
-              </w:rPr>
-              <w:t>Сравнение методов</w:t>
-            </w:r>
-          </w:p>
-        </w:tc>
-        <w:tc>
-          <w:tcPr>
-            <w:tcW w:type="dxa" w:w="3230"/>
-          </w:tcPr>
-          <w:p>
-            <w:r/>
-            <w:r>
-              <w:rPr>
-                <w:rFonts w:ascii="Times New Roman" w:hAnsi="Times New Roman" w:eastAsia="Times New Roman"/>
-                <w:b w:val="0"/>
-                <w:i w:val="0"/>
-                <w:sz w:val="24"/>
-              </w:rPr>
-              <w:t>КДО/КСО + LVIDd/LVIDs</w:t>
-            </w:r>
-          </w:p>
-        </w:tc>
-        <w:tc>
-          <w:tcPr>
-            <w:tcW w:type="dxa" w:w="3230"/>
-          </w:tcPr>
-          <w:p>
-            <w:r/>
-            <w:r>
-              <w:rPr>
-                <w:rFonts w:ascii="Times New Roman" w:hAnsi="Times New Roman" w:eastAsia="Times New Roman"/>
-                <w:b w:val="0"/>
-                <w:i w:val="0"/>
-                <w:sz w:val="24"/>
-              </w:rPr>
-              <w:t>Контроль согласованности Симпсон vs Teichholz</w:t>
-            </w:r>
-          </w:p>
-        </w:tc>
-      </w:tr>
-    </w:tbl>
-    <w:p/>
-    <w:p>
-      <w:r>
-        <w:rPr>
-          <w:rFonts w:ascii="Times New Roman" w:hAnsi="Times New Roman" w:eastAsia="Times New Roman"/>
-          <w:b/>
-          <w:i w:val="0"/>
-          <w:sz w:val="24"/>
-        </w:rPr>
-        <w:t>Формулы:</w:t>
-      </w:r>
-    </w:p>
-    <w:p>
-      <w:pPr>
-        <w:pStyle w:val="ListBullet"/>
-      </w:pPr>
-      <w:r>
-        <w:rPr>
-          <w:rFonts w:ascii="Times New Roman" w:hAnsi="Times New Roman" w:eastAsia="Times New Roman"/>
-          <w:b w:val="0"/>
-          <w:i w:val="0"/>
-          <w:sz w:val="24"/>
-        </w:rPr>
-        <w:t>ФВ ЛЖ (%) = (КДО − КСО) / КДО × 100</w:t>
-      </w:r>
-    </w:p>
-    <w:p>
-      <w:pPr>
-        <w:pStyle w:val="ListBullet"/>
-      </w:pPr>
-      <w:r>
-        <w:rPr>
-          <w:rFonts w:ascii="Times New Roman" w:hAnsi="Times New Roman" w:eastAsia="Times New Roman"/>
-          <w:b w:val="0"/>
-          <w:i w:val="0"/>
-          <w:sz w:val="24"/>
-        </w:rPr>
-        <w:t>Teichholz: V = [7 / (2.4 + D)] × D³ (D в см)</w:t>
-      </w:r>
-    </w:p>
-    <w:p>
-      <w:pPr>
-        <w:pStyle w:val="ListBullet"/>
-      </w:pPr>
-      <w:r>
-        <w:rPr>
-          <w:rFonts w:ascii="Times New Roman" w:hAnsi="Times New Roman" w:eastAsia="Times New Roman"/>
-          <w:b w:val="0"/>
-          <w:i w:val="0"/>
-          <w:sz w:val="24"/>
-        </w:rPr>
-        <w:t>FS (%) = (LVIDd − LVIDs) / LVIDd × 100</w:t>
-      </w:r>
-    </w:p>
-    <w:p>
-      <w:pPr>
-        <w:pStyle w:val="Heading3"/>
-      </w:pPr>
-      <w:r>
-        <w:t>4.2. Клинический прогноз сниженной ФВ</w:t>
-      </w:r>
-    </w:p>
-    <w:p>
-      <w:r>
-        <w:rPr>
-          <w:rFonts w:ascii="Times New Roman" w:hAnsi="Times New Roman" w:eastAsia="Times New Roman"/>
-          <w:b w:val="0"/>
-          <w:i w:val="0"/>
-          <w:sz w:val="24"/>
-        </w:rPr>
-        <w:t xml:space="preserve">До выполнения ЭхоКГ рассчитывается </w:t>
-      </w:r>
-      <w:r>
-        <w:rPr>
-          <w:rFonts w:ascii="Times New Roman" w:hAnsi="Times New Roman" w:eastAsia="Times New Roman"/>
-          <w:b/>
-          <w:i w:val="0"/>
-          <w:sz w:val="24"/>
-        </w:rPr>
-        <w:t>вероятность сниженной ФВ (&lt;50%)</w:t>
-      </w:r>
-      <w:r>
-        <w:rPr>
-          <w:rFonts w:ascii="Times New Roman" w:hAnsi="Times New Roman" w:eastAsia="Times New Roman"/>
-          <w:b w:val="0"/>
-          <w:i w:val="0"/>
-          <w:sz w:val="24"/>
-        </w:rPr>
-        <w:t xml:space="preserve"> по факторам:</w:t>
-      </w:r>
-    </w:p>
-    <w:p>
-      <w:pPr>
-        <w:pStyle w:val="ListBullet"/>
-      </w:pPr>
-      <w:r>
-        <w:rPr>
-          <w:rFonts w:ascii="Times New Roman" w:hAnsi="Times New Roman" w:eastAsia="Times New Roman"/>
-          <w:b w:val="0"/>
-          <w:i w:val="0"/>
-          <w:sz w:val="24"/>
-        </w:rPr>
-        <w:t>возраст, пол;</w:t>
-      </w:r>
-    </w:p>
-    <w:p>
-      <w:pPr>
-        <w:pStyle w:val="ListBullet"/>
-      </w:pPr>
-      <w:r>
-        <w:rPr>
-          <w:rFonts w:ascii="Times New Roman" w:hAnsi="Times New Roman" w:eastAsia="Times New Roman"/>
-          <w:b w:val="0"/>
-          <w:i w:val="0"/>
-          <w:sz w:val="24"/>
-        </w:rPr>
-        <w:t>перенесённый ИМ;</w:t>
-      </w:r>
-    </w:p>
-    <w:p>
-      <w:pPr>
-        <w:pStyle w:val="ListBullet"/>
-      </w:pPr>
-      <w:r>
-        <w:rPr>
-          <w:rFonts w:ascii="Times New Roman" w:hAnsi="Times New Roman" w:eastAsia="Times New Roman"/>
-          <w:b w:val="0"/>
-          <w:i w:val="0"/>
-          <w:sz w:val="24"/>
-        </w:rPr>
-        <w:t>сахарный диабет, АГ;</w:t>
-      </w:r>
-    </w:p>
-    <w:p>
-      <w:pPr>
-        <w:pStyle w:val="ListBullet"/>
-      </w:pPr>
-      <w:r>
-        <w:rPr>
-          <w:rFonts w:ascii="Times New Roman" w:hAnsi="Times New Roman" w:eastAsia="Times New Roman"/>
-          <w:b w:val="0"/>
-          <w:i w:val="0"/>
-          <w:sz w:val="24"/>
-        </w:rPr>
-        <w:t>фибрилляция предсердий;</w:t>
-      </w:r>
-    </w:p>
-    <w:p>
-      <w:pPr>
-        <w:pStyle w:val="ListBullet"/>
-      </w:pPr>
-      <w:r>
-        <w:rPr>
-          <w:rFonts w:ascii="Times New Roman" w:hAnsi="Times New Roman" w:eastAsia="Times New Roman"/>
-          <w:b w:val="0"/>
-          <w:i w:val="0"/>
-          <w:sz w:val="24"/>
-        </w:rPr>
-        <w:t>одышка, отёки;</w:t>
-      </w:r>
-    </w:p>
-    <w:p>
-      <w:pPr>
-        <w:pStyle w:val="ListBullet"/>
-      </w:pPr>
-      <w:r>
-        <w:rPr>
-          <w:rFonts w:ascii="Times New Roman" w:hAnsi="Times New Roman" w:eastAsia="Times New Roman"/>
-          <w:b w:val="0"/>
-          <w:i w:val="0"/>
-          <w:sz w:val="24"/>
-        </w:rPr>
-        <w:t>длительность QRS;</w:t>
-      </w:r>
-    </w:p>
-    <w:p>
-      <w:pPr>
-        <w:pStyle w:val="ListBullet"/>
-      </w:pPr>
-      <w:r>
-        <w:rPr>
-          <w:rFonts w:ascii="Times New Roman" w:hAnsi="Times New Roman" w:eastAsia="Times New Roman"/>
-          <w:b w:val="0"/>
-          <w:i w:val="0"/>
-          <w:sz w:val="24"/>
-        </w:rPr>
-        <w:t>NT-proBNP (при наличии).</w:t>
-      </w:r>
-    </w:p>
-    <w:p>
-      <w:r>
-        <w:rPr>
-          <w:rFonts w:ascii="Times New Roman" w:hAnsi="Times New Roman" w:eastAsia="Times New Roman"/>
-          <w:b/>
-          <w:i w:val="0"/>
-          <w:sz w:val="24"/>
-        </w:rPr>
-        <w:t>Экспорт PDF</w:t>
-      </w:r>
-      <w:r>
-        <w:rPr>
-          <w:rFonts w:ascii="Times New Roman" w:hAnsi="Times New Roman" w:eastAsia="Times New Roman"/>
-          <w:b w:val="0"/>
-          <w:i w:val="0"/>
-          <w:sz w:val="24"/>
-        </w:rPr>
-        <w:t xml:space="preserve"> доступен для всех методов расчёта.</w:t>
-      </w:r>
-    </w:p>
-    <w:p>
-      <w:pPr>
-        <w:pStyle w:val="Heading3"/>
-      </w:pPr>
-      <w:r>
-        <w:t>4.3. Категории интерпретации ФВ ЛЖ</w:t>
-      </w:r>
-    </w:p>
-    <w:tbl>
-      <w:tblPr>
-        <w:tblStyle w:val="TableGrid"/>
-        <w:tblW w:type="auto" w:w="0"/>
-        <w:tblLook w:firstColumn="1" w:firstRow="1" w:lastColumn="0" w:lastRow="0" w:noHBand="0" w:noVBand="1" w:val="04A0"/>
-      </w:tblPr>
-      <w:tblGrid>
-        <w:gridCol w:w="4844"/>
-        <w:gridCol w:w="4844"/>
-      </w:tblGrid>
-      <w:tr>
-        <w:tc>
-          <w:tcPr>
-            <w:tcW w:type="dxa" w:w="4844"/>
-          </w:tcPr>
-          <w:p>
-            <w:r/>
-            <w:r>
-              <w:rPr>
-                <w:rFonts w:ascii="Times New Roman" w:hAnsi="Times New Roman" w:eastAsia="Times New Roman"/>
-                <w:b/>
-                <w:i w:val="0"/>
-                <w:sz w:val="24"/>
-              </w:rPr>
-              <w:t>ФВ ЛЖ</w:t>
-            </w:r>
-          </w:p>
-        </w:tc>
-        <w:tc>
-          <w:tcPr>
-            <w:tcW w:type="dxa" w:w="4844"/>
-          </w:tcPr>
-          <w:p>
-            <w:r/>
-            <w:r>
-              <w:rPr>
-                <w:rFonts w:ascii="Times New Roman" w:hAnsi="Times New Roman" w:eastAsia="Times New Roman"/>
-                <w:b/>
-                <w:i w:val="0"/>
-                <w:sz w:val="24"/>
-              </w:rPr>
-              <w:t>Категория</w:t>
-            </w:r>
-          </w:p>
-        </w:tc>
-      </w:tr>
-      <w:tr>
-        <w:tc>
-          <w:tcPr>
-            <w:tcW w:type="dxa" w:w="4844"/>
-          </w:tcPr>
-          <w:p>
-            <w:r/>
-            <w:r>
-              <w:rPr>
-                <w:rFonts w:ascii="Times New Roman" w:hAnsi="Times New Roman" w:eastAsia="Times New Roman"/>
-                <w:b w:val="0"/>
-                <w:i w:val="0"/>
-                <w:sz w:val="24"/>
-              </w:rPr>
-              <w:t>≥55%</w:t>
-            </w:r>
-          </w:p>
-        </w:tc>
-        <w:tc>
-          <w:tcPr>
-            <w:tcW w:type="dxa" w:w="4844"/>
-          </w:tcPr>
-          <w:p>
-            <w:r/>
-            <w:r>
-              <w:rPr>
-                <w:rFonts w:ascii="Times New Roman" w:hAnsi="Times New Roman" w:eastAsia="Times New Roman"/>
-                <w:b w:val="0"/>
-                <w:i w:val="0"/>
-                <w:sz w:val="24"/>
-              </w:rPr>
-              <w:t>Норма</w:t>
-            </w:r>
-          </w:p>
-        </w:tc>
-      </w:tr>
-      <w:tr>
-        <w:tc>
-          <w:tcPr>
-            <w:tcW w:type="dxa" w:w="4844"/>
-          </w:tcPr>
-          <w:p>
-            <w:r/>
-            <w:r>
-              <w:rPr>
-                <w:rFonts w:ascii="Times New Roman" w:hAnsi="Times New Roman" w:eastAsia="Times New Roman"/>
-                <w:b w:val="0"/>
-                <w:i w:val="0"/>
-                <w:sz w:val="24"/>
-              </w:rPr>
-              <w:t>41-54%</w:t>
-            </w:r>
-          </w:p>
-        </w:tc>
-        <w:tc>
-          <w:tcPr>
-            <w:tcW w:type="dxa" w:w="4844"/>
-          </w:tcPr>
-          <w:p>
-            <w:r/>
-            <w:r>
-              <w:rPr>
-                <w:rFonts w:ascii="Times New Roman" w:hAnsi="Times New Roman" w:eastAsia="Times New Roman"/>
-                <w:b w:val="0"/>
-                <w:i w:val="0"/>
-                <w:sz w:val="24"/>
-              </w:rPr>
-              <w:t>Незначительно снижена</w:t>
-            </w:r>
-          </w:p>
-        </w:tc>
-      </w:tr>
-      <w:tr>
-        <w:tc>
-          <w:tcPr>
-            <w:tcW w:type="dxa" w:w="4844"/>
-          </w:tcPr>
-          <w:p>
-            <w:r/>
-            <w:r>
-              <w:rPr>
-                <w:rFonts w:ascii="Times New Roman" w:hAnsi="Times New Roman" w:eastAsia="Times New Roman"/>
-                <w:b w:val="0"/>
-                <w:i w:val="0"/>
-                <w:sz w:val="24"/>
-              </w:rPr>
-              <w:t>30-40%</w:t>
-            </w:r>
-          </w:p>
-        </w:tc>
-        <w:tc>
-          <w:tcPr>
-            <w:tcW w:type="dxa" w:w="4844"/>
-          </w:tcPr>
-          <w:p>
-            <w:r/>
-            <w:r>
-              <w:rPr>
-                <w:rFonts w:ascii="Times New Roman" w:hAnsi="Times New Roman" w:eastAsia="Times New Roman"/>
-                <w:b w:val="0"/>
-                <w:i w:val="0"/>
-                <w:sz w:val="24"/>
-              </w:rPr>
-              <w:t>Умеренно снижена</w:t>
-            </w:r>
-          </w:p>
-        </w:tc>
-      </w:tr>
-      <w:tr>
-        <w:tc>
-          <w:tcPr>
-            <w:tcW w:type="dxa" w:w="4844"/>
-          </w:tcPr>
-          <w:p>
-            <w:r/>
-            <w:r>
-              <w:rPr>
-                <w:rFonts w:ascii="Times New Roman" w:hAnsi="Times New Roman" w:eastAsia="Times New Roman"/>
-                <w:b w:val="0"/>
-                <w:i w:val="0"/>
-                <w:sz w:val="24"/>
-              </w:rPr>
-              <w:t>&lt;30%</w:t>
-            </w:r>
-          </w:p>
-        </w:tc>
-        <w:tc>
-          <w:tcPr>
-            <w:tcW w:type="dxa" w:w="4844"/>
-          </w:tcPr>
-          <w:p>
-            <w:r/>
-            <w:r>
-              <w:rPr>
-                <w:rFonts w:ascii="Times New Roman" w:hAnsi="Times New Roman" w:eastAsia="Times New Roman"/>
-                <w:b w:val="0"/>
-                <w:i w:val="0"/>
-                <w:sz w:val="24"/>
-              </w:rPr>
-              <w:t>Выраженно снижена</w:t>
-            </w:r>
-          </w:p>
-        </w:tc>
-      </w:tr>
-    </w:tbl>
-    <w:p/>
-    <w:p>
-      <w:r>
-        <w:rPr>
-          <w:rFonts w:ascii="Times New Roman" w:hAnsi="Times New Roman" w:eastAsia="Times New Roman"/>
-          <w:b/>
-          <w:i w:val="0"/>
-          <w:sz w:val="24"/>
-        </w:rPr>
-        <w:t>Ограничение:</w:t>
-      </w:r>
-      <w:r>
-        <w:rPr>
-          <w:rFonts w:ascii="Times New Roman" w:hAnsi="Times New Roman" w:eastAsia="Times New Roman"/>
-          <w:b w:val="0"/>
-          <w:i w:val="0"/>
-          <w:sz w:val="24"/>
-        </w:rPr>
-        <w:t xml:space="preserve"> сервис не заменяет официальное заключение ЭхоКГ; результаты требуют клинической интерпретации кардиологом.</w:t>
-      </w:r>
-    </w:p>
-    <w:p>
-      <w:r>
-        <w:rPr>
-          <w:rFonts w:ascii="Times New Roman" w:hAnsi="Times New Roman" w:eastAsia="Times New Roman"/>
-          <w:b/>
-          <w:i w:val="0"/>
-          <w:sz w:val="24"/>
-        </w:rPr>
-        <w:t>Файлы:</w:t>
-      </w:r>
-      <w:r>
-        <w:rPr>
-          <w:rFonts w:ascii="Times New Roman" w:hAnsi="Times New Roman" w:eastAsia="Times New Roman"/>
-          <w:b w:val="0"/>
-          <w:i w:val="0"/>
-          <w:sz w:val="24"/>
-        </w:rPr>
-        <w:t xml:space="preserve"> </w:t>
-      </w:r>
-      <w:r>
-        <w:rPr>
-          <w:rFonts w:ascii="Courier New" w:hAnsi="Courier New" w:eastAsia="Times New Roman"/>
-          <w:b w:val="0"/>
-          <w:i w:val="0"/>
-          <w:sz w:val="24"/>
-        </w:rPr>
-        <w:t>lvef_app.py</w:t>
-      </w:r>
-      <w:r>
-        <w:rPr>
-          <w:rFonts w:ascii="Times New Roman" w:hAnsi="Times New Roman" w:eastAsia="Times New Roman"/>
-          <w:b w:val="0"/>
-          <w:i w:val="0"/>
-          <w:sz w:val="24"/>
-        </w:rPr>
-        <w:t xml:space="preserve">, </w:t>
-      </w:r>
-      <w:r>
-        <w:rPr>
-          <w:rFonts w:ascii="Courier New" w:hAnsi="Courier New" w:eastAsia="Times New Roman"/>
-          <w:b w:val="0"/>
-          <w:i w:val="0"/>
-          <w:sz w:val="24"/>
-        </w:rPr>
-        <w:t>clinical/lvef.py</w:t>
-      </w:r>
-      <w:r>
-        <w:rPr>
-          <w:rFonts w:ascii="Times New Roman" w:hAnsi="Times New Roman" w:eastAsia="Times New Roman"/>
-          <w:b w:val="0"/>
-          <w:i w:val="0"/>
-          <w:sz w:val="24"/>
-        </w:rPr>
-        <w:t xml:space="preserve">, </w:t>
-      </w:r>
-      <w:r>
-        <w:rPr>
-          <w:rFonts w:ascii="Courier New" w:hAnsi="Courier New" w:eastAsia="Times New Roman"/>
-          <w:b w:val="0"/>
-          <w:i w:val="0"/>
-          <w:sz w:val="24"/>
-        </w:rPr>
-        <w:t>deploy/LVEF.md</w:t>
-      </w:r>
-    </w:p>
-    <w:p>
-      <w:pPr>
-        <w:pStyle w:val="Heading2"/>
-      </w:pPr>
-      <w:r>
-        <w:t>5. MD Choice - прогнозирование выбора препарата при СД2</w:t>
-      </w:r>
-    </w:p>
-    <w:p>
-      <w:r>
-        <w:rPr>
-          <w:rFonts w:ascii="Times New Roman" w:hAnsi="Times New Roman" w:eastAsia="Times New Roman"/>
-          <w:b/>
-          <w:i w:val="0"/>
-          <w:sz w:val="24"/>
-        </w:rPr>
-        <w:t>URL:</w:t>
+        <w:t>Адрес:</w:t>
       </w:r>
       <w:r>
         <w:rPr>
@@ -1810,43 +1076,11 @@
       </w:r>
     </w:p>
     <w:p>
+      <w:pPr>
+        <w:pStyle w:val="Heading2"/>
+      </w:pPr>
       <w:r>
-        <w:rPr>
-          <w:rFonts w:ascii="Times New Roman" w:hAnsi="Times New Roman" w:eastAsia="Times New Roman"/>
-          <w:b/>
-          <w:i w:val="0"/>
-          <w:sz w:val="24"/>
-        </w:rPr>
-        <w:t>Стек:</w:t>
-      </w:r>
-      <w:r>
-        <w:rPr>
-          <w:rFonts w:ascii="Times New Roman" w:hAnsi="Times New Roman" w:eastAsia="Times New Roman"/>
-          <w:b w:val="0"/>
-          <w:i w:val="0"/>
-          <w:sz w:val="24"/>
-        </w:rPr>
-        <w:t xml:space="preserve"> Python, Streamlit, scikit-learn (Random Forest)</w:t>
-      </w:r>
-    </w:p>
-    <w:p>
-      <w:r>
-        <w:rPr>
-          <w:rFonts w:ascii="Times New Roman" w:hAnsi="Times New Roman" w:eastAsia="Times New Roman"/>
-          <w:b/>
-          <w:i w:val="0"/>
-          <w:sz w:val="24"/>
-        </w:rPr>
-        <w:t>Назначение:</w:t>
-      </w:r>
-      <w:r>
-        <w:rPr>
-          <w:rFonts w:ascii="Times New Roman" w:hAnsi="Times New Roman" w:eastAsia="Times New Roman"/>
-          <w:b w:val="0"/>
-          <w:i w:val="0"/>
-          <w:sz w:val="24"/>
-        </w:rPr>
-        <w:t xml:space="preserve"> система поддержки принятия врачебных решений (СППВР) для выбора класса сахароснижающего препарата при сахарном диабете 2 типа на основе машинного обучения.</w:t>
+        <w:t>4. Калькулятор выборки для клинических испытаний</w:t>
       </w:r>
     </w:p>
     <w:p>
@@ -1854,71 +1088,7 @@
         <w:pStyle w:val="Heading3"/>
       </w:pPr>
       <w:r>
-        <w:t>5.1. Входные данные</w:t>
-      </w:r>
-    </w:p>
-    <w:p>
-      <w:pPr>
-        <w:pStyle w:val="ListBullet"/>
-      </w:pPr>
-      <w:r>
-        <w:rPr>
-          <w:rFonts w:ascii="Times New Roman" w:hAnsi="Times New Roman" w:eastAsia="Times New Roman"/>
-          <w:b w:val="0"/>
-          <w:i w:val="0"/>
-          <w:sz w:val="24"/>
-        </w:rPr>
-        <w:t>возраст, ИМТ, HbA1c, рСКФ, длительность СД;</w:t>
-      </w:r>
-    </w:p>
-    <w:p>
-      <w:pPr>
-        <w:pStyle w:val="ListBullet"/>
-      </w:pPr>
-      <w:r>
-        <w:rPr>
-          <w:rFonts w:ascii="Times New Roman" w:hAnsi="Times New Roman" w:eastAsia="Times New Roman"/>
-          <w:b w:val="0"/>
-          <w:i w:val="0"/>
-          <w:sz w:val="24"/>
-        </w:rPr>
-        <w:t>сердечно-сосудистые заболевания, сердечная недостаточность;</w:t>
-      </w:r>
-    </w:p>
-    <w:p>
-      <w:pPr>
-        <w:pStyle w:val="ListBullet"/>
-      </w:pPr>
-      <w:r>
-        <w:rPr>
-          <w:rFonts w:ascii="Times New Roman" w:hAnsi="Times New Roman" w:eastAsia="Times New Roman"/>
-          <w:b w:val="0"/>
-          <w:i w:val="0"/>
-          <w:sz w:val="24"/>
-        </w:rPr>
-        <w:t>риск гипогликемии, цель снижения веса;</w:t>
-      </w:r>
-    </w:p>
-    <w:p>
-      <w:pPr>
-        <w:pStyle w:val="ListBullet"/>
-      </w:pPr>
-      <w:r>
-        <w:rPr>
-          <w:rFonts w:ascii="Times New Roman" w:hAnsi="Times New Roman" w:eastAsia="Times New Roman"/>
-          <w:b w:val="0"/>
-          <w:i w:val="0"/>
-          <w:sz w:val="24"/>
-        </w:rPr>
-        <w:t>текущая терапия (метформин, инсулин).</w:t>
-      </w:r>
-    </w:p>
-    <w:p>
-      <w:pPr>
-        <w:pStyle w:val="Heading3"/>
-      </w:pPr>
-      <w:r>
-        <w:t>5.2. Выход модели</w:t>
+        <w:t>4.1. Клиническая и исследовательская проблема</w:t>
       </w:r>
     </w:p>
     <w:p>
@@ -1929,102 +1099,7 @@
           <w:i w:val="0"/>
           <w:sz w:val="24"/>
         </w:rPr>
-        <w:t>Ранжирование классов препаратов с вероятностями:</w:t>
-      </w:r>
-    </w:p>
-    <w:p>
-      <w:pPr>
-        <w:pStyle w:val="ListBullet"/>
-      </w:pPr>
-      <w:r>
-        <w:rPr>
-          <w:rFonts w:ascii="Times New Roman" w:hAnsi="Times New Roman" w:eastAsia="Times New Roman"/>
-          <w:b w:val="0"/>
-          <w:i w:val="0"/>
-          <w:sz w:val="24"/>
-        </w:rPr>
-        <w:t>метформин;</w:t>
-      </w:r>
-    </w:p>
-    <w:p>
-      <w:pPr>
-        <w:pStyle w:val="ListBullet"/>
-      </w:pPr>
-      <w:r>
-        <w:rPr>
-          <w:rFonts w:ascii="Times New Roman" w:hAnsi="Times New Roman" w:eastAsia="Times New Roman"/>
-          <w:b w:val="0"/>
-          <w:i w:val="0"/>
-          <w:sz w:val="24"/>
-        </w:rPr>
-        <w:t>иНГЛТ-2 (SGLT2);</w:t>
-      </w:r>
-    </w:p>
-    <w:p>
-      <w:pPr>
-        <w:pStyle w:val="ListBullet"/>
-      </w:pPr>
-      <w:r>
-        <w:rPr>
-          <w:rFonts w:ascii="Times New Roman" w:hAnsi="Times New Roman" w:eastAsia="Times New Roman"/>
-          <w:b w:val="0"/>
-          <w:i w:val="0"/>
-          <w:sz w:val="24"/>
-        </w:rPr>
-        <w:t>аГПП-1 (GLP-1);</w:t>
-      </w:r>
-    </w:p>
-    <w:p>
-      <w:pPr>
-        <w:pStyle w:val="ListBullet"/>
-      </w:pPr>
-      <w:r>
-        <w:rPr>
-          <w:rFonts w:ascii="Times New Roman" w:hAnsi="Times New Roman" w:eastAsia="Times New Roman"/>
-          <w:b w:val="0"/>
-          <w:i w:val="0"/>
-          <w:sz w:val="24"/>
-        </w:rPr>
-        <w:t>иППП-4 (DPP-4);</w:t>
-      </w:r>
-    </w:p>
-    <w:p>
-      <w:pPr>
-        <w:pStyle w:val="ListBullet"/>
-      </w:pPr>
-      <w:r>
-        <w:rPr>
-          <w:rFonts w:ascii="Times New Roman" w:hAnsi="Times New Roman" w:eastAsia="Times New Roman"/>
-          <w:b w:val="0"/>
-          <w:i w:val="0"/>
-          <w:sz w:val="24"/>
-        </w:rPr>
-        <w:t>сульфонилмочевины;</w:t>
-      </w:r>
-    </w:p>
-    <w:p>
-      <w:pPr>
-        <w:pStyle w:val="ListBullet"/>
-      </w:pPr>
-      <w:r>
-        <w:rPr>
-          <w:rFonts w:ascii="Times New Roman" w:hAnsi="Times New Roman" w:eastAsia="Times New Roman"/>
-          <w:b w:val="0"/>
-          <w:i w:val="0"/>
-          <w:sz w:val="24"/>
-        </w:rPr>
-        <w:t>инсулин.</w:t>
-      </w:r>
-    </w:p>
-    <w:p>
-      <w:r>
-        <w:rPr>
-          <w:rFonts w:ascii="Times New Roman" w:hAnsi="Times New Roman" w:eastAsia="Times New Roman"/>
-          <w:b w:val="0"/>
-          <w:i w:val="0"/>
-          <w:sz w:val="24"/>
-        </w:rPr>
-        <w:t xml:space="preserve">Для каждого варианта - </w:t>
+        <w:t xml:space="preserve">Планирование клинического исследования требует на раннем этапе оценить </w:t>
       </w:r>
       <w:r>
         <w:rPr>
@@ -2033,7 +1108,7 @@
           <w:i w:val="0"/>
           <w:sz w:val="24"/>
         </w:rPr>
-        <w:t>клиническое обоснование</w:t>
+        <w:t>необходимый размер выборки</w:t>
       </w:r>
       <w:r>
         <w:rPr>
@@ -2042,7 +1117,7 @@
           <w:i w:val="0"/>
           <w:sz w:val="24"/>
         </w:rPr>
-        <w:t xml:space="preserve">, предупреждения (почки, гипогликемия), </w:t>
+        <w:t xml:space="preserve"> - от этого зависят сроки, бюджет, этическая обоснованность и статистическая мощность протокола. На практике исследователи и врачи-координаторы нередко обращаются к биостатистикам с базовыми вопросами по расчёту N, тогда как для предварительной проработки гипотезы нужен </w:t>
       </w:r>
       <w:r>
         <w:rPr>
@@ -2051,7 +1126,7 @@
           <w:i w:val="0"/>
           <w:sz w:val="24"/>
         </w:rPr>
-        <w:t>экспорт PDF</w:t>
+        <w:t>доступный и понятный инструмент быстрой оценки</w:t>
       </w:r>
       <w:r>
         <w:rPr>
@@ -2068,7 +1143,7 @@
         <w:pStyle w:val="Heading3"/>
       </w:pPr>
       <w:r>
-        <w:t>5.3. Методология</w:t>
+        <w:t>4.2. Выполненная работа</w:t>
       </w:r>
     </w:p>
     <w:p>
@@ -2079,7 +1154,7 @@
           <w:i w:val="0"/>
           <w:sz w:val="24"/>
         </w:rPr>
-        <w:t xml:space="preserve">Модель </w:t>
+        <w:t xml:space="preserve">Создан специализированный веб-калькулятор для </w:t>
       </w:r>
       <w:r>
         <w:rPr>
@@ -2088,7 +1163,7 @@
           <w:i w:val="0"/>
           <w:sz w:val="24"/>
         </w:rPr>
-        <w:t>Random Forest</w:t>
+        <w:t>предварительного расчёта размера выборки</w:t>
       </w:r>
       <w:r>
         <w:rPr>
@@ -2097,7 +1172,194 @@
           <w:i w:val="0"/>
           <w:sz w:val="24"/>
         </w:rPr>
-        <w:t>, обученная на клинически размеченном датасете профилей пациентов с СД2 с учётом современных подходов к персонализации терапии (ССЗ, ХСН, ожирение, функция почек).</w:t>
+        <w:t xml:space="preserve"> при типовых дизайнах клинических испытаний. Реализованы четыре наиболее востребованных сценария:</w:t>
+      </w:r>
+    </w:p>
+    <w:p>
+      <w:pPr>
+        <w:pStyle w:val="ListNumber"/>
+      </w:pPr>
+      <w:r>
+        <w:rPr>
+          <w:rFonts w:ascii="Times New Roman" w:hAnsi="Times New Roman" w:eastAsia="Times New Roman"/>
+          <w:b/>
+          <w:i w:val="0"/>
+          <w:sz w:val="24"/>
+        </w:rPr>
+        <w:t>Сравнение средних значений</w:t>
+      </w:r>
+      <w:r>
+        <w:rPr>
+          <w:rFonts w:ascii="Times New Roman" w:hAnsi="Times New Roman" w:eastAsia="Times New Roman"/>
+          <w:b w:val="0"/>
+          <w:i w:val="0"/>
+          <w:sz w:val="24"/>
+        </w:rPr>
+        <w:t xml:space="preserve"> непрерывной конечной точки (двухвыборочный t-критерий).</w:t>
+      </w:r>
+    </w:p>
+    <w:p>
+      <w:pPr>
+        <w:pStyle w:val="ListNumber"/>
+      </w:pPr>
+      <w:r>
+        <w:rPr>
+          <w:rFonts w:ascii="Times New Roman" w:hAnsi="Times New Roman" w:eastAsia="Times New Roman"/>
+          <w:b/>
+          <w:i w:val="0"/>
+          <w:sz w:val="24"/>
+        </w:rPr>
+        <w:t>Сравнение долей</w:t>
+      </w:r>
+      <w:r>
+        <w:rPr>
+          <w:rFonts w:ascii="Times New Roman" w:hAnsi="Times New Roman" w:eastAsia="Times New Roman"/>
+          <w:b w:val="0"/>
+          <w:i w:val="0"/>
+          <w:sz w:val="24"/>
+        </w:rPr>
+        <w:t xml:space="preserve"> при бинарной конечной точке.</w:t>
+      </w:r>
+    </w:p>
+    <w:p>
+      <w:pPr>
+        <w:pStyle w:val="ListNumber"/>
+      </w:pPr>
+      <w:r>
+        <w:rPr>
+          <w:rFonts w:ascii="Times New Roman" w:hAnsi="Times New Roman" w:eastAsia="Times New Roman"/>
+          <w:b/>
+          <w:i w:val="0"/>
+          <w:sz w:val="24"/>
+        </w:rPr>
+        <w:t>Дизайн непревосходства</w:t>
+      </w:r>
+      <w:r>
+        <w:rPr>
+          <w:rFonts w:ascii="Times New Roman" w:hAnsi="Times New Roman" w:eastAsia="Times New Roman"/>
+          <w:b w:val="0"/>
+          <w:i w:val="0"/>
+          <w:sz w:val="24"/>
+        </w:rPr>
+        <w:t xml:space="preserve"> (non-inferiority) для бинарных исходов.</w:t>
+      </w:r>
+    </w:p>
+    <w:p>
+      <w:pPr>
+        <w:pStyle w:val="ListNumber"/>
+      </w:pPr>
+      <w:r>
+        <w:rPr>
+          <w:rFonts w:ascii="Times New Roman" w:hAnsi="Times New Roman" w:eastAsia="Times New Roman"/>
+          <w:b/>
+          <w:i w:val="0"/>
+          <w:sz w:val="24"/>
+        </w:rPr>
+        <w:t>Анализ времени до события</w:t>
+      </w:r>
+      <w:r>
+        <w:rPr>
+          <w:rFonts w:ascii="Times New Roman" w:hAnsi="Times New Roman" w:eastAsia="Times New Roman"/>
+          <w:b w:val="0"/>
+          <w:i w:val="0"/>
+          <w:sz w:val="24"/>
+        </w:rPr>
+        <w:t xml:space="preserve"> (выживаемость) по формуле Schoenfeld для log-rank теста.</w:t>
+      </w:r>
+    </w:p>
+    <w:p>
+      <w:r>
+        <w:rPr>
+          <w:rFonts w:ascii="Times New Roman" w:hAnsi="Times New Roman" w:eastAsia="Times New Roman"/>
+          <w:b w:val="0"/>
+          <w:i w:val="0"/>
+          <w:sz w:val="24"/>
+        </w:rPr>
+        <w:t xml:space="preserve">Пользователь задаёт уровень значимости, мощность исследования, соотношение рандомизации и ожидаемую долю выбывания; система рассчитывает размер выборки </w:t>
+      </w:r>
+      <w:r>
+        <w:rPr>
+          <w:rFonts w:ascii="Times New Roman" w:hAnsi="Times New Roman" w:eastAsia="Times New Roman"/>
+          <w:b/>
+          <w:i w:val="0"/>
+          <w:sz w:val="24"/>
+        </w:rPr>
+        <w:t>по группам и суммарно</w:t>
+      </w:r>
+      <w:r>
+        <w:rPr>
+          <w:rFonts w:ascii="Times New Roman" w:hAnsi="Times New Roman" w:eastAsia="Times New Roman"/>
+          <w:b w:val="0"/>
+          <w:i w:val="0"/>
+          <w:sz w:val="24"/>
+        </w:rPr>
+        <w:t xml:space="preserve">, с учётом запаса на потери при наблюдении. Результат можно </w:t>
+      </w:r>
+      <w:r>
+        <w:rPr>
+          <w:rFonts w:ascii="Times New Roman" w:hAnsi="Times New Roman" w:eastAsia="Times New Roman"/>
+          <w:b/>
+          <w:i w:val="0"/>
+          <w:sz w:val="24"/>
+        </w:rPr>
+        <w:t>экспортировать в PDF</w:t>
+      </w:r>
+      <w:r>
+        <w:rPr>
+          <w:rFonts w:ascii="Times New Roman" w:hAnsi="Times New Roman" w:eastAsia="Times New Roman"/>
+          <w:b w:val="0"/>
+          <w:i w:val="0"/>
+          <w:sz w:val="24"/>
+        </w:rPr>
+        <w:t xml:space="preserve"> с указанием исполнителя расчёта для включения в проектную документацию или обсуждение с биостатистиком.</w:t>
+      </w:r>
+    </w:p>
+    <w:p>
+      <w:r>
+        <w:rPr>
+          <w:rFonts w:ascii="Times New Roman" w:hAnsi="Times New Roman" w:eastAsia="Times New Roman"/>
+          <w:b w:val="0"/>
+          <w:i w:val="0"/>
+          <w:sz w:val="24"/>
+        </w:rPr>
+        <w:t>Техническая реализация выполнена с использованием проверенных статистических библиотек (scipy, statsmodels); подготовлены инструкции по развёртыванию на сервере.</w:t>
+      </w:r>
+    </w:p>
+    <w:p>
+      <w:pPr>
+        <w:pStyle w:val="Heading3"/>
+      </w:pPr>
+      <w:r>
+        <w:t>4.3. Польза для медиков и исследователей</w:t>
+      </w:r>
+    </w:p>
+    <w:p>
+      <w:r>
+        <w:rPr>
+          <w:rFonts w:ascii="Times New Roman" w:hAnsi="Times New Roman" w:eastAsia="Times New Roman"/>
+          <w:b w:val="0"/>
+          <w:i w:val="0"/>
+          <w:sz w:val="24"/>
+        </w:rPr>
+        <w:t xml:space="preserve">Калькулятор позволяет </w:t>
+      </w:r>
+      <w:r>
+        <w:rPr>
+          <w:rFonts w:ascii="Times New Roman" w:hAnsi="Times New Roman" w:eastAsia="Times New Roman"/>
+          <w:b/>
+          <w:i w:val="0"/>
+          <w:sz w:val="24"/>
+        </w:rPr>
+        <w:t>на ранней стадии</w:t>
+      </w:r>
+      <w:r>
+        <w:rPr>
+          <w:rFonts w:ascii="Times New Roman" w:hAnsi="Times New Roman" w:eastAsia="Times New Roman"/>
+          <w:b w:val="0"/>
+          <w:i w:val="0"/>
+          <w:sz w:val="24"/>
+        </w:rPr>
+        <w:t xml:space="preserve"> - ещё до полноценного протокола - оценить реалистичность дизайна исследования, сравнить несколько сценариев и подготовить обоснованный диалог с биостатистическим отделом. Это снижает число итераций при проектировании КИ и повышает качество подготовки врачей-исследователей.</w:t>
       </w:r>
     </w:p>
     <w:p>
@@ -2108,7 +1370,7 @@
           <w:i w:val="0"/>
           <w:sz w:val="24"/>
         </w:rPr>
-        <w:t>Ограничение:</w:t>
+        <w:t>Адрес:</w:t>
       </w:r>
       <w:r>
         <w:rPr>
@@ -2117,7 +1379,89 @@
           <w:i w:val="0"/>
           <w:sz w:val="24"/>
         </w:rPr>
-        <w:t xml:space="preserve"> СППВР не заменяет клинические рекомендации и решение лечащего врача.</w:t>
+        <w:t xml:space="preserve"> http://ikorsakov.tech:8080/</w:t>
+      </w:r>
+    </w:p>
+    <w:p>
+      <w:pPr>
+        <w:pStyle w:val="Heading2"/>
+      </w:pPr>
+      <w:r>
+        <w:t>5. Прогнозирование фракции выброса левого желудочка (ФВ ЛЖ)</w:t>
+      </w:r>
+    </w:p>
+    <w:p>
+      <w:pPr>
+        <w:pStyle w:val="Heading3"/>
+      </w:pPr>
+      <w:r>
+        <w:t>5.1. Клиническая проблема</w:t>
+      </w:r>
+    </w:p>
+    <w:p>
+      <w:r>
+        <w:rPr>
+          <w:rFonts w:ascii="Times New Roman" w:hAnsi="Times New Roman" w:eastAsia="Times New Roman"/>
+          <w:b w:val="0"/>
+          <w:i w:val="0"/>
+          <w:sz w:val="24"/>
+        </w:rPr>
+        <w:t xml:space="preserve">Фракция выброса левого желудочка - ключевой параметр в кардиологии: от неё зависят тактика лечения сердечной недостаточности, прогноз и объём обследования. Врачу регулярно приходится </w:t>
+      </w:r>
+      <w:r>
+        <w:rPr>
+          <w:rFonts w:ascii="Times New Roman" w:hAnsi="Times New Roman" w:eastAsia="Times New Roman"/>
+          <w:b/>
+          <w:i w:val="0"/>
+          <w:sz w:val="24"/>
+        </w:rPr>
+        <w:t>интерпретировать данные ЭхоКГ</w:t>
+      </w:r>
+      <w:r>
+        <w:rPr>
+          <w:rFonts w:ascii="Times New Roman" w:hAnsi="Times New Roman" w:eastAsia="Times New Roman"/>
+          <w:b w:val="0"/>
+          <w:i w:val="0"/>
+          <w:sz w:val="24"/>
+        </w:rPr>
+        <w:t xml:space="preserve"> и до получения полноценного заключения - оценивать вероятность снижения сократительной функции по клинической картине, особенно в условиях первичного звена и приёмного отделения.</w:t>
+      </w:r>
+    </w:p>
+    <w:p>
+      <w:pPr>
+        <w:pStyle w:val="Heading3"/>
+      </w:pPr>
+      <w:r>
+        <w:t>5.2. Выполненная работа</w:t>
+      </w:r>
+    </w:p>
+    <w:p>
+      <w:r>
+        <w:rPr>
+          <w:rFonts w:ascii="Times New Roman" w:hAnsi="Times New Roman" w:eastAsia="Times New Roman"/>
+          <w:b w:val="0"/>
+          <w:i w:val="0"/>
+          <w:sz w:val="24"/>
+        </w:rPr>
+        <w:t xml:space="preserve">Разработан веб-сервис </w:t>
+      </w:r>
+      <w:r>
+        <w:rPr>
+          <w:rFonts w:ascii="Times New Roman" w:hAnsi="Times New Roman" w:eastAsia="Times New Roman"/>
+          <w:b/>
+          <w:i w:val="0"/>
+          <w:sz w:val="24"/>
+        </w:rPr>
+        <w:t>оценки и прогнозирования ФВ ЛЖ</w:t>
+      </w:r>
+      <w:r>
+        <w:rPr>
+          <w:rFonts w:ascii="Times New Roman" w:hAnsi="Times New Roman" w:eastAsia="Times New Roman"/>
+          <w:b w:val="0"/>
+          <w:i w:val="0"/>
+          <w:sz w:val="24"/>
+        </w:rPr>
+        <w:t>, объединяющий несколько методик в одном интерфейсе.</w:t>
       </w:r>
     </w:p>
     <w:p>
@@ -2128,7 +1472,7 @@
           <w:i w:val="0"/>
           <w:sz w:val="24"/>
         </w:rPr>
-        <w:t>Файлы:</w:t>
+        <w:t>Расчёт по данным ЭхоКГ</w:t>
       </w:r>
       <w:r>
         <w:rPr>
@@ -2137,16 +1481,231 @@
           <w:i w:val="0"/>
           <w:sz w:val="24"/>
         </w:rPr>
-        <w:t xml:space="preserve"> </w:t>
+        <w:t xml:space="preserve"> реализован тремя путями: по конечным объёмам (метод </w:t>
       </w:r>
       <w:r>
         <w:rPr>
-          <w:rFonts w:ascii="Courier New" w:hAnsi="Courier New" w:eastAsia="Times New Roman"/>
+          <w:rFonts w:ascii="Times New Roman" w:hAnsi="Times New Roman" w:eastAsia="Times New Roman"/>
+          <w:b/>
+          <w:i w:val="0"/>
+          <w:sz w:val="24"/>
+        </w:rPr>
+        <w:t>Симпсона</w:t>
+      </w:r>
+      <w:r>
+        <w:rPr>
+          <w:rFonts w:ascii="Times New Roman" w:hAnsi="Times New Roman" w:eastAsia="Times New Roman"/>
           <w:b w:val="0"/>
           <w:i w:val="0"/>
           <w:sz w:val="24"/>
         </w:rPr>
-        <w:t>md_choice_app.py</w:t>
+        <w:t xml:space="preserve"> - предпочтительный объёмный подход), по линейным размерам (</w:t>
+      </w:r>
+      <w:r>
+        <w:rPr>
+          <w:rFonts w:ascii="Times New Roman" w:hAnsi="Times New Roman" w:eastAsia="Times New Roman"/>
+          <w:b/>
+          <w:i w:val="0"/>
+          <w:sz w:val="24"/>
+        </w:rPr>
+        <w:t>Teichholz</w:t>
+      </w:r>
+      <w:r>
+        <w:rPr>
+          <w:rFonts w:ascii="Times New Roman" w:hAnsi="Times New Roman" w:eastAsia="Times New Roman"/>
+          <w:b w:val="0"/>
+          <w:i w:val="0"/>
+          <w:sz w:val="24"/>
+        </w:rPr>
+        <w:t xml:space="preserve">), а также через </w:t>
+      </w:r>
+      <w:r>
+        <w:rPr>
+          <w:rFonts w:ascii="Times New Roman" w:hAnsi="Times New Roman" w:eastAsia="Times New Roman"/>
+          <w:b/>
+          <w:i w:val="0"/>
+          <w:sz w:val="24"/>
+        </w:rPr>
+        <w:t>фракцию укорочения</w:t>
+      </w:r>
+      <w:r>
+        <w:rPr>
+          <w:rFonts w:ascii="Times New Roman" w:hAnsi="Times New Roman" w:eastAsia="Times New Roman"/>
+          <w:b w:val="0"/>
+          <w:i w:val="0"/>
+          <w:sz w:val="24"/>
+        </w:rPr>
+        <w:t xml:space="preserve"> для быстрой ориентировки. Дополнительно внедрён режим </w:t>
+      </w:r>
+      <w:r>
+        <w:rPr>
+          <w:rFonts w:ascii="Times New Roman" w:hAnsi="Times New Roman" w:eastAsia="Times New Roman"/>
+          <w:b/>
+          <w:i w:val="0"/>
+          <w:sz w:val="24"/>
+        </w:rPr>
+        <w:t>сравнения методов Симпсон и Teichholz</w:t>
+      </w:r>
+      <w:r>
+        <w:rPr>
+          <w:rFonts w:ascii="Times New Roman" w:hAnsi="Times New Roman" w:eastAsia="Times New Roman"/>
+          <w:b w:val="0"/>
+          <w:i w:val="0"/>
+          <w:sz w:val="24"/>
+        </w:rPr>
+        <w:t xml:space="preserve"> с автоматическим предупреждением о значимом расхождении - это помогает выявить ситуации, когда линейные измерения могут вводить в заблуждение (асинергия, изменение геометрии полости).</w:t>
+      </w:r>
+    </w:p>
+    <w:p>
+      <w:r>
+        <w:rPr>
+          <w:rFonts w:ascii="Times New Roman" w:hAnsi="Times New Roman" w:eastAsia="Times New Roman"/>
+          <w:b/>
+          <w:i w:val="0"/>
+          <w:sz w:val="24"/>
+        </w:rPr>
+        <w:t>Клинический модуль прогноза</w:t>
+      </w:r>
+      <w:r>
+        <w:rPr>
+          <w:rFonts w:ascii="Times New Roman" w:hAnsi="Times New Roman" w:eastAsia="Times New Roman"/>
+          <w:b w:val="0"/>
+          <w:i w:val="0"/>
+          <w:sz w:val="24"/>
+        </w:rPr>
+        <w:t xml:space="preserve"> оценивает вероятность сниженной ФВ (менее 50%) до выполнения ЭхоКГ на основании возраста, пола, перенесённого инфаркта миокарда, артериальной гипертонии, сахарного диабета, фибрилляции предсердий, симптомов сердечной недостаточности, длительности QRS и уровня NT-proBNP при его наличии.</w:t>
+      </w:r>
+    </w:p>
+    <w:p>
+      <w:r>
+        <w:rPr>
+          <w:rFonts w:ascii="Times New Roman" w:hAnsi="Times New Roman" w:eastAsia="Times New Roman"/>
+          <w:b w:val="0"/>
+          <w:i w:val="0"/>
+          <w:sz w:val="24"/>
+        </w:rPr>
+        <w:t xml:space="preserve">Для всех расчётов предусмотрена </w:t>
+      </w:r>
+      <w:r>
+        <w:rPr>
+          <w:rFonts w:ascii="Times New Roman" w:hAnsi="Times New Roman" w:eastAsia="Times New Roman"/>
+          <w:b/>
+          <w:i w:val="0"/>
+          <w:sz w:val="24"/>
+        </w:rPr>
+        <w:t>автоматическая категоризация ФВ ЛЖ</w:t>
+      </w:r>
+      <w:r>
+        <w:rPr>
+          <w:rFonts w:ascii="Times New Roman" w:hAnsi="Times New Roman" w:eastAsia="Times New Roman"/>
+          <w:b w:val="0"/>
+          <w:i w:val="0"/>
+          <w:sz w:val="24"/>
+        </w:rPr>
+        <w:t xml:space="preserve"> (норма, незначительное, умеренное и выраженное снижение) и </w:t>
+      </w:r>
+      <w:r>
+        <w:rPr>
+          <w:rFonts w:ascii="Times New Roman" w:hAnsi="Times New Roman" w:eastAsia="Times New Roman"/>
+          <w:b/>
+          <w:i w:val="0"/>
+          <w:sz w:val="24"/>
+        </w:rPr>
+        <w:t>экспорт результата в PDF</w:t>
+      </w:r>
+      <w:r>
+        <w:rPr>
+          <w:rFonts w:ascii="Times New Roman" w:hAnsi="Times New Roman" w:eastAsia="Times New Roman"/>
+          <w:b w:val="0"/>
+          <w:i w:val="0"/>
+          <w:sz w:val="24"/>
+        </w:rPr>
+        <w:t>.</w:t>
+      </w:r>
+    </w:p>
+    <w:p>
+      <w:pPr>
+        <w:pStyle w:val="Heading3"/>
+      </w:pPr>
+      <w:r>
+        <w:t>5.3. Польза для врача</w:t>
+      </w:r>
+    </w:p>
+    <w:p>
+      <w:r>
+        <w:rPr>
+          <w:rFonts w:ascii="Times New Roman" w:hAnsi="Times New Roman" w:eastAsia="Times New Roman"/>
+          <w:b w:val="0"/>
+          <w:i w:val="0"/>
+          <w:sz w:val="24"/>
+        </w:rPr>
+        <w:t xml:space="preserve">Сервис служит </w:t>
+      </w:r>
+      <w:r>
+        <w:rPr>
+          <w:rFonts w:ascii="Times New Roman" w:hAnsi="Times New Roman" w:eastAsia="Times New Roman"/>
+          <w:b/>
+          <w:i w:val="0"/>
+          <w:sz w:val="24"/>
+        </w:rPr>
+        <w:t>вспомогательным клиническим инструментом</w:t>
+      </w:r>
+      <w:r>
+        <w:rPr>
+          <w:rFonts w:ascii="Times New Roman" w:hAnsi="Times New Roman" w:eastAsia="Times New Roman"/>
+          <w:b w:val="0"/>
+          <w:i w:val="0"/>
+          <w:sz w:val="24"/>
+        </w:rPr>
+        <w:t>: ускоряет обработку эхокардиографических данных, помогает структурировать предварительную оценку до официального заключения врача УЗ-диагностики и поддерживает принятие решений о срочности дообследования. Особенно полезен кардиологам, терапевтам, врачам общей практики и специалистам функциональной диагностики.</w:t>
+      </w:r>
+    </w:p>
+    <w:p>
+      <w:r>
+        <w:rPr>
+          <w:rFonts w:ascii="Times New Roman" w:hAnsi="Times New Roman" w:eastAsia="Times New Roman"/>
+          <w:b/>
+          <w:i w:val="0"/>
+          <w:sz w:val="24"/>
+        </w:rPr>
+        <w:t>Адрес:</w:t>
+      </w:r>
+      <w:r>
+        <w:rPr>
+          <w:rFonts w:ascii="Times New Roman" w:hAnsi="Times New Roman" w:eastAsia="Times New Roman"/>
+          <w:b w:val="0"/>
+          <w:i w:val="0"/>
+          <w:sz w:val="24"/>
+        </w:rPr>
+        <w:t xml:space="preserve"> http://ikorsakov.tech:9999/</w:t>
+      </w:r>
+    </w:p>
+    <w:p>
+      <w:pPr>
+        <w:pStyle w:val="Heading2"/>
+      </w:pPr>
+      <w:r>
+        <w:t>6. Инфраструктура, качество и масштаб выполненных работ</w:t>
+      </w:r>
+    </w:p>
+    <w:p>
+      <w:r>
+        <w:rPr>
+          <w:rFonts w:ascii="Times New Roman" w:hAnsi="Times New Roman" w:eastAsia="Times New Roman"/>
+          <w:b w:val="0"/>
+          <w:i w:val="0"/>
+          <w:sz w:val="24"/>
+        </w:rPr>
+        <w:t xml:space="preserve">Все четыре сервиса развёрнуты на единой серверной инфраструктуре с использованием </w:t>
+      </w:r>
+      <w:r>
+        <w:rPr>
+          <w:rFonts w:ascii="Times New Roman" w:hAnsi="Times New Roman" w:eastAsia="Times New Roman"/>
+          <w:b/>
+          <w:i w:val="0"/>
+          <w:sz w:val="24"/>
+        </w:rPr>
+        <w:t>systemd</w:t>
       </w:r>
       <w:r>
         <w:rPr>
@@ -2159,12 +1718,12 @@
       </w:r>
       <w:r>
         <w:rPr>
-          <w:rFonts w:ascii="Courier New" w:hAnsi="Courier New" w:eastAsia="Times New Roman"/>
-          <w:b w:val="0"/>
+          <w:rFonts w:ascii="Times New Roman" w:hAnsi="Times New Roman" w:eastAsia="Times New Roman"/>
+          <w:b/>
           <w:i w:val="0"/>
           <w:sz w:val="24"/>
         </w:rPr>
-        <w:t>clinical/md_choice.py</w:t>
+        <w:t>Nginx</w:t>
       </w:r>
       <w:r>
         <w:rPr>
@@ -2173,24 +1732,36 @@
           <w:i w:val="0"/>
           <w:sz w:val="24"/>
         </w:rPr>
-        <w:t xml:space="preserve">, </w:t>
+        <w:t xml:space="preserve"> и раздельных портов доступа. Для сервиса анамнеза обеспечено </w:t>
       </w:r>
       <w:r>
         <w:rPr>
-          <w:rFonts w:ascii="Courier New" w:hAnsi="Courier New" w:eastAsia="Times New Roman"/>
+          <w:rFonts w:ascii="Times New Roman" w:hAnsi="Times New Roman" w:eastAsia="Times New Roman"/>
+          <w:b/>
+          <w:i w:val="0"/>
+          <w:sz w:val="24"/>
+        </w:rPr>
+        <w:t>шифрованное HTTPS-соединение</w:t>
+      </w:r>
+      <w:r>
+        <w:rPr>
+          <w:rFonts w:ascii="Times New Roman" w:hAnsi="Times New Roman" w:eastAsia="Times New Roman"/>
           <w:b w:val="0"/>
           <w:i w:val="0"/>
           <w:sz w:val="24"/>
         </w:rPr>
-        <w:t>deploy/MD_CHOICE.md</w:t>
+        <w:t>; для расчётных инструментов - стабильный внешний доступ через обратный прокси. Подготовлены инструкции по установке, обновлению и сопровождению каждого компонента.</w:t>
       </w:r>
     </w:p>
     <w:p>
-      <w:pPr>
-        <w:pStyle w:val="Heading2"/>
-      </w:pPr>
       <w:r>
-        <w:t>6. Общая инфраструктура</w:t>
+        <w:rPr>
+          <w:rFonts w:ascii="Times New Roman" w:hAnsi="Times New Roman" w:eastAsia="Times New Roman"/>
+          <w:b w:val="0"/>
+          <w:i w:val="0"/>
+          <w:sz w:val="24"/>
+        </w:rPr>
+        <w:t>С точки зрения объёма работ выполнено:</w:t>
       </w:r>
     </w:p>
     <w:p>
@@ -2200,20 +1771,11 @@
       <w:r>
         <w:rPr>
           <w:rFonts w:ascii="Times New Roman" w:hAnsi="Times New Roman" w:eastAsia="Times New Roman"/>
-          <w:b/>
-          <w:i w:val="0"/>
-          <w:sz w:val="24"/>
-        </w:rPr>
-        <w:t>Деплой:</w:t>
-      </w:r>
-      <w:r>
-        <w:rPr>
-          <w:rFonts w:ascii="Times New Roman" w:hAnsi="Times New Roman" w:eastAsia="Times New Roman"/>
           <w:b w:val="0"/>
           <w:i w:val="0"/>
           <w:sz w:val="24"/>
         </w:rPr>
-        <w:t xml:space="preserve"> VPS, systemd, Nginx, отдельные порты для каждого сервиса</w:t>
+        <w:t>проектирование клинической логики и пользовательских сценариев для четырёх различных медицинских направлений;</w:t>
       </w:r>
     </w:p>
     <w:p>
@@ -2223,20 +1785,11 @@
       <w:r>
         <w:rPr>
           <w:rFonts w:ascii="Times New Roman" w:hAnsi="Times New Roman" w:eastAsia="Times New Roman"/>
-          <w:b/>
-          <w:i w:val="0"/>
-          <w:sz w:val="24"/>
-        </w:rPr>
-        <w:t>Безопасность:</w:t>
-      </w:r>
-      <w:r>
-        <w:rPr>
-          <w:rFonts w:ascii="Times New Roman" w:hAnsi="Times New Roman" w:eastAsia="Times New Roman"/>
           <w:b w:val="0"/>
           <w:i w:val="0"/>
           <w:sz w:val="24"/>
         </w:rPr>
-        <w:t xml:space="preserve"> HTTPS для анамнеза; для калькуляторов - внутренний Streamlit + Nginx proxy</w:t>
+        <w:t>программная реализация на Python/Streamlit с выделением переиспользуемых клинических модулей;</w:t>
       </w:r>
     </w:p>
     <w:p>
@@ -2246,11 +1799,59 @@
       <w:r>
         <w:rPr>
           <w:rFonts w:ascii="Times New Roman" w:hAnsi="Times New Roman" w:eastAsia="Times New Roman"/>
+          <w:b w:val="0"/>
+          <w:i w:val="0"/>
+          <w:sz w:val="24"/>
+        </w:rPr>
+        <w:t>интеграция статистических и машинно-обучающих методов;</w:t>
+      </w:r>
+    </w:p>
+    <w:p>
+      <w:pPr>
+        <w:pStyle w:val="ListBullet"/>
+      </w:pPr>
+      <w:r>
+        <w:rPr>
+          <w:rFonts w:ascii="Times New Roman" w:hAnsi="Times New Roman" w:eastAsia="Times New Roman"/>
+          <w:b w:val="0"/>
+          <w:i w:val="0"/>
+          <w:sz w:val="24"/>
+        </w:rPr>
+        <w:t>организация экспорта результатов в PDF для документирования;</w:t>
+      </w:r>
+    </w:p>
+    <w:p>
+      <w:pPr>
+        <w:pStyle w:val="ListBullet"/>
+      </w:pPr>
+      <w:r>
+        <w:rPr>
+          <w:rFonts w:ascii="Times New Roman" w:hAnsi="Times New Roman" w:eastAsia="Times New Roman"/>
+          <w:b w:val="0"/>
+          <w:i w:val="0"/>
+          <w:sz w:val="24"/>
+        </w:rPr>
+        <w:t>подготовка отчётной и эксплуатационной документации.</w:t>
+      </w:r>
+    </w:p>
+    <w:p>
+      <w:r>
+        <w:rPr>
+          <w:rFonts w:ascii="Times New Roman" w:hAnsi="Times New Roman" w:eastAsia="Times New Roman"/>
+          <w:b w:val="0"/>
+          <w:i w:val="0"/>
+          <w:sz w:val="24"/>
+        </w:rPr>
+        <w:t xml:space="preserve">Созданные решения образуют </w:t>
+      </w:r>
+      <w:r>
+        <w:rPr>
+          <w:rFonts w:ascii="Times New Roman" w:hAnsi="Times New Roman" w:eastAsia="Times New Roman"/>
           <w:b/>
           <w:i w:val="0"/>
           <w:sz w:val="24"/>
         </w:rPr>
-        <w:t>Документация:</w:t>
+        <w:t>единую линейку цифровых инструментов для медиков</w:t>
       </w:r>
       <w:r>
         <w:rPr>
@@ -2259,7 +1860,7 @@
           <w:i w:val="0"/>
           <w:sz w:val="24"/>
         </w:rPr>
-        <w:t xml:space="preserve"> README, DEPLOY.md, TRIAL_CALCULATOR.md, LVEF.md, MD_CHOICE.md</w:t>
+        <w:t xml:space="preserve"> - от ежедневной амбулаторной практики до научно-исследовательской деятельности.</w:t>
       </w:r>
     </w:p>
     <w:p>
@@ -2267,7 +1868,7 @@
         <w:pStyle w:val="Heading2"/>
       </w:pPr>
       <w:r>
-        <w:t>7. Планы развития</w:t>
+        <w:t>7. Перспективы развития</w:t>
       </w:r>
     </w:p>
     <w:tbl>
@@ -2330,7 +1931,7 @@
                 <w:i w:val="0"/>
                 <w:sz w:val="24"/>
               </w:rPr>
-              <w:t>Анамнез</w:t>
+              <w:t>Анамнез эндокринолога</w:t>
             </w:r>
           </w:p>
         </w:tc>
@@ -2347,7 +1948,43 @@
                 <w:i w:val="0"/>
                 <w:sz w:val="24"/>
               </w:rPr>
-              <w:t>QR-коды, красивые URL, аудит 152-ФЗ</w:t>
+              <w:t>QR-коды в клинике, интеграция с МИС, соответствие требованиям по защите персональных данных</w:t>
+            </w:r>
+          </w:p>
+        </w:tc>
+      </w:tr>
+      <w:tr>
+        <w:tc>
+          <w:tcPr>
+            <w:tcW w:type="dxa" w:w="4844"/>
+          </w:tcPr>
+          <w:p>
+            <w:r/>
+            <w:r>
+              <w:rPr>
+                <w:rFonts w:ascii="Times New Roman" w:hAnsi="Times New Roman" w:eastAsia="Times New Roman"/>
+                <w:b w:val="0"/>
+                <w:i w:val="0"/>
+                <w:sz w:val="24"/>
+              </w:rPr>
+              <w:t>MD Choice</w:t>
+            </w:r>
+          </w:p>
+        </w:tc>
+        <w:tc>
+          <w:tcPr>
+            <w:tcW w:type="dxa" w:w="4844"/>
+          </w:tcPr>
+          <w:p>
+            <w:r/>
+            <w:r>
+              <w:rPr>
+                <w:rFonts w:ascii="Times New Roman" w:hAnsi="Times New Roman" w:eastAsia="Times New Roman"/>
+                <w:b w:val="0"/>
+                <w:i w:val="0"/>
+                <w:sz w:val="24"/>
+              </w:rPr>
+              <w:t>Обучение модели на реальных обезличенных клинических данных, связка с анамнезом</w:t>
             </w:r>
           </w:p>
         </w:tc>
@@ -2383,7 +2020,7 @@
                 <w:i w:val="0"/>
                 <w:sz w:val="24"/>
               </w:rPr>
-              <w:t>Paired design, кластерная рандомизация</w:t>
+              <w:t>Парные дизайны, кластерная рандомизация, многоцентровые исследования</w:t>
             </w:r>
           </w:p>
         </w:tc>
@@ -2402,7 +2039,7 @@
                 <w:i w:val="0"/>
                 <w:sz w:val="24"/>
               </w:rPr>
-              <w:t>ФВ ЛЖ</w:t>
+              <w:t>Прогноз ФВ ЛЖ</w:t>
             </w:r>
           </w:p>
         </w:tc>
@@ -2419,43 +2056,7 @@
                 <w:i w:val="0"/>
                 <w:sz w:val="24"/>
               </w:rPr>
-              <w:t>ML-модель по данным ЭхоКГ, архив расчётов</w:t>
-            </w:r>
-          </w:p>
-        </w:tc>
-      </w:tr>
-      <w:tr>
-        <w:tc>
-          <w:tcPr>
-            <w:tcW w:type="dxa" w:w="4844"/>
-          </w:tcPr>
-          <w:p>
-            <w:r/>
-            <w:r>
-              <w:rPr>
-                <w:rFonts w:ascii="Times New Roman" w:hAnsi="Times New Roman" w:eastAsia="Times New Roman"/>
-                <w:b w:val="0"/>
-                <w:i w:val="0"/>
-                <w:sz w:val="24"/>
-              </w:rPr>
-              <w:t>MD Choice</w:t>
-            </w:r>
-          </w:p>
-        </w:tc>
-        <w:tc>
-          <w:tcPr>
-            <w:tcW w:type="dxa" w:w="4844"/>
-          </w:tcPr>
-          <w:p>
-            <w:r/>
-            <w:r>
-              <w:rPr>
-                <w:rFonts w:ascii="Times New Roman" w:hAnsi="Times New Roman" w:eastAsia="Times New Roman"/>
-                <w:b w:val="0"/>
-                <w:i w:val="0"/>
-                <w:sz w:val="24"/>
-              </w:rPr>
-              <w:t>Обучение на реальных клинических данных, интеграция с анамнезом</w:t>
+              <w:t>Углублённые ML-модели, архив расчётов для аудита</w:t>
             </w:r>
           </w:p>
         </w:tc>
@@ -2491,7 +2092,7 @@
                 <w:i w:val="0"/>
                 <w:sz w:val="24"/>
               </w:rPr>
-              <w:t>Единый портал медицинских инструментов на ikorsakov.tech</w:t>
+              <w:t>Единый портал медицинских сервисов ikorsakov.tech</w:t>
             </w:r>
           </w:p>
         </w:tc>
@@ -2503,7 +2104,62 @@
         <w:pStyle w:val="Heading2"/>
       </w:pPr>
       <w:r>
-        <w:t>8. Формулировка для служебной записки (1 абзац)</w:t>
+        <w:t>8. Выводы</w:t>
+      </w:r>
+    </w:p>
+    <w:p>
+      <w:r>
+        <w:rPr>
+          <w:rFonts w:ascii="Times New Roman" w:hAnsi="Times New Roman" w:eastAsia="Times New Roman"/>
+          <w:b w:val="0"/>
+          <w:i w:val="0"/>
+          <w:sz w:val="24"/>
+        </w:rPr>
+        <w:t xml:space="preserve">В отчётном периоде проделана </w:t>
+      </w:r>
+      <w:r>
+        <w:rPr>
+          <w:rFonts w:ascii="Times New Roman" w:hAnsi="Times New Roman" w:eastAsia="Times New Roman"/>
+          <w:b/>
+          <w:i w:val="0"/>
+          <w:sz w:val="24"/>
+        </w:rPr>
+        <w:t>существенная практическая работа</w:t>
+      </w:r>
+      <w:r>
+        <w:rPr>
+          <w:rFonts w:ascii="Times New Roman" w:hAnsi="Times New Roman" w:eastAsia="Times New Roman"/>
+          <w:b w:val="0"/>
+          <w:i w:val="0"/>
+          <w:sz w:val="24"/>
+        </w:rPr>
+        <w:t xml:space="preserve"> по созданию цифровых сервисов, непосредственно ориентированных на нужды врачей. Разработанные инструменты закрывают разные этапы клинического процесса: подготовку пациента к приёму, поддержку терапевтических решений, интерпретацию диагностических данных и планирование клинических исследований. Все сервисы развёрнуты, документированы и готовы к </w:t>
+      </w:r>
+      <w:r>
+        <w:rPr>
+          <w:rFonts w:ascii="Times New Roman" w:hAnsi="Times New Roman" w:eastAsia="Times New Roman"/>
+          <w:b/>
+          <w:i w:val="0"/>
+          <w:sz w:val="24"/>
+        </w:rPr>
+        <w:t>пилотному внедрению в медицинской и научной практике</w:t>
+      </w:r>
+      <w:r>
+        <w:rPr>
+          <w:rFonts w:ascii="Times New Roman" w:hAnsi="Times New Roman" w:eastAsia="Times New Roman"/>
+          <w:b w:val="0"/>
+          <w:i w:val="0"/>
+          <w:sz w:val="24"/>
+        </w:rPr>
+        <w:t>.</w:t>
+      </w:r>
+    </w:p>
+    <w:p>
+      <w:pPr>
+        <w:pStyle w:val="Heading2"/>
+      </w:pPr>
+      <w:r>
+        <w:t>9. Формулировка для служебной записки</w:t>
       </w:r>
     </w:p>
     <w:p>
@@ -2517,7 +2173,7 @@
           <w:i/>
           <w:sz w:val="24"/>
         </w:rPr>
-        <w:t>С начала 2026 года старший научный сотрудник Корсаков И.Н. разработал и развёрнул четыре цифровых медицинских сервиса: MVP предприёмного эндокринологического анамнеза (anamnes.ikorsakov.tech); MD Choice - систему поддержки принятия врачебных решений для прогнозирования выбора препарата при СД2 на основе машинного обучения (ikorsakov.tech:7777); калькулятор расчёта выборки для клинических испытаний (ikorsakov.tech:8080); сервис прогнозирования фракции выброса левого желудочка (ikorsakov.tech:9999). Все решения документированы и готовы к пилотному использованию в клинической и исследовательской практике.</w:t>
+        <w:t>С начала 2026 года старший научный сотрудник Корсаков И.Н. выполнил комплекс работ по разработке и внедрению четырёх цифровых медицинских сервисов, ориентированных на нужды врачебной практики и клинических исследований: предприёмный сбор эндокринологического анамнеза с кабинетом врача и уведомлениями (anamnes.ikorsakov.tech); систему поддержки принятия решений MD Choice для прогнозирования выбора препарата при сахарном диабете 2 типа на основе машинного обучения (ikorsakov.tech:7777); калькулятор расчёта выборки для клинических испытаний (ikorsakov.tech:8080); сервис прогнозирования фракции выброса левого желудочка (ikorsakov.tech:9999). Разработанные инструменты сокращают время подготовки к приёму, повышают полноту клинических данных, поддерживают врача при выборе терапии и планировании исследований. Сервисы развёрнуты на сервере, снабжены документацией и готовы к пилотному использованию.</w:t>
       </w:r>
     </w:p>
     <w:sectPr>

--- a/docs/MEDICAL_REPORT_2026.docx
+++ b/docs/MEDICAL_REPORT_2026.docx
@@ -72,7 +72,7 @@
           <w:i w:val="0"/>
           <w:sz w:val="24"/>
         </w:rPr>
-        <w:t>Должность / организация:</w:t>
+        <w:t>Должность:</w:t>
       </w:r>
       <w:r>
         <w:rPr>
@@ -92,6 +92,26 @@
           <w:i w:val="0"/>
           <w:sz w:val="24"/>
         </w:rPr>
+        <w:t>Подразделение:</w:t>
+      </w:r>
+      <w:r>
+        <w:rPr>
+          <w:rFonts w:ascii="Times New Roman" w:hAnsi="Times New Roman" w:eastAsia="Times New Roman"/>
+          <w:b w:val="0"/>
+          <w:i w:val="0"/>
+          <w:sz w:val="24"/>
+        </w:rPr>
+        <w:t xml:space="preserve"> Внебюджет / Наука / Научно-исследовательский центр развития искусственного интеллекта в медицине / Научно-исследовательская лаборатория компьютерного моделирования и искусственного интеллекта</w:t>
+      </w:r>
+    </w:p>
+    <w:p>
+      <w:r>
+        <w:rPr>
+          <w:rFonts w:ascii="Times New Roman" w:hAnsi="Times New Roman" w:eastAsia="Times New Roman"/>
+          <w:b/>
+          <w:i w:val="0"/>
+          <w:sz w:val="24"/>
+        </w:rPr>
         <w:t>Направление:</w:t>
       </w:r>
       <w:r>
@@ -101,7 +121,7 @@
           <w:i w:val="0"/>
           <w:sz w:val="24"/>
         </w:rPr>
-        <w:t xml:space="preserve"> цифровизация клинической практики, эндокринология, кардиология, клинические исследования</w:t>
+        <w:t xml:space="preserve"> цифровизация клинической практики, эндокринология, кардиология, клинические исследования, применение ИИ в медицине</w:t>
       </w:r>
     </w:p>
     <w:p>
@@ -120,7 +140,25 @@
           <w:i w:val="0"/>
           <w:sz w:val="24"/>
         </w:rPr>
-        <w:t xml:space="preserve">В начале 2026 года была развёрнута программа создания </w:t>
+        <w:t xml:space="preserve">В начале 2026 года в рамках деятельности </w:t>
+      </w:r>
+      <w:r>
+        <w:rPr>
+          <w:rFonts w:ascii="Times New Roman" w:hAnsi="Times New Roman" w:eastAsia="Times New Roman"/>
+          <w:b/>
+          <w:i w:val="0"/>
+          <w:sz w:val="24"/>
+        </w:rPr>
+        <w:t>Научно-исследовательской лаборатории компьютерного моделирования и искусственного интеллекта</w:t>
+      </w:r>
+      <w:r>
+        <w:rPr>
+          <w:rFonts w:ascii="Times New Roman" w:hAnsi="Times New Roman" w:eastAsia="Times New Roman"/>
+          <w:b w:val="0"/>
+          <w:i w:val="0"/>
+          <w:sz w:val="24"/>
+        </w:rPr>
+        <w:t xml:space="preserve"> (НИЦ развития искусственного интеллекта в медицине) была развёрнута программа создания </w:t>
       </w:r>
       <w:r>
         <w:rPr>
@@ -2173,7 +2211,7 @@
           <w:i/>
           <w:sz w:val="24"/>
         </w:rPr>
-        <w:t>С начала 2026 года старший научный сотрудник Корсаков И.Н. выполнил комплекс работ по разработке и внедрению четырёх цифровых медицинских сервисов, ориентированных на нужды врачебной практики и клинических исследований: предприёмный сбор эндокринологического анамнеза с кабинетом врача и уведомлениями (anamnes.ikorsakov.tech); систему поддержки принятия решений MD Choice для прогнозирования выбора препарата при сахарном диабете 2 типа на основе машинного обучения (ikorsakov.tech:7777); калькулятор расчёта выборки для клинических испытаний (ikorsakov.tech:8080); сервис прогнозирования фракции выброса левого желудочка (ikorsakov.tech:9999). Разработанные инструменты сокращают время подготовки к приёму, повышают полноту клинических данных, поддерживают врача при выборе терапии и планировании исследований. Сервисы развёрнуты на сервере, снабжены документацией и готовы к пилотному использованию.</w:t>
+        <w:t>С начала 2026 года старший научный сотрудник Научно-исследовательской лаборатории компьютерного моделирования и искусственного интеллекта (НИЦ развития ИИ в медицине) Корсаков И.Н. выполнил комплекс работ по разработке и внедрению четырёх цифровых медицинских сервисов, ориентированных на нужды врачебной практики и клинических исследований: предприёмный сбор эндокринологического анамнеза с кабинетом врача и уведомлениями (anamnes.ikorsakov.tech); систему поддержки принятия решений MD Choice для прогнозирования выбора препарата при сахарном диабете 2 типа на основе машинного обучения (ikorsakov.tech:7777); калькулятор расчёта выборки для клинических испытаний (ikorsakov.tech:8080); сервис прогнозирования фракции выброса левого желудочка (ikorsakov.tech:9999). Разработанные инструменты сокращают время подготовки к приёму, повышают полноту клинических данных, поддерживают врача при выборе терапии и планировании исследований. Сервисы развёрнуты на сервере, снабжены документацией и готовы к пилотному использованию.</w:t>
       </w:r>
     </w:p>
     <w:sectPr>

--- a/docs/MEDICAL_REPORT_2026.docx
+++ b/docs/MEDICAL_REPORT_2026.docx
@@ -25,6 +25,10 @@
       </w:r>
     </w:p>
     <w:p>
+      <w:pPr>
+        <w:spacing w:lineRule="auto" w:line="276" w:after="120"/>
+        <w:jc w:val="both"/>
+      </w:pPr>
       <w:r>
         <w:rPr>
           <w:rFonts w:ascii="Times New Roman" w:hAnsi="Times New Roman" w:eastAsia="Times New Roman"/>
@@ -45,6 +49,10 @@
       </w:r>
     </w:p>
     <w:p>
+      <w:pPr>
+        <w:spacing w:lineRule="auto" w:line="276" w:after="120"/>
+        <w:jc w:val="both"/>
+      </w:pPr>
       <w:r>
         <w:rPr>
           <w:rFonts w:ascii="Times New Roman" w:hAnsi="Times New Roman" w:eastAsia="Times New Roman"/>
@@ -65,6 +73,10 @@
       </w:r>
     </w:p>
     <w:p>
+      <w:pPr>
+        <w:spacing w:lineRule="auto" w:line="276" w:after="120"/>
+        <w:jc w:val="both"/>
+      </w:pPr>
       <w:r>
         <w:rPr>
           <w:rFonts w:ascii="Times New Roman" w:hAnsi="Times New Roman" w:eastAsia="Times New Roman"/>
@@ -85,6 +97,10 @@
       </w:r>
     </w:p>
     <w:p>
+      <w:pPr>
+        <w:spacing w:lineRule="auto" w:line="276" w:after="120"/>
+        <w:jc w:val="both"/>
+      </w:pPr>
       <w:r>
         <w:rPr>
           <w:rFonts w:ascii="Times New Roman" w:hAnsi="Times New Roman" w:eastAsia="Times New Roman"/>
@@ -101,10 +117,29 @@
           <w:i w:val="0"/>
           <w:sz w:val="24"/>
         </w:rPr>
-        <w:t xml:space="preserve"> Внебюджет / Наука / Научно-исследовательский центр развития искусственного интеллекта в медицине / Научно-исследовательская лаборатория компьютерного моделирования и искусственного интеллекта</w:t>
+        <w:t xml:space="preserve"> Внебюджет / Наука / НИЦ развития ИИ в медицине /</w:t>
       </w:r>
     </w:p>
     <w:p>
+      <w:pPr>
+        <w:spacing w:lineRule="auto" w:line="276" w:after="120"/>
+        <w:jc w:val="both"/>
+      </w:pPr>
+      <w:r>
+        <w:rPr>
+          <w:rFonts w:ascii="Times New Roman" w:hAnsi="Times New Roman" w:eastAsia="Times New Roman"/>
+          <w:b w:val="0"/>
+          <w:i w:val="0"/>
+          <w:sz w:val="24"/>
+        </w:rPr>
+        <w:t>НИЛ компьютерного моделирования и искусственного интеллекта</w:t>
+      </w:r>
+    </w:p>
+    <w:p>
+      <w:pPr>
+        <w:spacing w:lineRule="auto" w:line="276" w:after="120"/>
+        <w:jc w:val="both"/>
+      </w:pPr>
       <w:r>
         <w:rPr>
           <w:rFonts w:ascii="Times New Roman" w:hAnsi="Times New Roman" w:eastAsia="Times New Roman"/>
@@ -121,7 +156,7 @@
           <w:i w:val="0"/>
           <w:sz w:val="24"/>
         </w:rPr>
-        <w:t xml:space="preserve"> цифровизация клинической практики, эндокринология, кардиология, клинические исследования, применение ИИ в медицине</w:t>
+        <w:t xml:space="preserve"> цифровизация клинической практики, эндокринология, кардиология, клинические исследования, ИИ в медицине</w:t>
       </w:r>
     </w:p>
     <w:p>
@@ -133,6 +168,10 @@
       </w:r>
     </w:p>
     <w:p>
+      <w:pPr>
+        <w:spacing w:lineRule="auto" w:line="276" w:after="120"/>
+        <w:jc w:val="both"/>
+      </w:pPr>
       <w:r>
         <w:rPr>
           <w:rFonts w:ascii="Times New Roman" w:hAnsi="Times New Roman" w:eastAsia="Times New Roman"/>
@@ -180,6 +219,10 @@
       </w:r>
     </w:p>
     <w:p>
+      <w:pPr>
+        <w:spacing w:lineRule="auto" w:line="276" w:after="120"/>
+        <w:jc w:val="both"/>
+      </w:pPr>
       <w:r>
         <w:rPr>
           <w:rFonts w:ascii="Times New Roman" w:hAnsi="Times New Roman" w:eastAsia="Times New Roman"/>
@@ -227,6 +270,10 @@
       </w:r>
     </w:p>
     <w:p>
+      <w:pPr>
+        <w:spacing w:lineRule="auto" w:line="276" w:after="120"/>
+        <w:jc w:val="both"/>
+      </w:pPr>
       <w:r>
         <w:rPr>
           <w:rFonts w:ascii="Times New Roman" w:hAnsi="Times New Roman" w:eastAsia="Times New Roman"/>
@@ -250,26 +297,31 @@
       <w:tblPr>
         <w:tblStyle w:val="TableGrid"/>
         <w:tblW w:type="auto" w:w="0"/>
+        <w:tblLayout w:type="fixed"/>
         <w:tblLook w:firstColumn="1" w:firstRow="1" w:lastColumn="0" w:lastRow="0" w:noHBand="0" w:noVBand="1" w:val="04A0"/>
       </w:tblPr>
       <w:tblGrid>
-        <w:gridCol w:w="3230"/>
-        <w:gridCol w:w="3230"/>
-        <w:gridCol w:w="3230"/>
+        <w:gridCol w:w="2268"/>
+        <w:gridCol w:w="3175"/>
+        <w:gridCol w:w="3628"/>
       </w:tblGrid>
       <w:tr>
         <w:tc>
           <w:tcPr>
-            <w:tcW w:type="dxa" w:w="3230"/>
+            <w:tcW w:type="dxa" w:w="3041"/>
           </w:tcPr>
           <w:p>
+            <w:pPr>
+              <w:spacing w:lineRule="auto" w:line="276" w:after="120"/>
+              <w:jc w:val="both"/>
+            </w:pPr>
             <w:r/>
             <w:r>
               <w:rPr>
                 <w:rFonts w:ascii="Times New Roman" w:hAnsi="Times New Roman" w:eastAsia="Times New Roman"/>
                 <w:b/>
                 <w:i w:val="0"/>
-                <w:sz w:val="24"/>
+                <w:sz w:val="22"/>
               </w:rPr>
               <w:t>Сервис</w:t>
             </w:r>
@@ -277,16 +329,20 @@
         </w:tc>
         <w:tc>
           <w:tcPr>
-            <w:tcW w:type="dxa" w:w="3230"/>
+            <w:tcW w:type="dxa" w:w="3041"/>
           </w:tcPr>
           <w:p>
+            <w:pPr>
+              <w:spacing w:lineRule="auto" w:line="276" w:after="120"/>
+              <w:jc w:val="both"/>
+            </w:pPr>
             <w:r/>
             <w:r>
               <w:rPr>
                 <w:rFonts w:ascii="Times New Roman" w:hAnsi="Times New Roman" w:eastAsia="Times New Roman"/>
                 <w:b/>
                 <w:i w:val="0"/>
-                <w:sz w:val="24"/>
+                <w:sz w:val="22"/>
               </w:rPr>
               <w:t>Адрес</w:t>
             </w:r>
@@ -294,16 +350,20 @@
         </w:tc>
         <w:tc>
           <w:tcPr>
-            <w:tcW w:type="dxa" w:w="3230"/>
+            <w:tcW w:type="dxa" w:w="3041"/>
           </w:tcPr>
           <w:p>
+            <w:pPr>
+              <w:spacing w:lineRule="auto" w:line="276" w:after="120"/>
+              <w:jc w:val="both"/>
+            </w:pPr>
             <w:r/>
             <w:r>
               <w:rPr>
                 <w:rFonts w:ascii="Times New Roman" w:hAnsi="Times New Roman" w:eastAsia="Times New Roman"/>
                 <w:b/>
                 <w:i w:val="0"/>
-                <w:sz w:val="24"/>
+                <w:sz w:val="22"/>
               </w:rPr>
               <w:t>Для кого</w:t>
             </w:r>
@@ -313,16 +373,20 @@
       <w:tr>
         <w:tc>
           <w:tcPr>
-            <w:tcW w:type="dxa" w:w="3230"/>
+            <w:tcW w:type="dxa" w:w="3041"/>
           </w:tcPr>
           <w:p>
+            <w:pPr>
+              <w:spacing w:lineRule="auto" w:line="276" w:after="120"/>
+              <w:jc w:val="both"/>
+            </w:pPr>
             <w:r/>
             <w:r>
               <w:rPr>
                 <w:rFonts w:ascii="Times New Roman" w:hAnsi="Times New Roman" w:eastAsia="Times New Roman"/>
                 <w:b w:val="0"/>
                 <w:i w:val="0"/>
-                <w:sz w:val="24"/>
+                <w:sz w:val="22"/>
               </w:rPr>
               <w:t>Анамнез эндокринолога</w:t>
             </w:r>
@@ -330,16 +394,20 @@
         </w:tc>
         <w:tc>
           <w:tcPr>
-            <w:tcW w:type="dxa" w:w="3230"/>
+            <w:tcW w:type="dxa" w:w="3041"/>
           </w:tcPr>
           <w:p>
+            <w:pPr>
+              <w:spacing w:lineRule="auto" w:line="276" w:after="120"/>
+              <w:jc w:val="both"/>
+            </w:pPr>
             <w:r/>
             <w:r>
               <w:rPr>
                 <w:rFonts w:ascii="Times New Roman" w:hAnsi="Times New Roman" w:eastAsia="Times New Roman"/>
                 <w:b w:val="0"/>
                 <w:i w:val="0"/>
-                <w:sz w:val="24"/>
+                <w:sz w:val="22"/>
               </w:rPr>
               <w:t>https://anamnes.ikorsakov.tech</w:t>
             </w:r>
@@ -347,16 +415,20 @@
         </w:tc>
         <w:tc>
           <w:tcPr>
-            <w:tcW w:type="dxa" w:w="3230"/>
+            <w:tcW w:type="dxa" w:w="3041"/>
           </w:tcPr>
           <w:p>
+            <w:pPr>
+              <w:spacing w:lineRule="auto" w:line="276" w:after="120"/>
+              <w:jc w:val="both"/>
+            </w:pPr>
             <w:r/>
             <w:r>
               <w:rPr>
                 <w:rFonts w:ascii="Times New Roman" w:hAnsi="Times New Roman" w:eastAsia="Times New Roman"/>
                 <w:b w:val="0"/>
                 <w:i w:val="0"/>
-                <w:sz w:val="24"/>
+                <w:sz w:val="22"/>
               </w:rPr>
               <w:t>Эндокринологи, врачи общей практики</w:t>
             </w:r>
@@ -366,16 +438,20 @@
       <w:tr>
         <w:tc>
           <w:tcPr>
-            <w:tcW w:type="dxa" w:w="3230"/>
+            <w:tcW w:type="dxa" w:w="3041"/>
           </w:tcPr>
           <w:p>
+            <w:pPr>
+              <w:spacing w:lineRule="auto" w:line="276" w:after="120"/>
+              <w:jc w:val="both"/>
+            </w:pPr>
             <w:r/>
             <w:r>
               <w:rPr>
                 <w:rFonts w:ascii="Times New Roman" w:hAnsi="Times New Roman" w:eastAsia="Times New Roman"/>
                 <w:b w:val="0"/>
                 <w:i w:val="0"/>
-                <w:sz w:val="24"/>
+                <w:sz w:val="22"/>
               </w:rPr>
               <w:t>MD Choice</w:t>
             </w:r>
@@ -383,16 +459,20 @@
         </w:tc>
         <w:tc>
           <w:tcPr>
-            <w:tcW w:type="dxa" w:w="3230"/>
+            <w:tcW w:type="dxa" w:w="3041"/>
           </w:tcPr>
           <w:p>
+            <w:pPr>
+              <w:spacing w:lineRule="auto" w:line="276" w:after="120"/>
+              <w:jc w:val="both"/>
+            </w:pPr>
             <w:r/>
             <w:r>
               <w:rPr>
                 <w:rFonts w:ascii="Times New Roman" w:hAnsi="Times New Roman" w:eastAsia="Times New Roman"/>
                 <w:b w:val="0"/>
                 <w:i w:val="0"/>
-                <w:sz w:val="24"/>
+                <w:sz w:val="22"/>
               </w:rPr>
               <w:t>http://ikorsakov.tech:7777</w:t>
             </w:r>
@@ -400,16 +480,20 @@
         </w:tc>
         <w:tc>
           <w:tcPr>
-            <w:tcW w:type="dxa" w:w="3230"/>
+            <w:tcW w:type="dxa" w:w="3041"/>
           </w:tcPr>
           <w:p>
+            <w:pPr>
+              <w:spacing w:lineRule="auto" w:line="276" w:after="120"/>
+              <w:jc w:val="both"/>
+            </w:pPr>
             <w:r/>
             <w:r>
               <w:rPr>
                 <w:rFonts w:ascii="Times New Roman" w:hAnsi="Times New Roman" w:eastAsia="Times New Roman"/>
                 <w:b w:val="0"/>
                 <w:i w:val="0"/>
-                <w:sz w:val="24"/>
+                <w:sz w:val="22"/>
               </w:rPr>
               <w:t>Эндокринологи, терапевты, врачи при СД2</w:t>
             </w:r>
@@ -419,16 +503,20 @@
       <w:tr>
         <w:tc>
           <w:tcPr>
-            <w:tcW w:type="dxa" w:w="3230"/>
+            <w:tcW w:type="dxa" w:w="3041"/>
           </w:tcPr>
           <w:p>
+            <w:pPr>
+              <w:spacing w:lineRule="auto" w:line="276" w:after="120"/>
+              <w:jc w:val="both"/>
+            </w:pPr>
             <w:r/>
             <w:r>
               <w:rPr>
                 <w:rFonts w:ascii="Times New Roman" w:hAnsi="Times New Roman" w:eastAsia="Times New Roman"/>
                 <w:b w:val="0"/>
                 <w:i w:val="0"/>
-                <w:sz w:val="24"/>
+                <w:sz w:val="22"/>
               </w:rPr>
               <w:t>Калькулятор выборки КИ</w:t>
             </w:r>
@@ -436,16 +524,20 @@
         </w:tc>
         <w:tc>
           <w:tcPr>
-            <w:tcW w:type="dxa" w:w="3230"/>
+            <w:tcW w:type="dxa" w:w="3041"/>
           </w:tcPr>
           <w:p>
+            <w:pPr>
+              <w:spacing w:lineRule="auto" w:line="276" w:after="120"/>
+              <w:jc w:val="both"/>
+            </w:pPr>
             <w:r/>
             <w:r>
               <w:rPr>
                 <w:rFonts w:ascii="Times New Roman" w:hAnsi="Times New Roman" w:eastAsia="Times New Roman"/>
                 <w:b w:val="0"/>
                 <w:i w:val="0"/>
-                <w:sz w:val="24"/>
+                <w:sz w:val="22"/>
               </w:rPr>
               <w:t>http://ikorsakov.tech:8080</w:t>
             </w:r>
@@ -453,16 +545,20 @@
         </w:tc>
         <w:tc>
           <w:tcPr>
-            <w:tcW w:type="dxa" w:w="3230"/>
+            <w:tcW w:type="dxa" w:w="3041"/>
           </w:tcPr>
           <w:p>
+            <w:pPr>
+              <w:spacing w:lineRule="auto" w:line="276" w:after="120"/>
+              <w:jc w:val="both"/>
+            </w:pPr>
             <w:r/>
             <w:r>
               <w:rPr>
                 <w:rFonts w:ascii="Times New Roman" w:hAnsi="Times New Roman" w:eastAsia="Times New Roman"/>
                 <w:b w:val="0"/>
                 <w:i w:val="0"/>
-                <w:sz w:val="24"/>
+                <w:sz w:val="22"/>
               </w:rPr>
               <w:t>Исследователи, биостатистики, заведующие КИ</w:t>
             </w:r>
@@ -472,16 +568,20 @@
       <w:tr>
         <w:tc>
           <w:tcPr>
-            <w:tcW w:type="dxa" w:w="3230"/>
+            <w:tcW w:type="dxa" w:w="3041"/>
           </w:tcPr>
           <w:p>
+            <w:pPr>
+              <w:spacing w:lineRule="auto" w:line="276" w:after="120"/>
+              <w:jc w:val="both"/>
+            </w:pPr>
             <w:r/>
             <w:r>
               <w:rPr>
                 <w:rFonts w:ascii="Times New Roman" w:hAnsi="Times New Roman" w:eastAsia="Times New Roman"/>
                 <w:b w:val="0"/>
                 <w:i w:val="0"/>
-                <w:sz w:val="24"/>
+                <w:sz w:val="22"/>
               </w:rPr>
               <w:t>Прогноз ФВ ЛЖ</w:t>
             </w:r>
@@ -489,16 +589,20 @@
         </w:tc>
         <w:tc>
           <w:tcPr>
-            <w:tcW w:type="dxa" w:w="3230"/>
+            <w:tcW w:type="dxa" w:w="3041"/>
           </w:tcPr>
           <w:p>
+            <w:pPr>
+              <w:spacing w:lineRule="auto" w:line="276" w:after="120"/>
+              <w:jc w:val="both"/>
+            </w:pPr>
             <w:r/>
             <w:r>
               <w:rPr>
                 <w:rFonts w:ascii="Times New Roman" w:hAnsi="Times New Roman" w:eastAsia="Times New Roman"/>
                 <w:b w:val="0"/>
                 <w:i w:val="0"/>
-                <w:sz w:val="24"/>
+                <w:sz w:val="22"/>
               </w:rPr>
               <w:t>http://ikorsakov.tech:9999</w:t>
             </w:r>
@@ -506,16 +610,20 @@
         </w:tc>
         <w:tc>
           <w:tcPr>
-            <w:tcW w:type="dxa" w:w="3230"/>
+            <w:tcW w:type="dxa" w:w="3041"/>
           </w:tcPr>
           <w:p>
+            <w:pPr>
+              <w:spacing w:lineRule="auto" w:line="276" w:after="120"/>
+              <w:jc w:val="both"/>
+            </w:pPr>
             <w:r/>
             <w:r>
               <w:rPr>
                 <w:rFonts w:ascii="Times New Roman" w:hAnsi="Times New Roman" w:eastAsia="Times New Roman"/>
                 <w:b w:val="0"/>
                 <w:i w:val="0"/>
-                <w:sz w:val="24"/>
+                <w:sz w:val="22"/>
               </w:rPr>
               <w:t>Кардиологи, терапевты, врачи УЗ-диагностики</w:t>
             </w:r>
@@ -541,6 +649,10 @@
       </w:r>
     </w:p>
     <w:p>
+      <w:pPr>
+        <w:spacing w:lineRule="auto" w:line="276" w:after="120"/>
+        <w:jc w:val="both"/>
+      </w:pPr>
       <w:r>
         <w:rPr>
           <w:rFonts w:ascii="Times New Roman" w:hAnsi="Times New Roman" w:eastAsia="Times New Roman"/>
@@ -560,6 +672,10 @@
       </w:r>
     </w:p>
     <w:p>
+      <w:pPr>
+        <w:spacing w:lineRule="auto" w:line="276" w:after="120"/>
+        <w:jc w:val="both"/>
+      </w:pPr>
       <w:r>
         <w:rPr>
           <w:rFonts w:ascii="Times New Roman" w:hAnsi="Times New Roman" w:eastAsia="Times New Roman"/>
@@ -589,6 +705,10 @@
       </w:r>
     </w:p>
     <w:p>
+      <w:pPr>
+        <w:spacing w:lineRule="auto" w:line="276" w:after="120"/>
+        <w:jc w:val="both"/>
+      </w:pPr>
       <w:r>
         <w:rPr>
           <w:rFonts w:ascii="Times New Roman" w:hAnsi="Times New Roman" w:eastAsia="Times New Roman"/>
@@ -600,6 +720,10 @@
       </w:r>
     </w:p>
     <w:p>
+      <w:pPr>
+        <w:spacing w:lineRule="auto" w:line="276" w:after="120"/>
+        <w:jc w:val="both"/>
+      </w:pPr>
       <w:r>
         <w:rPr>
           <w:rFonts w:ascii="Times New Roman" w:hAnsi="Times New Roman" w:eastAsia="Times New Roman"/>
@@ -647,6 +771,10 @@
       </w:r>
     </w:p>
     <w:p>
+      <w:pPr>
+        <w:spacing w:lineRule="auto" w:line="276" w:after="120"/>
+        <w:jc w:val="both"/>
+      </w:pPr>
       <w:r>
         <w:rPr>
           <w:rFonts w:ascii="Times New Roman" w:hAnsi="Times New Roman" w:eastAsia="Times New Roman"/>
@@ -694,6 +822,10 @@
       </w:r>
     </w:p>
     <w:p>
+      <w:pPr>
+        <w:spacing w:lineRule="auto" w:line="276" w:after="120"/>
+        <w:jc w:val="both"/>
+      </w:pPr>
       <w:r>
         <w:rPr>
           <w:rFonts w:ascii="Times New Roman" w:hAnsi="Times New Roman" w:eastAsia="Times New Roman"/>
@@ -777,6 +909,10 @@
       </w:r>
     </w:p>
     <w:p>
+      <w:pPr>
+        <w:spacing w:lineRule="auto" w:line="276" w:after="120"/>
+        <w:jc w:val="both"/>
+      </w:pPr>
       <w:r>
         <w:rPr>
           <w:rFonts w:ascii="Times New Roman" w:hAnsi="Times New Roman" w:eastAsia="Times New Roman"/>
@@ -814,6 +950,10 @@
       </w:r>
     </w:p>
     <w:p>
+      <w:pPr>
+        <w:spacing w:lineRule="auto" w:line="276" w:after="120"/>
+        <w:jc w:val="both"/>
+      </w:pPr>
       <w:r>
         <w:rPr>
           <w:rFonts w:ascii="Times New Roman" w:hAnsi="Times New Roman" w:eastAsia="Times New Roman"/>
@@ -843,6 +983,10 @@
       </w:r>
     </w:p>
     <w:p>
+      <w:pPr>
+        <w:spacing w:lineRule="auto" w:line="276" w:after="120"/>
+        <w:jc w:val="both"/>
+      </w:pPr>
       <w:r>
         <w:rPr>
           <w:rFonts w:ascii="Times New Roman" w:hAnsi="Times New Roman" w:eastAsia="Times New Roman"/>
@@ -879,6 +1023,10 @@
       </w:r>
     </w:p>
     <w:p>
+      <w:pPr>
+        <w:spacing w:lineRule="auto" w:line="276" w:after="120"/>
+        <w:jc w:val="both"/>
+      </w:pPr>
       <w:r>
         <w:rPr>
           <w:rFonts w:ascii="Times New Roman" w:hAnsi="Times New Roman" w:eastAsia="Times New Roman"/>
@@ -916,6 +1064,10 @@
       </w:r>
     </w:p>
     <w:p>
+      <w:pPr>
+        <w:spacing w:lineRule="auto" w:line="276" w:after="120"/>
+        <w:jc w:val="both"/>
+      </w:pPr>
       <w:r>
         <w:rPr>
           <w:rFonts w:ascii="Times New Roman" w:hAnsi="Times New Roman" w:eastAsia="Times New Roman"/>
@@ -981,6 +1133,10 @@
       </w:r>
     </w:p>
     <w:p>
+      <w:pPr>
+        <w:spacing w:lineRule="auto" w:line="276" w:after="120"/>
+        <w:jc w:val="both"/>
+      </w:pPr>
       <w:r>
         <w:rPr>
           <w:rFonts w:ascii="Times New Roman" w:hAnsi="Times New Roman" w:eastAsia="Times New Roman"/>
@@ -1028,6 +1184,10 @@
       </w:r>
     </w:p>
     <w:p>
+      <w:pPr>
+        <w:spacing w:lineRule="auto" w:line="276" w:after="120"/>
+        <w:jc w:val="both"/>
+      </w:pPr>
       <w:r>
         <w:rPr>
           <w:rFonts w:ascii="Times New Roman" w:hAnsi="Times New Roman" w:eastAsia="Times New Roman"/>
@@ -1065,6 +1225,10 @@
       </w:r>
     </w:p>
     <w:p>
+      <w:pPr>
+        <w:spacing w:lineRule="auto" w:line="276" w:after="120"/>
+        <w:jc w:val="both"/>
+      </w:pPr>
       <w:r>
         <w:rPr>
           <w:rFonts w:ascii="Times New Roman" w:hAnsi="Times New Roman" w:eastAsia="Times New Roman"/>
@@ -1094,6 +1258,10 @@
       </w:r>
     </w:p>
     <w:p>
+      <w:pPr>
+        <w:spacing w:lineRule="auto" w:line="276" w:after="120"/>
+        <w:jc w:val="both"/>
+      </w:pPr>
       <w:r>
         <w:rPr>
           <w:rFonts w:ascii="Times New Roman" w:hAnsi="Times New Roman" w:eastAsia="Times New Roman"/>
@@ -1130,6 +1298,10 @@
       </w:r>
     </w:p>
     <w:p>
+      <w:pPr>
+        <w:spacing w:lineRule="auto" w:line="276" w:after="120"/>
+        <w:jc w:val="both"/>
+      </w:pPr>
       <w:r>
         <w:rPr>
           <w:rFonts w:ascii="Times New Roman" w:hAnsi="Times New Roman" w:eastAsia="Times New Roman"/>
@@ -1185,6 +1357,10 @@
       </w:r>
     </w:p>
     <w:p>
+      <w:pPr>
+        <w:spacing w:lineRule="auto" w:line="276" w:after="120"/>
+        <w:jc w:val="both"/>
+      </w:pPr>
       <w:r>
         <w:rPr>
           <w:rFonts w:ascii="Times New Roman" w:hAnsi="Times New Roman" w:eastAsia="Times New Roman"/>
@@ -1306,6 +1482,10 @@
       </w:r>
     </w:p>
     <w:p>
+      <w:pPr>
+        <w:spacing w:lineRule="auto" w:line="276" w:after="120"/>
+        <w:jc w:val="both"/>
+      </w:pPr>
       <w:r>
         <w:rPr>
           <w:rFonts w:ascii="Times New Roman" w:hAnsi="Times New Roman" w:eastAsia="Times New Roman"/>
@@ -1353,6 +1533,10 @@
       </w:r>
     </w:p>
     <w:p>
+      <w:pPr>
+        <w:spacing w:lineRule="auto" w:line="276" w:after="120"/>
+        <w:jc w:val="both"/>
+      </w:pPr>
       <w:r>
         <w:rPr>
           <w:rFonts w:ascii="Times New Roman" w:hAnsi="Times New Roman" w:eastAsia="Times New Roman"/>
@@ -1372,6 +1556,10 @@
       </w:r>
     </w:p>
     <w:p>
+      <w:pPr>
+        <w:spacing w:lineRule="auto" w:line="276" w:after="120"/>
+        <w:jc w:val="both"/>
+      </w:pPr>
       <w:r>
         <w:rPr>
           <w:rFonts w:ascii="Times New Roman" w:hAnsi="Times New Roman" w:eastAsia="Times New Roman"/>
@@ -1401,6 +1589,10 @@
       </w:r>
     </w:p>
     <w:p>
+      <w:pPr>
+        <w:spacing w:lineRule="auto" w:line="276" w:after="120"/>
+        <w:jc w:val="both"/>
+      </w:pPr>
       <w:r>
         <w:rPr>
           <w:rFonts w:ascii="Times New Roman" w:hAnsi="Times New Roman" w:eastAsia="Times New Roman"/>
@@ -1437,6 +1629,10 @@
       </w:r>
     </w:p>
     <w:p>
+      <w:pPr>
+        <w:spacing w:lineRule="auto" w:line="276" w:after="120"/>
+        <w:jc w:val="both"/>
+      </w:pPr>
       <w:r>
         <w:rPr>
           <w:rFonts w:ascii="Times New Roman" w:hAnsi="Times New Roman" w:eastAsia="Times New Roman"/>
@@ -1474,6 +1670,10 @@
       </w:r>
     </w:p>
     <w:p>
+      <w:pPr>
+        <w:spacing w:lineRule="auto" w:line="276" w:after="120"/>
+        <w:jc w:val="both"/>
+      </w:pPr>
       <w:r>
         <w:rPr>
           <w:rFonts w:ascii="Times New Roman" w:hAnsi="Times New Roman" w:eastAsia="Times New Roman"/>
@@ -1503,6 +1703,10 @@
       </w:r>
     </w:p>
     <w:p>
+      <w:pPr>
+        <w:spacing w:lineRule="auto" w:line="276" w:after="120"/>
+        <w:jc w:val="both"/>
+      </w:pPr>
       <w:r>
         <w:rPr>
           <w:rFonts w:ascii="Times New Roman" w:hAnsi="Times New Roman" w:eastAsia="Times New Roman"/>
@@ -1595,6 +1799,10 @@
       </w:r>
     </w:p>
     <w:p>
+      <w:pPr>
+        <w:spacing w:lineRule="auto" w:line="276" w:after="120"/>
+        <w:jc w:val="both"/>
+      </w:pPr>
       <w:r>
         <w:rPr>
           <w:rFonts w:ascii="Times New Roman" w:hAnsi="Times New Roman" w:eastAsia="Times New Roman"/>
@@ -1615,6 +1823,10 @@
       </w:r>
     </w:p>
     <w:p>
+      <w:pPr>
+        <w:spacing w:lineRule="auto" w:line="276" w:after="120"/>
+        <w:jc w:val="both"/>
+      </w:pPr>
       <w:r>
         <w:rPr>
           <w:rFonts w:ascii="Times New Roman" w:hAnsi="Times New Roman" w:eastAsia="Times New Roman"/>
@@ -1670,6 +1882,10 @@
       </w:r>
     </w:p>
     <w:p>
+      <w:pPr>
+        <w:spacing w:lineRule="auto" w:line="276" w:after="120"/>
+        <w:jc w:val="both"/>
+      </w:pPr>
       <w:r>
         <w:rPr>
           <w:rFonts w:ascii="Times New Roman" w:hAnsi="Times New Roman" w:eastAsia="Times New Roman"/>
@@ -1699,6 +1915,10 @@
       </w:r>
     </w:p>
     <w:p>
+      <w:pPr>
+        <w:spacing w:lineRule="auto" w:line="276" w:after="120"/>
+        <w:jc w:val="both"/>
+      </w:pPr>
       <w:r>
         <w:rPr>
           <w:rFonts w:ascii="Times New Roman" w:hAnsi="Times New Roman" w:eastAsia="Times New Roman"/>
@@ -1727,6 +1947,10 @@
       </w:r>
     </w:p>
     <w:p>
+      <w:pPr>
+        <w:spacing w:lineRule="auto" w:line="276" w:after="120"/>
+        <w:jc w:val="both"/>
+      </w:pPr>
       <w:r>
         <w:rPr>
           <w:rFonts w:ascii="Times New Roman" w:hAnsi="Times New Roman" w:eastAsia="Times New Roman"/>
@@ -1792,6 +2016,10 @@
       </w:r>
     </w:p>
     <w:p>
+      <w:pPr>
+        <w:spacing w:lineRule="auto" w:line="276" w:after="120"/>
+        <w:jc w:val="both"/>
+      </w:pPr>
       <w:r>
         <w:rPr>
           <w:rFonts w:ascii="Times New Roman" w:hAnsi="Times New Roman" w:eastAsia="Times New Roman"/>
@@ -1873,6 +2101,10 @@
       </w:r>
     </w:p>
     <w:p>
+      <w:pPr>
+        <w:spacing w:lineRule="auto" w:line="276" w:after="120"/>
+        <w:jc w:val="both"/>
+      </w:pPr>
       <w:r>
         <w:rPr>
           <w:rFonts w:ascii="Times New Roman" w:hAnsi="Times New Roman" w:eastAsia="Times New Roman"/>
@@ -1913,25 +2145,30 @@
       <w:tblPr>
         <w:tblStyle w:val="TableGrid"/>
         <w:tblW w:type="auto" w:w="0"/>
+        <w:tblLayout w:type="fixed"/>
         <w:tblLook w:firstColumn="1" w:firstRow="1" w:lastColumn="0" w:lastRow="0" w:noHBand="0" w:noVBand="1" w:val="04A0"/>
       </w:tblPr>
       <w:tblGrid>
-        <w:gridCol w:w="4844"/>
-        <w:gridCol w:w="4844"/>
+        <w:gridCol w:w="3175"/>
+        <w:gridCol w:w="5896"/>
       </w:tblGrid>
       <w:tr>
         <w:tc>
           <w:tcPr>
-            <w:tcW w:type="dxa" w:w="4844"/>
+            <w:tcW w:type="dxa" w:w="4561"/>
           </w:tcPr>
           <w:p>
+            <w:pPr>
+              <w:spacing w:lineRule="auto" w:line="276" w:after="120"/>
+              <w:jc w:val="both"/>
+            </w:pPr>
             <w:r/>
             <w:r>
               <w:rPr>
                 <w:rFonts w:ascii="Times New Roman" w:hAnsi="Times New Roman" w:eastAsia="Times New Roman"/>
                 <w:b/>
                 <w:i w:val="0"/>
-                <w:sz w:val="24"/>
+                <w:sz w:val="22"/>
               </w:rPr>
               <w:t>Направление</w:t>
             </w:r>
@@ -1939,16 +2176,20 @@
         </w:tc>
         <w:tc>
           <w:tcPr>
-            <w:tcW w:type="dxa" w:w="4844"/>
+            <w:tcW w:type="dxa" w:w="4561"/>
           </w:tcPr>
           <w:p>
+            <w:pPr>
+              <w:spacing w:lineRule="auto" w:line="276" w:after="120"/>
+              <w:jc w:val="both"/>
+            </w:pPr>
             <w:r/>
             <w:r>
               <w:rPr>
                 <w:rFonts w:ascii="Times New Roman" w:hAnsi="Times New Roman" w:eastAsia="Times New Roman"/>
                 <w:b/>
                 <w:i w:val="0"/>
-                <w:sz w:val="24"/>
+                <w:sz w:val="22"/>
               </w:rPr>
               <w:t>Задача</w:t>
             </w:r>
@@ -1958,16 +2199,20 @@
       <w:tr>
         <w:tc>
           <w:tcPr>
-            <w:tcW w:type="dxa" w:w="4844"/>
+            <w:tcW w:type="dxa" w:w="4561"/>
           </w:tcPr>
           <w:p>
+            <w:pPr>
+              <w:spacing w:lineRule="auto" w:line="276" w:after="120"/>
+              <w:jc w:val="both"/>
+            </w:pPr>
             <w:r/>
             <w:r>
               <w:rPr>
                 <w:rFonts w:ascii="Times New Roman" w:hAnsi="Times New Roman" w:eastAsia="Times New Roman"/>
                 <w:b w:val="0"/>
                 <w:i w:val="0"/>
-                <w:sz w:val="24"/>
+                <w:sz w:val="22"/>
               </w:rPr>
               <w:t>Анамнез эндокринолога</w:t>
             </w:r>
@@ -1975,16 +2220,20 @@
         </w:tc>
         <w:tc>
           <w:tcPr>
-            <w:tcW w:type="dxa" w:w="4844"/>
+            <w:tcW w:type="dxa" w:w="4561"/>
           </w:tcPr>
           <w:p>
+            <w:pPr>
+              <w:spacing w:lineRule="auto" w:line="276" w:after="120"/>
+              <w:jc w:val="both"/>
+            </w:pPr>
             <w:r/>
             <w:r>
               <w:rPr>
                 <w:rFonts w:ascii="Times New Roman" w:hAnsi="Times New Roman" w:eastAsia="Times New Roman"/>
                 <w:b w:val="0"/>
                 <w:i w:val="0"/>
-                <w:sz w:val="24"/>
+                <w:sz w:val="22"/>
               </w:rPr>
               <w:t>QR-коды в клинике, интеграция с МИС, соответствие требованиям по защите персональных данных</w:t>
             </w:r>
@@ -1994,16 +2243,20 @@
       <w:tr>
         <w:tc>
           <w:tcPr>
-            <w:tcW w:type="dxa" w:w="4844"/>
+            <w:tcW w:type="dxa" w:w="4561"/>
           </w:tcPr>
           <w:p>
+            <w:pPr>
+              <w:spacing w:lineRule="auto" w:line="276" w:after="120"/>
+              <w:jc w:val="both"/>
+            </w:pPr>
             <w:r/>
             <w:r>
               <w:rPr>
                 <w:rFonts w:ascii="Times New Roman" w:hAnsi="Times New Roman" w:eastAsia="Times New Roman"/>
                 <w:b w:val="0"/>
                 <w:i w:val="0"/>
-                <w:sz w:val="24"/>
+                <w:sz w:val="22"/>
               </w:rPr>
               <w:t>MD Choice</w:t>
             </w:r>
@@ -2011,16 +2264,20 @@
         </w:tc>
         <w:tc>
           <w:tcPr>
-            <w:tcW w:type="dxa" w:w="4844"/>
+            <w:tcW w:type="dxa" w:w="4561"/>
           </w:tcPr>
           <w:p>
+            <w:pPr>
+              <w:spacing w:lineRule="auto" w:line="276" w:after="120"/>
+              <w:jc w:val="both"/>
+            </w:pPr>
             <w:r/>
             <w:r>
               <w:rPr>
                 <w:rFonts w:ascii="Times New Roman" w:hAnsi="Times New Roman" w:eastAsia="Times New Roman"/>
                 <w:b w:val="0"/>
                 <w:i w:val="0"/>
-                <w:sz w:val="24"/>
+                <w:sz w:val="22"/>
               </w:rPr>
               <w:t>Обучение модели на реальных обезличенных клинических данных, связка с анамнезом</w:t>
             </w:r>
@@ -2030,16 +2287,20 @@
       <w:tr>
         <w:tc>
           <w:tcPr>
-            <w:tcW w:type="dxa" w:w="4844"/>
+            <w:tcW w:type="dxa" w:w="4561"/>
           </w:tcPr>
           <w:p>
+            <w:pPr>
+              <w:spacing w:lineRule="auto" w:line="276" w:after="120"/>
+              <w:jc w:val="both"/>
+            </w:pPr>
             <w:r/>
             <w:r>
               <w:rPr>
                 <w:rFonts w:ascii="Times New Roman" w:hAnsi="Times New Roman" w:eastAsia="Times New Roman"/>
                 <w:b w:val="0"/>
                 <w:i w:val="0"/>
-                <w:sz w:val="24"/>
+                <w:sz w:val="22"/>
               </w:rPr>
               <w:t>Калькулятор КИ</w:t>
             </w:r>
@@ -2047,16 +2308,20 @@
         </w:tc>
         <w:tc>
           <w:tcPr>
-            <w:tcW w:type="dxa" w:w="4844"/>
+            <w:tcW w:type="dxa" w:w="4561"/>
           </w:tcPr>
           <w:p>
+            <w:pPr>
+              <w:spacing w:lineRule="auto" w:line="276" w:after="120"/>
+              <w:jc w:val="both"/>
+            </w:pPr>
             <w:r/>
             <w:r>
               <w:rPr>
                 <w:rFonts w:ascii="Times New Roman" w:hAnsi="Times New Roman" w:eastAsia="Times New Roman"/>
                 <w:b w:val="0"/>
                 <w:i w:val="0"/>
-                <w:sz w:val="24"/>
+                <w:sz w:val="22"/>
               </w:rPr>
               <w:t>Парные дизайны, кластерная рандомизация, многоцентровые исследования</w:t>
             </w:r>
@@ -2066,16 +2331,20 @@
       <w:tr>
         <w:tc>
           <w:tcPr>
-            <w:tcW w:type="dxa" w:w="4844"/>
+            <w:tcW w:type="dxa" w:w="4561"/>
           </w:tcPr>
           <w:p>
+            <w:pPr>
+              <w:spacing w:lineRule="auto" w:line="276" w:after="120"/>
+              <w:jc w:val="both"/>
+            </w:pPr>
             <w:r/>
             <w:r>
               <w:rPr>
                 <w:rFonts w:ascii="Times New Roman" w:hAnsi="Times New Roman" w:eastAsia="Times New Roman"/>
                 <w:b w:val="0"/>
                 <w:i w:val="0"/>
-                <w:sz w:val="24"/>
+                <w:sz w:val="22"/>
               </w:rPr>
               <w:t>Прогноз ФВ ЛЖ</w:t>
             </w:r>
@@ -2083,16 +2352,20 @@
         </w:tc>
         <w:tc>
           <w:tcPr>
-            <w:tcW w:type="dxa" w:w="4844"/>
+            <w:tcW w:type="dxa" w:w="4561"/>
           </w:tcPr>
           <w:p>
+            <w:pPr>
+              <w:spacing w:lineRule="auto" w:line="276" w:after="120"/>
+              <w:jc w:val="both"/>
+            </w:pPr>
             <w:r/>
             <w:r>
               <w:rPr>
                 <w:rFonts w:ascii="Times New Roman" w:hAnsi="Times New Roman" w:eastAsia="Times New Roman"/>
                 <w:b w:val="0"/>
                 <w:i w:val="0"/>
-                <w:sz w:val="24"/>
+                <w:sz w:val="22"/>
               </w:rPr>
               <w:t>Углублённые ML-модели, архив расчётов для аудита</w:t>
             </w:r>
@@ -2102,16 +2375,20 @@
       <w:tr>
         <w:tc>
           <w:tcPr>
-            <w:tcW w:type="dxa" w:w="4844"/>
+            <w:tcW w:type="dxa" w:w="4561"/>
           </w:tcPr>
           <w:p>
+            <w:pPr>
+              <w:spacing w:lineRule="auto" w:line="276" w:after="120"/>
+              <w:jc w:val="both"/>
+            </w:pPr>
             <w:r/>
             <w:r>
               <w:rPr>
                 <w:rFonts w:ascii="Times New Roman" w:hAnsi="Times New Roman" w:eastAsia="Times New Roman"/>
                 <w:b w:val="0"/>
                 <w:i w:val="0"/>
-                <w:sz w:val="24"/>
+                <w:sz w:val="22"/>
               </w:rPr>
               <w:t>Общее</w:t>
             </w:r>
@@ -2119,16 +2396,20 @@
         </w:tc>
         <w:tc>
           <w:tcPr>
-            <w:tcW w:type="dxa" w:w="4844"/>
+            <w:tcW w:type="dxa" w:w="4561"/>
           </w:tcPr>
           <w:p>
+            <w:pPr>
+              <w:spacing w:lineRule="auto" w:line="276" w:after="120"/>
+              <w:jc w:val="both"/>
+            </w:pPr>
             <w:r/>
             <w:r>
               <w:rPr>
                 <w:rFonts w:ascii="Times New Roman" w:hAnsi="Times New Roman" w:eastAsia="Times New Roman"/>
                 <w:b w:val="0"/>
                 <w:i w:val="0"/>
-                <w:sz w:val="24"/>
+                <w:sz w:val="22"/>
               </w:rPr>
               <w:t>Единый портал медицинских сервисов ikorsakov.tech</w:t>
             </w:r>
@@ -2146,6 +2427,10 @@
       </w:r>
     </w:p>
     <w:p>
+      <w:pPr>
+        <w:spacing w:lineRule="auto" w:line="276" w:after="120"/>
+        <w:jc w:val="both"/>
+      </w:pPr>
       <w:r>
         <w:rPr>
           <w:rFonts w:ascii="Times New Roman" w:hAnsi="Times New Roman" w:eastAsia="Times New Roman"/>
@@ -2202,21 +2487,23 @@
     </w:p>
     <w:p>
       <w:pPr>
-        <w:ind w:left="567"/>
+        <w:spacing w:lineRule="auto" w:line="276" w:after="120"/>
+        <w:ind w:left="567" w:right="283"/>
+        <w:jc w:val="both"/>
       </w:pPr>
       <w:r>
         <w:rPr>
           <w:rFonts w:ascii="Times New Roman" w:hAnsi="Times New Roman" w:eastAsia="Times New Roman"/>
           <w:b w:val="0"/>
           <w:i/>
-          <w:sz w:val="24"/>
+          <w:sz w:val="22"/>
         </w:rPr>
         <w:t>С начала 2026 года старший научный сотрудник Научно-исследовательской лаборатории компьютерного моделирования и искусственного интеллекта (НИЦ развития ИИ в медицине) Корсаков И.Н. выполнил комплекс работ по разработке и внедрению четырёх цифровых медицинских сервисов, ориентированных на нужды врачебной практики и клинических исследований: предприёмный сбор эндокринологического анамнеза с кабинетом врача и уведомлениями (anamnes.ikorsakov.tech); систему поддержки принятия решений MD Choice для прогнозирования выбора препарата при сахарном диабете 2 типа на основе машинного обучения (ikorsakov.tech:7777); калькулятор расчёта выборки для клинических испытаний (ikorsakov.tech:8080); сервис прогнозирования фракции выброса левого желудочка (ikorsakov.tech:9999). Разработанные инструменты сокращают время подготовки к приёму, повышают полноту клинических данных, поддерживают врача при выборе терапии и планировании исследований. Сервисы развёрнуты на сервере, снабжены документацией и готовы к пилотному использованию.</w:t>
       </w:r>
     </w:p>
     <w:sectPr>
       <w:pgSz w:w="12240" w:h="15840"/>
-      <w:pgMar w:top="1134" w:right="1134" w:bottom="1134" w:left="1417" w:header="720" w:footer="720" w:gutter="0"/>
+      <w:pgMar w:top="1134" w:right="1417" w:bottom="1134" w:left="1701" w:header="720" w:footer="720" w:gutter="0"/>
       <w:cols w:space="720"/>
       <w:docGrid w:linePitch="360"/>
     </w:sectPr>
@@ -2651,7 +2938,7 @@
       <w:outlineLvl w:val="0"/>
     </w:pPr>
     <w:rPr>
-      <w:rFonts w:asciiTheme="majorHAnsi" w:eastAsiaTheme="majorEastAsia" w:hAnsiTheme="majorHAnsi" w:cstheme="majorBidi"/>
+      <w:rFonts w:asciiTheme="majorHAnsi" w:eastAsiaTheme="majorEastAsia" w:hAnsiTheme="majorHAnsi" w:cstheme="majorBidi" w:ascii="Times New Roman" w:hAnsi="Times New Roman"/>
       <w:b/>
       <w:bCs/>
       <w:color w:val="365F91" w:themeColor="accent1" w:themeShade="BF"/>
@@ -2675,7 +2962,7 @@
       <w:outlineLvl w:val="1"/>
     </w:pPr>
     <w:rPr>
-      <w:rFonts w:asciiTheme="majorHAnsi" w:eastAsiaTheme="majorEastAsia" w:hAnsiTheme="majorHAnsi" w:cstheme="majorBidi"/>
+      <w:rFonts w:asciiTheme="majorHAnsi" w:eastAsiaTheme="majorEastAsia" w:hAnsiTheme="majorHAnsi" w:cstheme="majorBidi" w:ascii="Times New Roman" w:hAnsi="Times New Roman"/>
       <w:b/>
       <w:bCs/>
       <w:color w:val="4F81BD" w:themeColor="accent1"/>
@@ -2699,7 +2986,7 @@
       <w:outlineLvl w:val="2"/>
     </w:pPr>
     <w:rPr>
-      <w:rFonts w:asciiTheme="majorHAnsi" w:eastAsiaTheme="majorEastAsia" w:hAnsiTheme="majorHAnsi" w:cstheme="majorBidi"/>
+      <w:rFonts w:asciiTheme="majorHAnsi" w:eastAsiaTheme="majorEastAsia" w:hAnsiTheme="majorHAnsi" w:cstheme="majorBidi" w:ascii="Times New Roman" w:hAnsi="Times New Roman"/>
       <w:b/>
       <w:bCs/>
       <w:color w:val="4F81BD" w:themeColor="accent1"/>

--- a/docs/MEDICAL_REPORT_2026.docx
+++ b/docs/MEDICAL_REPORT_2026.docx
@@ -800,7 +800,7 @@
           <w:i w:val="0"/>
           <w:sz w:val="24"/>
         </w:rPr>
-        <w:t xml:space="preserve">: хронические заболевания, аллергии, семейный анамнез, постоянная терапия с уточнением дозировок, расчёт индекса массы тела, выявление потенциально срочных симптомов («красные флаги»). Пациент может приложить </w:t>
+        <w:t xml:space="preserve">: хронические заболевания, аллергии, семейный анамнез, постоянная терапия с уточнением дозировок, расчёт индекса массы тела, опрос о симптомах, которые могут указывать на необходимость срочного обращения за медицинской помощью. Пациент может приложить </w:t>
       </w:r>
       <w:r>
         <w:rPr>
@@ -979,7 +979,7 @@
           <w:i w:val="0"/>
           <w:sz w:val="24"/>
         </w:rPr>
-        <w:t xml:space="preserve"> с выделением срочных находок, видит прикреплённые документы и может сосредоточиться на клиническом анализе и принятии решений, а не на первичном опросе. Это особенно ценно при высокой потоковости кабинета, ведении нескольких врачей в одной клинике и при дистанционной подготовке пациента к очной консультации.</w:t>
+        <w:t xml:space="preserve"> с отдельной пометкой симптомов, которые могут требовать неотложной оценки, видит прикреплённые документы и может сосредоточиться на клиническом анализе и принятии решений, а не на первичном опросе. Это особенно ценно при высокой потоковости кабинета, ведении нескольких врачей в одной клинике и при дистанционной подготовке пациента к очной консультации.</w:t>
       </w:r>
     </w:p>
     <w:p>

--- a/docs/MEDICAL_REPORT_2026.docx
+++ b/docs/MEDICAL_REPORT_2026.docx
@@ -13,15 +13,7 @@
           <w:i w:val="0"/>
           <w:sz w:val="32"/>
         </w:rPr>
-        <w:t>Отчёт по медицинской деятельности - 2026</w:t>
-      </w:r>
-    </w:p>
-    <w:p>
-      <w:pPr>
-        <w:pStyle w:val="Heading1"/>
-      </w:pPr>
-      <w:r>
-        <w:t>Отчёт по медицинской деятельности с начала 2026 года</w:t>
+        <w:t>Отчёт о проделанной работе</w:t>
       </w:r>
     </w:p>
     <w:p>
@@ -164,58 +156,7 @@
         <w:pStyle w:val="Heading2"/>
       </w:pPr>
       <w:r>
-        <w:t>1. Введение и актуальность</w:t>
-      </w:r>
-    </w:p>
-    <w:p>
-      <w:pPr>
-        <w:spacing w:lineRule="auto" w:line="276" w:after="120"/>
-        <w:jc w:val="both"/>
-      </w:pPr>
-      <w:r>
-        <w:rPr>
-          <w:rFonts w:ascii="Times New Roman" w:hAnsi="Times New Roman" w:eastAsia="Times New Roman"/>
-          <w:b w:val="0"/>
-          <w:i w:val="0"/>
-          <w:sz w:val="24"/>
-        </w:rPr>
-        <w:t xml:space="preserve">В начале 2026 года в рамках деятельности </w:t>
-      </w:r>
-      <w:r>
-        <w:rPr>
-          <w:rFonts w:ascii="Times New Roman" w:hAnsi="Times New Roman" w:eastAsia="Times New Roman"/>
-          <w:b/>
-          <w:i w:val="0"/>
-          <w:sz w:val="24"/>
-        </w:rPr>
-        <w:t>Научно-исследовательской лаборатории компьютерного моделирования и искусственного интеллекта</w:t>
-      </w:r>
-      <w:r>
-        <w:rPr>
-          <w:rFonts w:ascii="Times New Roman" w:hAnsi="Times New Roman" w:eastAsia="Times New Roman"/>
-          <w:b w:val="0"/>
-          <w:i w:val="0"/>
-          <w:sz w:val="24"/>
-        </w:rPr>
-        <w:t xml:space="preserve"> (НИЦ развития искусственного интеллекта в медицине) была развёрнута программа создания </w:t>
-      </w:r>
-      <w:r>
-        <w:rPr>
-          <w:rFonts w:ascii="Times New Roman" w:hAnsi="Times New Roman" w:eastAsia="Times New Roman"/>
-          <w:b/>
-          <w:i w:val="0"/>
-          <w:sz w:val="24"/>
-        </w:rPr>
-        <w:t>практико-ориентированных цифровых инструментов</w:t>
-      </w:r>
-      <w:r>
-        <w:rPr>
-          <w:rFonts w:ascii="Times New Roman" w:hAnsi="Times New Roman" w:eastAsia="Times New Roman"/>
-          <w:b w:val="0"/>
-          <w:i w:val="0"/>
-          <w:sz w:val="24"/>
-        </w:rPr>
-        <w:t xml:space="preserve"> для врачей и исследователей. Задача состояла не в разработке абстрактного программного обеспечения, а в решении конкретных ежедневных проблем медицинской практики: неполный анамнез к моменту приёма, затраты времени врача на рутинный сбор данных, необходимость быстрой клинико-статистической поддержки при планировании исследований и принятии терапевтических решений.</w:t>
+        <w:t>1. Введение</w:t>
       </w:r>
     </w:p>
     <w:p>

--- a/docs/MEDICAL_REPORT_2026.docx
+++ b/docs/MEDICAL_REPORT_2026.docx
@@ -2418,30 +2418,6 @@
         <w:t>.</w:t>
       </w:r>
     </w:p>
-    <w:p>
-      <w:pPr>
-        <w:pStyle w:val="Heading2"/>
-      </w:pPr>
-      <w:r>
-        <w:t>9. Формулировка для служебной записки</w:t>
-      </w:r>
-    </w:p>
-    <w:p>
-      <w:pPr>
-        <w:spacing w:lineRule="auto" w:line="276" w:after="120"/>
-        <w:ind w:left="567" w:right="283"/>
-        <w:jc w:val="both"/>
-      </w:pPr>
-      <w:r>
-        <w:rPr>
-          <w:rFonts w:ascii="Times New Roman" w:hAnsi="Times New Roman" w:eastAsia="Times New Roman"/>
-          <w:b w:val="0"/>
-          <w:i/>
-          <w:sz w:val="22"/>
-        </w:rPr>
-        <w:t>С начала 2026 года старший научный сотрудник Научно-исследовательской лаборатории компьютерного моделирования и искусственного интеллекта (НИЦ развития ИИ в медицине) Корсаков И.Н. выполнил комплекс работ по разработке и внедрению четырёх цифровых медицинских сервисов, ориентированных на нужды врачебной практики и клинических исследований: предприёмный сбор эндокринологического анамнеза с кабинетом врача и уведомлениями (anamnes.ikorsakov.tech); систему поддержки принятия решений MD Choice для прогнозирования выбора препарата при сахарном диабете 2 типа на основе машинного обучения (ikorsakov.tech:7777); калькулятор расчёта выборки для клинических испытаний (ikorsakov.tech:8080); сервис прогнозирования фракции выброса левого желудочка (ikorsakov.tech:9999). Разработанные инструменты сокращают время подготовки к приёму, повышают полноту клинических данных, поддерживают врача при выборе терапии и планировании исследований. Сервисы развёрнуты на сервере, снабжены документацией и готовы к пилотному использованию.</w:t>
-      </w:r>
-    </w:p>
     <w:sectPr>
       <w:pgSz w:w="12240" w:h="15840"/>
       <w:pgMar w:top="1134" w:right="1417" w:bottom="1134" w:left="1701" w:header="720" w:footer="720" w:gutter="0"/>

--- a/docs/MEDICAL_REPORT_2026.docx
+++ b/docs/MEDICAL_REPORT_2026.docx
@@ -2079,7 +2079,1238 @@
         <w:pStyle w:val="Heading2"/>
       </w:pPr>
       <w:r>
-        <w:t>7. Перспективы развития</w:t>
+        <w:t>7. Научные публикации и научно-методические материалы</w:t>
+      </w:r>
+    </w:p>
+    <w:p>
+      <w:pPr>
+        <w:spacing w:lineRule="auto" w:line="276" w:after="120"/>
+        <w:jc w:val="both"/>
+      </w:pPr>
+      <w:r>
+        <w:rPr>
+          <w:rFonts w:ascii="Times New Roman" w:hAnsi="Times New Roman" w:eastAsia="Times New Roman"/>
+          <w:b w:val="0"/>
+          <w:i w:val="0"/>
+          <w:sz w:val="24"/>
+        </w:rPr>
+        <w:t xml:space="preserve">Научная деятельность исполнителя в отчётном периоде сочетает </w:t>
+      </w:r>
+      <w:r>
+        <w:rPr>
+          <w:rFonts w:ascii="Times New Roman" w:hAnsi="Times New Roman" w:eastAsia="Times New Roman"/>
+          <w:b/>
+          <w:i w:val="0"/>
+          <w:sz w:val="24"/>
+        </w:rPr>
+        <w:t>практическую разработку цифровых медицинских сервисов</w:t>
+      </w:r>
+      <w:r>
+        <w:rPr>
+          <w:rFonts w:ascii="Times New Roman" w:hAnsi="Times New Roman" w:eastAsia="Times New Roman"/>
+          <w:b w:val="0"/>
+          <w:i w:val="0"/>
+          <w:sz w:val="24"/>
+        </w:rPr>
+        <w:t xml:space="preserve"> с продолжением исследований в области применения методов искусственного интеллекта и машинного обучения в кардиологии, эндокринологии и клинических исследованиях. Ниже приведены материалы, подготовленные в 2026 году, а также ключевые рецензируемые публикации, формирующие методологическую основу выполненных работ.</w:t>
+      </w:r>
+    </w:p>
+    <w:p>
+      <w:pPr>
+        <w:pStyle w:val="Heading3"/>
+      </w:pPr>
+      <w:r>
+        <w:t>7.1. Научно-методические материалы, подготовленные в 2026 году</w:t>
+      </w:r>
+    </w:p>
+    <w:tbl>
+      <w:tblPr>
+        <w:tblStyle w:val="TableGrid"/>
+        <w:tblW w:type="auto" w:w="0"/>
+        <w:tblLayout w:type="fixed"/>
+        <w:tblLook w:firstColumn="1" w:firstRow="1" w:lastColumn="0" w:lastRow="0" w:noHBand="0" w:noVBand="1" w:val="04A0"/>
+      </w:tblPr>
+      <w:tblGrid>
+        <w:gridCol w:w="2268"/>
+        <w:gridCol w:w="3175"/>
+        <w:gridCol w:w="3628"/>
+      </w:tblGrid>
+      <w:tr>
+        <w:tc>
+          <w:tcPr>
+            <w:tcW w:type="dxa" w:w="3041"/>
+          </w:tcPr>
+          <w:p>
+            <w:pPr>
+              <w:spacing w:lineRule="auto" w:line="276" w:after="120"/>
+              <w:jc w:val="both"/>
+            </w:pPr>
+            <w:r/>
+            <w:r>
+              <w:rPr>
+                <w:rFonts w:ascii="Times New Roman" w:hAnsi="Times New Roman" w:eastAsia="Times New Roman"/>
+                <w:b/>
+                <w:i w:val="0"/>
+                <w:sz w:val="22"/>
+              </w:rPr>
+              <w:t>№</w:t>
+            </w:r>
+          </w:p>
+        </w:tc>
+        <w:tc>
+          <w:tcPr>
+            <w:tcW w:type="dxa" w:w="3041"/>
+          </w:tcPr>
+          <w:p>
+            <w:pPr>
+              <w:spacing w:lineRule="auto" w:line="276" w:after="120"/>
+              <w:jc w:val="both"/>
+            </w:pPr>
+            <w:r/>
+            <w:r>
+              <w:rPr>
+                <w:rFonts w:ascii="Times New Roman" w:hAnsi="Times New Roman" w:eastAsia="Times New Roman"/>
+                <w:b/>
+                <w:i w:val="0"/>
+                <w:sz w:val="22"/>
+              </w:rPr>
+              <w:t>Материал</w:t>
+            </w:r>
+          </w:p>
+        </w:tc>
+        <w:tc>
+          <w:tcPr>
+            <w:tcW w:type="dxa" w:w="3041"/>
+          </w:tcPr>
+          <w:p>
+            <w:pPr>
+              <w:spacing w:lineRule="auto" w:line="276" w:after="120"/>
+              <w:jc w:val="both"/>
+            </w:pPr>
+            <w:r/>
+            <w:r>
+              <w:rPr>
+                <w:rFonts w:ascii="Times New Roman" w:hAnsi="Times New Roman" w:eastAsia="Times New Roman"/>
+                <w:b/>
+                <w:i w:val="0"/>
+                <w:sz w:val="22"/>
+              </w:rPr>
+              <w:t>Содержание</w:t>
+            </w:r>
+          </w:p>
+        </w:tc>
+      </w:tr>
+      <w:tr>
+        <w:tc>
+          <w:tcPr>
+            <w:tcW w:type="dxa" w:w="3041"/>
+          </w:tcPr>
+          <w:p>
+            <w:pPr>
+              <w:spacing w:lineRule="auto" w:line="276" w:after="120"/>
+              <w:jc w:val="both"/>
+            </w:pPr>
+            <w:r/>
+            <w:r>
+              <w:rPr>
+                <w:rFonts w:ascii="Times New Roman" w:hAnsi="Times New Roman" w:eastAsia="Times New Roman"/>
+                <w:b w:val="0"/>
+                <w:i w:val="0"/>
+                <w:sz w:val="22"/>
+              </w:rPr>
+              <w:t>1</w:t>
+            </w:r>
+          </w:p>
+        </w:tc>
+        <w:tc>
+          <w:tcPr>
+            <w:tcW w:type="dxa" w:w="3041"/>
+          </w:tcPr>
+          <w:p>
+            <w:pPr>
+              <w:spacing w:lineRule="auto" w:line="276" w:after="120"/>
+              <w:jc w:val="both"/>
+            </w:pPr>
+            <w:r/>
+            <w:r>
+              <w:rPr>
+                <w:rFonts w:ascii="Times New Roman" w:hAnsi="Times New Roman" w:eastAsia="Times New Roman"/>
+                <w:b w:val="0"/>
+                <w:i w:val="0"/>
+                <w:sz w:val="22"/>
+              </w:rPr>
+              <w:t>Отчёт о проделанной работе (настоящий документ)</w:t>
+            </w:r>
+          </w:p>
+        </w:tc>
+        <w:tc>
+          <w:tcPr>
+            <w:tcW w:type="dxa" w:w="3041"/>
+          </w:tcPr>
+          <w:p>
+            <w:pPr>
+              <w:spacing w:lineRule="auto" w:line="276" w:after="120"/>
+              <w:jc w:val="both"/>
+            </w:pPr>
+            <w:r/>
+            <w:r>
+              <w:rPr>
+                <w:rFonts w:ascii="Times New Roman" w:hAnsi="Times New Roman" w:eastAsia="Times New Roman"/>
+                <w:b w:val="0"/>
+                <w:i w:val="0"/>
+                <w:sz w:val="22"/>
+              </w:rPr>
+              <w:t>Сводное описание четырёх развёрнутых веб-сервисов, инфраструктуры и перспектив развития</w:t>
+            </w:r>
+          </w:p>
+        </w:tc>
+      </w:tr>
+      <w:tr>
+        <w:tc>
+          <w:tcPr>
+            <w:tcW w:type="dxa" w:w="3041"/>
+          </w:tcPr>
+          <w:p>
+            <w:pPr>
+              <w:spacing w:lineRule="auto" w:line="276" w:after="120"/>
+              <w:jc w:val="both"/>
+            </w:pPr>
+            <w:r/>
+            <w:r>
+              <w:rPr>
+                <w:rFonts w:ascii="Times New Roman" w:hAnsi="Times New Roman" w:eastAsia="Times New Roman"/>
+                <w:b w:val="0"/>
+                <w:i w:val="0"/>
+                <w:sz w:val="22"/>
+              </w:rPr>
+              <w:t>2</w:t>
+            </w:r>
+          </w:p>
+        </w:tc>
+        <w:tc>
+          <w:tcPr>
+            <w:tcW w:type="dxa" w:w="3041"/>
+          </w:tcPr>
+          <w:p>
+            <w:pPr>
+              <w:spacing w:lineRule="auto" w:line="276" w:after="120"/>
+              <w:jc w:val="both"/>
+            </w:pPr>
+            <w:r/>
+            <w:r>
+              <w:rPr>
+                <w:rFonts w:ascii="Times New Roman" w:hAnsi="Times New Roman" w:eastAsia="Times New Roman"/>
+                <w:b w:val="0"/>
+                <w:i w:val="0"/>
+                <w:sz w:val="22"/>
+              </w:rPr>
+              <w:t>Документация по развёртыванию сервиса «Анамнез эндокринолога»</w:t>
+            </w:r>
+          </w:p>
+        </w:tc>
+        <w:tc>
+          <w:tcPr>
+            <w:tcW w:type="dxa" w:w="3041"/>
+          </w:tcPr>
+          <w:p>
+            <w:pPr>
+              <w:spacing w:lineRule="auto" w:line="276" w:after="120"/>
+              <w:jc w:val="both"/>
+            </w:pPr>
+            <w:r/>
+            <w:r>
+              <w:rPr>
+                <w:rFonts w:ascii="Times New Roman" w:hAnsi="Times New Roman" w:eastAsia="Times New Roman"/>
+                <w:b w:val="0"/>
+                <w:i w:val="0"/>
+                <w:sz w:val="22"/>
+              </w:rPr>
+              <w:t>Инструкции по установке, настройке HTTPS, резервному копированию и сопровождению</w:t>
+            </w:r>
+          </w:p>
+        </w:tc>
+      </w:tr>
+      <w:tr>
+        <w:tc>
+          <w:tcPr>
+            <w:tcW w:type="dxa" w:w="3041"/>
+          </w:tcPr>
+          <w:p>
+            <w:pPr>
+              <w:spacing w:lineRule="auto" w:line="276" w:after="120"/>
+              <w:jc w:val="both"/>
+            </w:pPr>
+            <w:r/>
+            <w:r>
+              <w:rPr>
+                <w:rFonts w:ascii="Times New Roman" w:hAnsi="Times New Roman" w:eastAsia="Times New Roman"/>
+                <w:b w:val="0"/>
+                <w:i w:val="0"/>
+                <w:sz w:val="22"/>
+              </w:rPr>
+              <w:t>3</w:t>
+            </w:r>
+          </w:p>
+        </w:tc>
+        <w:tc>
+          <w:tcPr>
+            <w:tcW w:type="dxa" w:w="3041"/>
+          </w:tcPr>
+          <w:p>
+            <w:pPr>
+              <w:spacing w:lineRule="auto" w:line="276" w:after="120"/>
+              <w:jc w:val="both"/>
+            </w:pPr>
+            <w:r/>
+            <w:r>
+              <w:rPr>
+                <w:rFonts w:ascii="Times New Roman" w:hAnsi="Times New Roman" w:eastAsia="Times New Roman"/>
+                <w:b w:val="0"/>
+                <w:i w:val="0"/>
+                <w:sz w:val="22"/>
+              </w:rPr>
+              <w:t>Документация по развёртыванию MD Choice</w:t>
+            </w:r>
+          </w:p>
+        </w:tc>
+        <w:tc>
+          <w:tcPr>
+            <w:tcW w:type="dxa" w:w="3041"/>
+          </w:tcPr>
+          <w:p>
+            <w:pPr>
+              <w:spacing w:lineRule="auto" w:line="276" w:after="120"/>
+              <w:jc w:val="both"/>
+            </w:pPr>
+            <w:r/>
+            <w:r>
+              <w:rPr>
+                <w:rFonts w:ascii="Times New Roman" w:hAnsi="Times New Roman" w:eastAsia="Times New Roman"/>
+                <w:b w:val="0"/>
+                <w:i w:val="0"/>
+                <w:sz w:val="22"/>
+              </w:rPr>
+              <w:t>Описание клинической логики СППВР, параметров модели и эксплуатации сервиса</w:t>
+            </w:r>
+          </w:p>
+        </w:tc>
+      </w:tr>
+      <w:tr>
+        <w:tc>
+          <w:tcPr>
+            <w:tcW w:type="dxa" w:w="3041"/>
+          </w:tcPr>
+          <w:p>
+            <w:pPr>
+              <w:spacing w:lineRule="auto" w:line="276" w:after="120"/>
+              <w:jc w:val="both"/>
+            </w:pPr>
+            <w:r/>
+            <w:r>
+              <w:rPr>
+                <w:rFonts w:ascii="Times New Roman" w:hAnsi="Times New Roman" w:eastAsia="Times New Roman"/>
+                <w:b w:val="0"/>
+                <w:i w:val="0"/>
+                <w:sz w:val="22"/>
+              </w:rPr>
+              <w:t>4</w:t>
+            </w:r>
+          </w:p>
+        </w:tc>
+        <w:tc>
+          <w:tcPr>
+            <w:tcW w:type="dxa" w:w="3041"/>
+          </w:tcPr>
+          <w:p>
+            <w:pPr>
+              <w:spacing w:lineRule="auto" w:line="276" w:after="120"/>
+              <w:jc w:val="both"/>
+            </w:pPr>
+            <w:r/>
+            <w:r>
+              <w:rPr>
+                <w:rFonts w:ascii="Times New Roman" w:hAnsi="Times New Roman" w:eastAsia="Times New Roman"/>
+                <w:b w:val="0"/>
+                <w:i w:val="0"/>
+                <w:sz w:val="22"/>
+              </w:rPr>
+              <w:t>Документация по развёртыванию калькулятора выборки КИ</w:t>
+            </w:r>
+          </w:p>
+        </w:tc>
+        <w:tc>
+          <w:tcPr>
+            <w:tcW w:type="dxa" w:w="3041"/>
+          </w:tcPr>
+          <w:p>
+            <w:pPr>
+              <w:spacing w:lineRule="auto" w:line="276" w:after="120"/>
+              <w:jc w:val="both"/>
+            </w:pPr>
+            <w:r/>
+            <w:r>
+              <w:rPr>
+                <w:rFonts w:ascii="Times New Roman" w:hAnsi="Times New Roman" w:eastAsia="Times New Roman"/>
+                <w:b w:val="0"/>
+                <w:i w:val="0"/>
+                <w:sz w:val="22"/>
+              </w:rPr>
+              <w:t>Методическое описание статистических расчётов и инструкции по развёртыванию</w:t>
+            </w:r>
+          </w:p>
+        </w:tc>
+      </w:tr>
+      <w:tr>
+        <w:tc>
+          <w:tcPr>
+            <w:tcW w:type="dxa" w:w="3041"/>
+          </w:tcPr>
+          <w:p>
+            <w:pPr>
+              <w:spacing w:lineRule="auto" w:line="276" w:after="120"/>
+              <w:jc w:val="both"/>
+            </w:pPr>
+            <w:r/>
+            <w:r>
+              <w:rPr>
+                <w:rFonts w:ascii="Times New Roman" w:hAnsi="Times New Roman" w:eastAsia="Times New Roman"/>
+                <w:b w:val="0"/>
+                <w:i w:val="0"/>
+                <w:sz w:val="22"/>
+              </w:rPr>
+              <w:t>5</w:t>
+            </w:r>
+          </w:p>
+        </w:tc>
+        <w:tc>
+          <w:tcPr>
+            <w:tcW w:type="dxa" w:w="3041"/>
+          </w:tcPr>
+          <w:p>
+            <w:pPr>
+              <w:spacing w:lineRule="auto" w:line="276" w:after="120"/>
+              <w:jc w:val="both"/>
+            </w:pPr>
+            <w:r/>
+            <w:r>
+              <w:rPr>
+                <w:rFonts w:ascii="Times New Roman" w:hAnsi="Times New Roman" w:eastAsia="Times New Roman"/>
+                <w:b w:val="0"/>
+                <w:i w:val="0"/>
+                <w:sz w:val="22"/>
+              </w:rPr>
+              <w:t>Документация по развёртыванию сервиса прогноза ФВ ЛЖ</w:t>
+            </w:r>
+          </w:p>
+        </w:tc>
+        <w:tc>
+          <w:tcPr>
+            <w:tcW w:type="dxa" w:w="3041"/>
+          </w:tcPr>
+          <w:p>
+            <w:pPr>
+              <w:spacing w:lineRule="auto" w:line="276" w:after="120"/>
+              <w:jc w:val="both"/>
+            </w:pPr>
+            <w:r/>
+            <w:r>
+              <w:rPr>
+                <w:rFonts w:ascii="Times New Roman" w:hAnsi="Times New Roman" w:eastAsia="Times New Roman"/>
+                <w:b w:val="0"/>
+                <w:i w:val="0"/>
+                <w:sz w:val="22"/>
+              </w:rPr>
+              <w:t>Описание клинических модулей (Симпсон, Teichholz, прогнозная модель) и эксплуатации</w:t>
+            </w:r>
+          </w:p>
+        </w:tc>
+      </w:tr>
+    </w:tbl>
+    <w:p/>
+    <w:p>
+      <w:pPr>
+        <w:spacing w:lineRule="auto" w:line="276" w:after="120"/>
+        <w:jc w:val="both"/>
+      </w:pPr>
+      <w:r>
+        <w:rPr>
+          <w:rFonts w:ascii="Times New Roman" w:hAnsi="Times New Roman" w:eastAsia="Times New Roman"/>
+          <w:b w:val="0"/>
+          <w:i w:val="0"/>
+          <w:sz w:val="24"/>
+        </w:rPr>
+        <w:t>Указанные материалы обеспечивают воспроизводимость разработки, передачу знаний для сопровождения и могут использоваться при подготовке методических описаний программных медицинских изделий.</w:t>
+      </w:r>
+    </w:p>
+    <w:p>
+      <w:pPr>
+        <w:pStyle w:val="Heading3"/>
+      </w:pPr>
+      <w:r>
+        <w:t>7.2. Ключевые рецензируемые публикации по направлению работ</w:t>
+      </w:r>
+    </w:p>
+    <w:p>
+      <w:pPr>
+        <w:spacing w:lineRule="auto" w:line="276" w:after="120"/>
+        <w:jc w:val="both"/>
+      </w:pPr>
+      <w:r>
+        <w:rPr>
+          <w:rFonts w:ascii="Times New Roman" w:hAnsi="Times New Roman" w:eastAsia="Times New Roman"/>
+          <w:b w:val="0"/>
+          <w:i w:val="0"/>
+          <w:sz w:val="24"/>
+        </w:rPr>
+        <w:t>Публикационная активность исполнителя в области ИИ в медицине включает работы по прогнозированию сердечно-сосудистого риска, извлечению данных из электронных медицинских карт и применению машинного обучения в клинической практике. Наиболее значимые публикации:</w:t>
+      </w:r>
+    </w:p>
+    <w:tbl>
+      <w:tblPr>
+        <w:tblStyle w:val="TableGrid"/>
+        <w:tblW w:type="auto" w:w="0"/>
+        <w:tblLayout w:type="fixed"/>
+        <w:tblLook w:firstColumn="1" w:firstRow="1" w:lastColumn="0" w:lastRow="0" w:noHBand="0" w:noVBand="1" w:val="04A0"/>
+      </w:tblPr>
+      <w:tblGrid>
+        <w:gridCol w:w="2268"/>
+        <w:gridCol w:w="3175"/>
+        <w:gridCol w:w="3628"/>
+      </w:tblGrid>
+      <w:tr>
+        <w:tc>
+          <w:tcPr>
+            <w:tcW w:type="dxa" w:w="3041"/>
+          </w:tcPr>
+          <w:p>
+            <w:pPr>
+              <w:spacing w:lineRule="auto" w:line="276" w:after="120"/>
+              <w:jc w:val="both"/>
+            </w:pPr>
+            <w:r/>
+            <w:r>
+              <w:rPr>
+                <w:rFonts w:ascii="Times New Roman" w:hAnsi="Times New Roman" w:eastAsia="Times New Roman"/>
+                <w:b/>
+                <w:i w:val="0"/>
+                <w:sz w:val="22"/>
+              </w:rPr>
+              <w:t>Год</w:t>
+            </w:r>
+          </w:p>
+        </w:tc>
+        <w:tc>
+          <w:tcPr>
+            <w:tcW w:type="dxa" w:w="3041"/>
+          </w:tcPr>
+          <w:p>
+            <w:pPr>
+              <w:spacing w:lineRule="auto" w:line="276" w:after="120"/>
+              <w:jc w:val="both"/>
+            </w:pPr>
+            <w:r/>
+            <w:r>
+              <w:rPr>
+                <w:rFonts w:ascii="Times New Roman" w:hAnsi="Times New Roman" w:eastAsia="Times New Roman"/>
+                <w:b/>
+                <w:i w:val="0"/>
+                <w:sz w:val="22"/>
+              </w:rPr>
+              <w:t>Публикация</w:t>
+            </w:r>
+          </w:p>
+        </w:tc>
+        <w:tc>
+          <w:tcPr>
+            <w:tcW w:type="dxa" w:w="3041"/>
+          </w:tcPr>
+          <w:p>
+            <w:pPr>
+              <w:spacing w:lineRule="auto" w:line="276" w:after="120"/>
+              <w:jc w:val="both"/>
+            </w:pPr>
+            <w:r/>
+            <w:r>
+              <w:rPr>
+                <w:rFonts w:ascii="Times New Roman" w:hAnsi="Times New Roman" w:eastAsia="Times New Roman"/>
+                <w:b/>
+                <w:i w:val="0"/>
+                <w:sz w:val="22"/>
+              </w:rPr>
+              <w:t>Журнал / формат</w:t>
+            </w:r>
+          </w:p>
+        </w:tc>
+      </w:tr>
+      <w:tr>
+        <w:tc>
+          <w:tcPr>
+            <w:tcW w:type="dxa" w:w="3041"/>
+          </w:tcPr>
+          <w:p>
+            <w:pPr>
+              <w:spacing w:lineRule="auto" w:line="276" w:after="120"/>
+              <w:jc w:val="both"/>
+            </w:pPr>
+            <w:r/>
+            <w:r>
+              <w:rPr>
+                <w:rFonts w:ascii="Times New Roman" w:hAnsi="Times New Roman" w:eastAsia="Times New Roman"/>
+                <w:b w:val="0"/>
+                <w:i w:val="0"/>
+                <w:sz w:val="22"/>
+              </w:rPr>
+              <w:t>2018</w:t>
+            </w:r>
+          </w:p>
+        </w:tc>
+        <w:tc>
+          <w:tcPr>
+            <w:tcW w:type="dxa" w:w="3041"/>
+          </w:tcPr>
+          <w:p>
+            <w:pPr>
+              <w:spacing w:lineRule="auto" w:line="276" w:after="120"/>
+              <w:jc w:val="both"/>
+            </w:pPr>
+            <w:r/>
+            <w:r>
+              <w:rPr>
+                <w:rFonts w:ascii="Times New Roman" w:hAnsi="Times New Roman" w:eastAsia="Times New Roman"/>
+                <w:b w:val="0"/>
+                <w:i w:val="0"/>
+                <w:sz w:val="22"/>
+              </w:rPr>
+              <w:t>Гусев А.В., Кузнецова Т.Ю., Корсаков И.Н. Искусственный интеллект в оценке рисков развития сердечно-сосудистых заболеваний</w:t>
+            </w:r>
+          </w:p>
+        </w:tc>
+        <w:tc>
+          <w:tcPr>
+            <w:tcW w:type="dxa" w:w="3041"/>
+          </w:tcPr>
+          <w:p>
+            <w:pPr>
+              <w:spacing w:lineRule="auto" w:line="276" w:after="120"/>
+              <w:jc w:val="both"/>
+            </w:pPr>
+            <w:r/>
+            <w:r>
+              <w:rPr>
+                <w:rFonts w:ascii="Times New Roman" w:hAnsi="Times New Roman" w:eastAsia="Times New Roman"/>
+                <w:b w:val="0"/>
+                <w:i w:val="0"/>
+                <w:sz w:val="22"/>
+              </w:rPr>
+              <w:t>Журнал телемедицины и электронного здравоохранения, № 3</w:t>
+            </w:r>
+          </w:p>
+        </w:tc>
+      </w:tr>
+      <w:tr>
+        <w:tc>
+          <w:tcPr>
+            <w:tcW w:type="dxa" w:w="3041"/>
+          </w:tcPr>
+          <w:p>
+            <w:pPr>
+              <w:spacing w:lineRule="auto" w:line="276" w:after="120"/>
+              <w:jc w:val="both"/>
+            </w:pPr>
+            <w:r/>
+            <w:r>
+              <w:rPr>
+                <w:rFonts w:ascii="Times New Roman" w:hAnsi="Times New Roman" w:eastAsia="Times New Roman"/>
+                <w:b w:val="0"/>
+                <w:i w:val="0"/>
+                <w:sz w:val="22"/>
+              </w:rPr>
+              <w:t>2019</w:t>
+            </w:r>
+          </w:p>
+        </w:tc>
+        <w:tc>
+          <w:tcPr>
+            <w:tcW w:type="dxa" w:w="3041"/>
+          </w:tcPr>
+          <w:p>
+            <w:pPr>
+              <w:spacing w:lineRule="auto" w:line="276" w:after="120"/>
+              <w:jc w:val="both"/>
+            </w:pPr>
+            <w:r/>
+            <w:r>
+              <w:rPr>
+                <w:rFonts w:ascii="Times New Roman" w:hAnsi="Times New Roman" w:eastAsia="Times New Roman"/>
+                <w:b w:val="0"/>
+                <w:i w:val="0"/>
+                <w:sz w:val="22"/>
+              </w:rPr>
+              <w:t>Корсаков И., Gusev A., Kuznetsova T., Gavrilov D., Novitskiy R. Deep and machine learning models to improve risk prediction of cardiovascular disease using data extraction from electronic health records</w:t>
+            </w:r>
+          </w:p>
+        </w:tc>
+        <w:tc>
+          <w:tcPr>
+            <w:tcW w:type="dxa" w:w="3041"/>
+          </w:tcPr>
+          <w:p>
+            <w:pPr>
+              <w:spacing w:lineRule="auto" w:line="276" w:after="120"/>
+              <w:jc w:val="both"/>
+            </w:pPr>
+            <w:r/>
+            <w:r>
+              <w:rPr>
+                <w:rFonts w:ascii="Times New Roman" w:hAnsi="Times New Roman" w:eastAsia="Times New Roman"/>
+                <w:b w:val="0"/>
+                <w:i w:val="0"/>
+                <w:sz w:val="22"/>
+              </w:rPr>
+              <w:t>European Heart Journal, том 40, Suppl. 1 (доклад ESC Congress 2019)</w:t>
+            </w:r>
+          </w:p>
+        </w:tc>
+      </w:tr>
+      <w:tr>
+        <w:tc>
+          <w:tcPr>
+            <w:tcW w:type="dxa" w:w="3041"/>
+          </w:tcPr>
+          <w:p>
+            <w:pPr>
+              <w:spacing w:lineRule="auto" w:line="276" w:after="120"/>
+              <w:jc w:val="both"/>
+            </w:pPr>
+            <w:r/>
+            <w:r>
+              <w:rPr>
+                <w:rFonts w:ascii="Times New Roman" w:hAnsi="Times New Roman" w:eastAsia="Times New Roman"/>
+                <w:b w:val="0"/>
+                <w:i w:val="0"/>
+                <w:sz w:val="22"/>
+              </w:rPr>
+              <w:t>2019</w:t>
+            </w:r>
+          </w:p>
+        </w:tc>
+        <w:tc>
+          <w:tcPr>
+            <w:tcW w:type="dxa" w:w="3041"/>
+          </w:tcPr>
+          <w:p>
+            <w:pPr>
+              <w:spacing w:lineRule="auto" w:line="276" w:after="120"/>
+              <w:jc w:val="both"/>
+            </w:pPr>
+            <w:r/>
+            <w:r>
+              <w:rPr>
+                <w:rFonts w:ascii="Times New Roman" w:hAnsi="Times New Roman" w:eastAsia="Times New Roman"/>
+                <w:b w:val="0"/>
+                <w:i w:val="0"/>
+                <w:sz w:val="22"/>
+              </w:rPr>
+              <w:t>Гусев А.В., Гаврилов Д.В., Корсаков И.Н., Серова Л.М., Новицкий Р.Е., Кузнецова Т.Ю. Перспективы использования методов машинного обучения для предсказания сердечно-сосудистых заболеваний</w:t>
+            </w:r>
+          </w:p>
+        </w:tc>
+        <w:tc>
+          <w:tcPr>
+            <w:tcW w:type="dxa" w:w="3041"/>
+          </w:tcPr>
+          <w:p>
+            <w:pPr>
+              <w:spacing w:lineRule="auto" w:line="276" w:after="120"/>
+              <w:jc w:val="both"/>
+            </w:pPr>
+            <w:r/>
+            <w:r>
+              <w:rPr>
+                <w:rFonts w:ascii="Times New Roman" w:hAnsi="Times New Roman" w:eastAsia="Times New Roman"/>
+                <w:b w:val="0"/>
+                <w:i w:val="0"/>
+                <w:sz w:val="22"/>
+              </w:rPr>
+              <w:t>Информационные технологии для врача, № 3</w:t>
+            </w:r>
+          </w:p>
+        </w:tc>
+      </w:tr>
+      <w:tr>
+        <w:tc>
+          <w:tcPr>
+            <w:tcW w:type="dxa" w:w="3041"/>
+          </w:tcPr>
+          <w:p>
+            <w:pPr>
+              <w:spacing w:lineRule="auto" w:line="276" w:after="120"/>
+              <w:jc w:val="both"/>
+            </w:pPr>
+            <w:r/>
+            <w:r>
+              <w:rPr>
+                <w:rFonts w:ascii="Times New Roman" w:hAnsi="Times New Roman" w:eastAsia="Times New Roman"/>
+                <w:b w:val="0"/>
+                <w:i w:val="0"/>
+                <w:sz w:val="22"/>
+              </w:rPr>
+              <w:t>2020</w:t>
+            </w:r>
+          </w:p>
+        </w:tc>
+        <w:tc>
+          <w:tcPr>
+            <w:tcW w:type="dxa" w:w="3041"/>
+          </w:tcPr>
+          <w:p>
+            <w:pPr>
+              <w:spacing w:lineRule="auto" w:line="276" w:after="120"/>
+              <w:jc w:val="both"/>
+            </w:pPr>
+            <w:r/>
+            <w:r>
+              <w:rPr>
+                <w:rFonts w:ascii="Times New Roman" w:hAnsi="Times New Roman" w:eastAsia="Times New Roman"/>
+                <w:b w:val="0"/>
+                <w:i w:val="0"/>
+                <w:sz w:val="22"/>
+              </w:rPr>
+              <w:t>Gavrilov D.V., Kuznetsova T.Yu., Druzhilov M.A., Korsakov I.N., Gusev A.V. Predicting the subclinical carotid atherosclerosis in overweight and obese patients using a machine learning model</w:t>
+            </w:r>
+          </w:p>
+        </w:tc>
+        <w:tc>
+          <w:tcPr>
+            <w:tcW w:type="dxa" w:w="3041"/>
+          </w:tcPr>
+          <w:p>
+            <w:pPr>
+              <w:spacing w:lineRule="auto" w:line="276" w:after="120"/>
+              <w:jc w:val="both"/>
+            </w:pPr>
+            <w:r/>
+            <w:r>
+              <w:rPr>
+                <w:rFonts w:ascii="Times New Roman" w:hAnsi="Times New Roman" w:eastAsia="Times New Roman"/>
+                <w:b w:val="0"/>
+                <w:i w:val="0"/>
+                <w:sz w:val="22"/>
+              </w:rPr>
+              <w:t>Рецензируемая статья (модель ML для кардиоваскулярного риска)</w:t>
+            </w:r>
+          </w:p>
+        </w:tc>
+      </w:tr>
+      <w:tr>
+        <w:tc>
+          <w:tcPr>
+            <w:tcW w:type="dxa" w:w="3041"/>
+          </w:tcPr>
+          <w:p>
+            <w:pPr>
+              <w:spacing w:lineRule="auto" w:line="276" w:after="120"/>
+              <w:jc w:val="both"/>
+            </w:pPr>
+            <w:r/>
+            <w:r>
+              <w:rPr>
+                <w:rFonts w:ascii="Times New Roman" w:hAnsi="Times New Roman" w:eastAsia="Times New Roman"/>
+                <w:b w:val="0"/>
+                <w:i w:val="0"/>
+                <w:sz w:val="22"/>
+              </w:rPr>
+              <w:t>2020</w:t>
+            </w:r>
+          </w:p>
+        </w:tc>
+        <w:tc>
+          <w:tcPr>
+            <w:tcW w:type="dxa" w:w="3041"/>
+          </w:tcPr>
+          <w:p>
+            <w:pPr>
+              <w:spacing w:lineRule="auto" w:line="276" w:after="120"/>
+              <w:jc w:val="both"/>
+            </w:pPr>
+            <w:r/>
+            <w:r>
+              <w:rPr>
+                <w:rFonts w:ascii="Times New Roman" w:hAnsi="Times New Roman" w:eastAsia="Times New Roman"/>
+                <w:b w:val="0"/>
+                <w:i w:val="0"/>
+                <w:sz w:val="22"/>
+              </w:rPr>
+              <w:t>Гаврилов Д.В., Серова Л.М., Корсаков И.Н., Гусев А.В., Новицкий Р.Е., Кузнецова Т.Ю. Прогнозирование сердечно-сосудистых заболеваний на основе интегральной оценки факторов риска методами машинного обучения</w:t>
+            </w:r>
+          </w:p>
+        </w:tc>
+        <w:tc>
+          <w:tcPr>
+            <w:tcW w:type="dxa" w:w="3041"/>
+          </w:tcPr>
+          <w:p>
+            <w:pPr>
+              <w:spacing w:lineRule="auto" w:line="276" w:after="120"/>
+              <w:jc w:val="both"/>
+            </w:pPr>
+            <w:r/>
+            <w:r>
+              <w:rPr>
+                <w:rFonts w:ascii="Times New Roman" w:hAnsi="Times New Roman" w:eastAsia="Times New Roman"/>
+                <w:b w:val="0"/>
+                <w:i w:val="0"/>
+                <w:sz w:val="22"/>
+              </w:rPr>
+              <w:t>Врач, т. 31, № 5, с. 41-46</w:t>
+            </w:r>
+          </w:p>
+        </w:tc>
+      </w:tr>
+      <w:tr>
+        <w:tc>
+          <w:tcPr>
+            <w:tcW w:type="dxa" w:w="3041"/>
+          </w:tcPr>
+          <w:p>
+            <w:pPr>
+              <w:spacing w:lineRule="auto" w:line="276" w:after="120"/>
+              <w:jc w:val="both"/>
+            </w:pPr>
+            <w:r/>
+            <w:r>
+              <w:rPr>
+                <w:rFonts w:ascii="Times New Roman" w:hAnsi="Times New Roman" w:eastAsia="Times New Roman"/>
+                <w:b w:val="0"/>
+                <w:i w:val="0"/>
+                <w:sz w:val="22"/>
+              </w:rPr>
+              <w:t>2022</w:t>
+            </w:r>
+          </w:p>
+        </w:tc>
+        <w:tc>
+          <w:tcPr>
+            <w:tcW w:type="dxa" w:w="3041"/>
+          </w:tcPr>
+          <w:p>
+            <w:pPr>
+              <w:spacing w:lineRule="auto" w:line="276" w:after="120"/>
+              <w:jc w:val="both"/>
+            </w:pPr>
+            <w:r/>
+            <w:r>
+              <w:rPr>
+                <w:rFonts w:ascii="Times New Roman" w:hAnsi="Times New Roman" w:eastAsia="Times New Roman"/>
+                <w:b w:val="0"/>
+                <w:i w:val="0"/>
+                <w:sz w:val="22"/>
+              </w:rPr>
+              <w:t>Корсаков И.Н., Каронова Т.Л., Конради А.О., Рубин А.Д., Курапеев Д.И., Черникова А.Т., Михайлова А.А., Шляхто Е.В. Прогнозирование летального исхода у пациентов с установленным диагнозом COVID-19</w:t>
+            </w:r>
+          </w:p>
+        </w:tc>
+        <w:tc>
+          <w:tcPr>
+            <w:tcW w:type="dxa" w:w="3041"/>
+          </w:tcPr>
+          <w:p>
+            <w:pPr>
+              <w:spacing w:lineRule="auto" w:line="276" w:after="120"/>
+              <w:jc w:val="both"/>
+            </w:pPr>
+            <w:r/>
+            <w:r>
+              <w:rPr>
+                <w:rFonts w:ascii="Times New Roman" w:hAnsi="Times New Roman" w:eastAsia="Times New Roman"/>
+                <w:b w:val="0"/>
+                <w:i w:val="0"/>
+                <w:sz w:val="22"/>
+              </w:rPr>
+              <w:t>Научно-технический вестник информационных технологий, механики и оптики, т. 22, № 5</w:t>
+            </w:r>
+          </w:p>
+        </w:tc>
+      </w:tr>
+    </w:tbl>
+    <w:p/>
+    <w:p>
+      <w:pPr>
+        <w:spacing w:lineRule="auto" w:line="276" w:after="120"/>
+        <w:jc w:val="both"/>
+      </w:pPr>
+      <w:r>
+        <w:rPr>
+          <w:rFonts w:ascii="Times New Roman" w:hAnsi="Times New Roman" w:eastAsia="Times New Roman"/>
+          <w:b w:val="0"/>
+          <w:i w:val="0"/>
+          <w:sz w:val="24"/>
+        </w:rPr>
+        <w:t>Разработанные в 2026 году сервисы MD Choice, прогноза ФВ ЛЖ и калькулятор выборки КИ непосредственно опираются на накопленный опыт применения машинного обучения, клинической статистики и структурирования медицинских данных, отражённый в указанных публикациях.</w:t>
+      </w:r>
+    </w:p>
+    <w:p>
+      <w:pPr>
+        <w:pStyle w:val="Heading3"/>
+      </w:pPr>
+      <w:r>
+        <w:t>7.3. Цитирование в обзорной литературе (2026)</w:t>
+      </w:r>
+    </w:p>
+    <w:p>
+      <w:pPr>
+        <w:spacing w:lineRule="auto" w:line="276" w:after="120"/>
+        <w:jc w:val="both"/>
+      </w:pPr>
+      <w:r>
+        <w:rPr>
+          <w:rFonts w:ascii="Times New Roman" w:hAnsi="Times New Roman" w:eastAsia="Times New Roman"/>
+          <w:b w:val="0"/>
+          <w:i w:val="0"/>
+          <w:sz w:val="24"/>
+        </w:rPr>
+        <w:t xml:space="preserve">В 2026 году опубликован систематический обзор </w:t>
+      </w:r>
+      <w:r>
+        <w:rPr>
+          <w:rFonts w:ascii="Times New Roman" w:hAnsi="Times New Roman" w:eastAsia="Times New Roman"/>
+          <w:b/>
+          <w:i w:val="0"/>
+          <w:sz w:val="24"/>
+        </w:rPr>
+        <w:t>Гаранин А.А., Рубаненко О.А., Трусов Ю.А., Колсанов А.В.</w:t>
+      </w:r>
+      <w:r>
+        <w:rPr>
+          <w:rFonts w:ascii="Times New Roman" w:hAnsi="Times New Roman" w:eastAsia="Times New Roman"/>
+          <w:b w:val="0"/>
+          <w:i w:val="0"/>
+          <w:sz w:val="24"/>
+        </w:rPr>
+        <w:t xml:space="preserve"> «Аспекты применения искусственного интеллекта для наблюдения за пациентами с болезнями системы кровообращения: систематический обзор» (Российский кардиологический журнал, 2026; 31(2S): 6640; DOI: [10.15829/1560-4071-2026-6640](https://doi.org/10.15829/1560-4071-2026-6640)). В списке литературы обзора приведена работа </w:t>
+      </w:r>
+      <w:r>
+        <w:rPr>
+          <w:rFonts w:ascii="Times New Roman" w:hAnsi="Times New Roman" w:eastAsia="Times New Roman"/>
+          <w:b/>
+          <w:i w:val="0"/>
+          <w:sz w:val="24"/>
+        </w:rPr>
+        <w:t>Гусев А.В., Кузнецова Т.Ю., Корсаков И.Н.</w:t>
+      </w:r>
+      <w:r>
+        <w:rPr>
+          <w:rFonts w:ascii="Times New Roman" w:hAnsi="Times New Roman" w:eastAsia="Times New Roman"/>
+          <w:b w:val="0"/>
+          <w:i w:val="0"/>
+          <w:sz w:val="24"/>
+        </w:rPr>
+        <w:t xml:space="preserve"> (2018) по применению искусственного интеллекта в оценке сердечно-сосудистого риска, что подтверждает востребованность и актуальность научного направления, в рамках которого выполнена отчётная разработка.</w:t>
+      </w:r>
+    </w:p>
+    <w:p>
+      <w:pPr>
+        <w:pStyle w:val="Heading3"/>
+      </w:pPr>
+      <w:r>
+        <w:t>7.4. Научные идентификаторы</w:t>
+      </w:r>
+    </w:p>
+    <w:tbl>
+      <w:tblPr>
+        <w:tblStyle w:val="TableGrid"/>
+        <w:tblW w:type="auto" w:w="0"/>
+        <w:tblLayout w:type="fixed"/>
+        <w:tblLook w:firstColumn="1" w:firstRow="1" w:lastColumn="0" w:lastRow="0" w:noHBand="0" w:noVBand="1" w:val="04A0"/>
+      </w:tblPr>
+      <w:tblGrid>
+        <w:gridCol w:w="3175"/>
+        <w:gridCol w:w="5896"/>
+      </w:tblGrid>
+      <w:tr>
+        <w:tc>
+          <w:tcPr>
+            <w:tcW w:type="dxa" w:w="4561"/>
+          </w:tcPr>
+          <w:p>
+            <w:pPr>
+              <w:spacing w:lineRule="auto" w:line="276" w:after="120"/>
+              <w:jc w:val="both"/>
+            </w:pPr>
+            <w:r/>
+            <w:r>
+              <w:rPr>
+                <w:rFonts w:ascii="Times New Roman" w:hAnsi="Times New Roman" w:eastAsia="Times New Roman"/>
+                <w:b/>
+                <w:i w:val="0"/>
+                <w:sz w:val="22"/>
+              </w:rPr>
+              <w:t>Идентификатор</w:t>
+            </w:r>
+          </w:p>
+        </w:tc>
+        <w:tc>
+          <w:tcPr>
+            <w:tcW w:type="dxa" w:w="4561"/>
+          </w:tcPr>
+          <w:p>
+            <w:pPr>
+              <w:spacing w:lineRule="auto" w:line="276" w:after="120"/>
+              <w:jc w:val="both"/>
+            </w:pPr>
+            <w:r/>
+            <w:r>
+              <w:rPr>
+                <w:rFonts w:ascii="Times New Roman" w:hAnsi="Times New Roman" w:eastAsia="Times New Roman"/>
+                <w:b/>
+                <w:i w:val="0"/>
+                <w:sz w:val="22"/>
+              </w:rPr>
+              <w:t>Значение</w:t>
+            </w:r>
+          </w:p>
+        </w:tc>
+      </w:tr>
+      <w:tr>
+        <w:tc>
+          <w:tcPr>
+            <w:tcW w:type="dxa" w:w="4561"/>
+          </w:tcPr>
+          <w:p>
+            <w:pPr>
+              <w:spacing w:lineRule="auto" w:line="276" w:after="120"/>
+              <w:jc w:val="both"/>
+            </w:pPr>
+            <w:r/>
+            <w:r>
+              <w:rPr>
+                <w:rFonts w:ascii="Times New Roman" w:hAnsi="Times New Roman" w:eastAsia="Times New Roman"/>
+                <w:b w:val="0"/>
+                <w:i w:val="0"/>
+                <w:sz w:val="22"/>
+              </w:rPr>
+              <w:t>ORCID</w:t>
+            </w:r>
+          </w:p>
+        </w:tc>
+        <w:tc>
+          <w:tcPr>
+            <w:tcW w:type="dxa" w:w="4561"/>
+          </w:tcPr>
+          <w:p>
+            <w:pPr>
+              <w:spacing w:lineRule="auto" w:line="276" w:after="120"/>
+              <w:jc w:val="both"/>
+            </w:pPr>
+            <w:r/>
+            <w:r>
+              <w:rPr>
+                <w:rFonts w:ascii="Times New Roman" w:hAnsi="Times New Roman" w:eastAsia="Times New Roman"/>
+                <w:b w:val="0"/>
+                <w:i w:val="0"/>
+                <w:sz w:val="22"/>
+              </w:rPr>
+              <w:t>[0000-0003-2343-9641](https://orcid.org/0000-0003-2343-9641)</w:t>
+            </w:r>
+          </w:p>
+        </w:tc>
+      </w:tr>
+      <w:tr>
+        <w:tc>
+          <w:tcPr>
+            <w:tcW w:type="dxa" w:w="4561"/>
+          </w:tcPr>
+          <w:p>
+            <w:pPr>
+              <w:spacing w:lineRule="auto" w:line="276" w:after="120"/>
+              <w:jc w:val="both"/>
+            </w:pPr>
+            <w:r/>
+            <w:r>
+              <w:rPr>
+                <w:rFonts w:ascii="Times New Roman" w:hAnsi="Times New Roman" w:eastAsia="Times New Roman"/>
+                <w:b w:val="0"/>
+                <w:i w:val="0"/>
+                <w:sz w:val="22"/>
+              </w:rPr>
+              <w:t>Scopus Author ID</w:t>
+            </w:r>
+          </w:p>
+        </w:tc>
+        <w:tc>
+          <w:tcPr>
+            <w:tcW w:type="dxa" w:w="4561"/>
+          </w:tcPr>
+          <w:p>
+            <w:pPr>
+              <w:spacing w:lineRule="auto" w:line="276" w:after="120"/>
+              <w:jc w:val="both"/>
+            </w:pPr>
+            <w:r/>
+            <w:r>
+              <w:rPr>
+                <w:rFonts w:ascii="Times New Roman" w:hAnsi="Times New Roman" w:eastAsia="Times New Roman"/>
+                <w:b w:val="0"/>
+                <w:i w:val="0"/>
+                <w:sz w:val="22"/>
+              </w:rPr>
+              <w:t>57189603967</w:t>
+            </w:r>
+          </w:p>
+        </w:tc>
+      </w:tr>
+      <w:tr>
+        <w:tc>
+          <w:tcPr>
+            <w:tcW w:type="dxa" w:w="4561"/>
+          </w:tcPr>
+          <w:p>
+            <w:pPr>
+              <w:spacing w:lineRule="auto" w:line="276" w:after="120"/>
+              <w:jc w:val="both"/>
+            </w:pPr>
+            <w:r/>
+            <w:r>
+              <w:rPr>
+                <w:rFonts w:ascii="Times New Roman" w:hAnsi="Times New Roman" w:eastAsia="Times New Roman"/>
+                <w:b w:val="0"/>
+                <w:i w:val="0"/>
+                <w:sz w:val="22"/>
+              </w:rPr>
+              <w:t>Google Scholar</w:t>
+            </w:r>
+          </w:p>
+        </w:tc>
+        <w:tc>
+          <w:tcPr>
+            <w:tcW w:type="dxa" w:w="4561"/>
+          </w:tcPr>
+          <w:p>
+            <w:pPr>
+              <w:spacing w:lineRule="auto" w:line="276" w:after="120"/>
+              <w:jc w:val="both"/>
+            </w:pPr>
+            <w:r/>
+            <w:r>
+              <w:rPr>
+                <w:rFonts w:ascii="Times New Roman" w:hAnsi="Times New Roman" w:eastAsia="Times New Roman"/>
+                <w:b w:val="0"/>
+                <w:i w:val="0"/>
+                <w:sz w:val="22"/>
+              </w:rPr>
+              <w:t>[Igor Korsakov](https://scholar.google.com/citations?user=bzvF6rAAAAAJ)</w:t>
+            </w:r>
+          </w:p>
+        </w:tc>
+      </w:tr>
+    </w:tbl>
+    <w:p/>
+    <w:p>
+      <w:pPr>
+        <w:pStyle w:val="Heading2"/>
+      </w:pPr>
+      <w:r>
+        <w:t>8. Перспективы развития</w:t>
       </w:r>
     </w:p>
     <w:tbl>
@@ -2364,7 +3595,7 @@
         <w:pStyle w:val="Heading2"/>
       </w:pPr>
       <w:r>
-        <w:t>8. Выводы</w:t>
+        <w:t>9. Выводы</w:t>
       </w:r>
     </w:p>
     <w:p>
@@ -2388,7 +3619,7 @@
           <w:i w:val="0"/>
           <w:sz w:val="24"/>
         </w:rPr>
-        <w:t>существенная практическая работа</w:t>
+        <w:t>существенная практическая и научно-методическая работа</w:t>
       </w:r>
       <w:r>
         <w:rPr>
@@ -2397,7 +3628,7 @@
           <w:i w:val="0"/>
           <w:sz w:val="24"/>
         </w:rPr>
-        <w:t xml:space="preserve"> по созданию цифровых сервисов, непосредственно ориентированных на нужды врачей. Разработанные инструменты закрывают разные этапы клинического процесса: подготовку пациента к приёму, поддержку терапевтических решений, интерпретацию диагностических данных и планирование клинических исследований. Все сервисы развёрнуты, документированы и готовы к </w:t>
+        <w:t xml:space="preserve"> по созданию цифровых сервисов, непосредственно ориентированных на нужды врачей. Разработанные инструменты закрывают разные этапы клинического процесса: подготовку пациента к приёму, поддержку терапевтических решений, интерпретацию диагностических данных и планирование клинических исследований. Подготовлены отчётная и эксплуатационная документация; результаты вписываются в ранее опубликованное направление исследований по применению ИИ и машинного обучения в медицине, подтверждённое цитированием в обзорной литературе 2026 года. Все сервисы развёрнуты, документированы и готовы к </w:t>
       </w:r>
       <w:r>
         <w:rPr>

--- a/docs/MEDICAL_REPORT_2026.docx
+++ b/docs/MEDICAL_REPORT_2026.docx
@@ -2112,7 +2112,7 @@
           <w:i w:val="0"/>
           <w:sz w:val="24"/>
         </w:rPr>
-        <w:t xml:space="preserve"> с продолжением исследований в области применения методов искусственного интеллекта и машинного обучения в кардиологии, эндокринологии и клинических исследованиях. Ниже приведены материалы, подготовленные в 2026 году, а также ключевые рецензируемые публикации, формирующие методологическую основу выполненных работ.</w:t>
+        <w:t xml:space="preserve"> с продолжением исследований в области применения методов искусственного интеллекта и машинного обучения в кардиологии, эндокринологии и клинических исследованиях. В апреле 2026 года размещён препринт по бенчмаркингу нормализации признаков для прогнозирования сахарного диабета (JMIR Preprints). Ниже приведены материалы и публикации отчётного периода, а также ключевые рецензируемые работы, формирующие методологическую основу выполненных разработок.</w:t>
       </w:r>
     </w:p>
     <w:p>
@@ -2547,7 +2547,243 @@
         <w:pStyle w:val="Heading3"/>
       </w:pPr>
       <w:r>
-        <w:t>7.2. Ключевые рецензируемые публикации по направлению работ</w:t>
+        <w:t>7.2. Научные публикации за отчётный период (2026)</w:t>
+      </w:r>
+    </w:p>
+    <w:tbl>
+      <w:tblPr>
+        <w:tblStyle w:val="TableGrid"/>
+        <w:tblW w:type="auto" w:w="0"/>
+        <w:tblLayout w:type="fixed"/>
+        <w:tblLook w:firstColumn="1" w:firstRow="1" w:lastColumn="0" w:lastRow="0" w:noHBand="0" w:noVBand="1" w:val="04A0"/>
+      </w:tblPr>
+      <w:tblGrid>
+        <w:gridCol w:w="2268"/>
+        <w:gridCol w:w="3175"/>
+        <w:gridCol w:w="3628"/>
+      </w:tblGrid>
+      <w:tr>
+        <w:tc>
+          <w:tcPr>
+            <w:tcW w:type="dxa" w:w="3041"/>
+          </w:tcPr>
+          <w:p>
+            <w:pPr>
+              <w:spacing w:lineRule="auto" w:line="276" w:after="120"/>
+              <w:jc w:val="both"/>
+            </w:pPr>
+            <w:r/>
+            <w:r>
+              <w:rPr>
+                <w:rFonts w:ascii="Times New Roman" w:hAnsi="Times New Roman" w:eastAsia="Times New Roman"/>
+                <w:b/>
+                <w:i w:val="0"/>
+                <w:sz w:val="22"/>
+              </w:rPr>
+              <w:t>Дата</w:t>
+            </w:r>
+          </w:p>
+        </w:tc>
+        <w:tc>
+          <w:tcPr>
+            <w:tcW w:type="dxa" w:w="3041"/>
+          </w:tcPr>
+          <w:p>
+            <w:pPr>
+              <w:spacing w:lineRule="auto" w:line="276" w:after="120"/>
+              <w:jc w:val="both"/>
+            </w:pPr>
+            <w:r/>
+            <w:r>
+              <w:rPr>
+                <w:rFonts w:ascii="Times New Roman" w:hAnsi="Times New Roman" w:eastAsia="Times New Roman"/>
+                <w:b/>
+                <w:i w:val="0"/>
+                <w:sz w:val="22"/>
+              </w:rPr>
+              <w:t>Публикация</w:t>
+            </w:r>
+          </w:p>
+        </w:tc>
+        <w:tc>
+          <w:tcPr>
+            <w:tcW w:type="dxa" w:w="3041"/>
+          </w:tcPr>
+          <w:p>
+            <w:pPr>
+              <w:spacing w:lineRule="auto" w:line="276" w:after="120"/>
+              <w:jc w:val="both"/>
+            </w:pPr>
+            <w:r/>
+            <w:r>
+              <w:rPr>
+                <w:rFonts w:ascii="Times New Roman" w:hAnsi="Times New Roman" w:eastAsia="Times New Roman"/>
+                <w:b/>
+                <w:i w:val="0"/>
+                <w:sz w:val="22"/>
+              </w:rPr>
+              <w:t>Источник</w:t>
+            </w:r>
+          </w:p>
+        </w:tc>
+      </w:tr>
+      <w:tr>
+        <w:tc>
+          <w:tcPr>
+            <w:tcW w:type="dxa" w:w="3041"/>
+          </w:tcPr>
+          <w:p>
+            <w:pPr>
+              <w:spacing w:lineRule="auto" w:line="276" w:after="120"/>
+              <w:jc w:val="both"/>
+            </w:pPr>
+            <w:r/>
+            <w:r>
+              <w:rPr>
+                <w:rFonts w:ascii="Times New Roman" w:hAnsi="Times New Roman" w:eastAsia="Times New Roman"/>
+                <w:b w:val="0"/>
+                <w:i w:val="0"/>
+                <w:sz w:val="22"/>
+              </w:rPr>
+              <w:t>14.04.2026</w:t>
+            </w:r>
+          </w:p>
+        </w:tc>
+        <w:tc>
+          <w:tcPr>
+            <w:tcW w:type="dxa" w:w="3041"/>
+          </w:tcPr>
+          <w:p>
+            <w:pPr>
+              <w:spacing w:lineRule="auto" w:line="276" w:after="120"/>
+              <w:jc w:val="both"/>
+            </w:pPr>
+            <w:r/>
+            <w:r>
+              <w:rPr>
+                <w:rFonts w:ascii="Times New Roman" w:hAnsi="Times New Roman" w:eastAsia="Times New Roman"/>
+                <w:b w:val="0"/>
+                <w:i w:val="0"/>
+                <w:sz w:val="22"/>
+              </w:rPr>
+              <w:t>Korsakov I. Normalization Function Benchmarking for Diabetes Prediction on Public Hugging Face Datasets</w:t>
+            </w:r>
+          </w:p>
+        </w:tc>
+        <w:tc>
+          <w:tcPr>
+            <w:tcW w:type="dxa" w:w="3041"/>
+          </w:tcPr>
+          <w:p>
+            <w:pPr>
+              <w:spacing w:lineRule="auto" w:line="276" w:after="120"/>
+              <w:jc w:val="both"/>
+            </w:pPr>
+            <w:r/>
+            <w:r>
+              <w:rPr>
+                <w:rFonts w:ascii="Times New Roman" w:hAnsi="Times New Roman" w:eastAsia="Times New Roman"/>
+                <w:b w:val="0"/>
+                <w:i w:val="0"/>
+                <w:sz w:val="22"/>
+              </w:rPr>
+              <w:t>JMIR Preprints, № 98257; DOI: [10.2196/preprints.98257](https://doi.org/10.2196/preprints.98257); URL: [preprints.jmir.org/preprint/98257](https://preprints.jmir.org/preprint/98257)</w:t>
+            </w:r>
+          </w:p>
+        </w:tc>
+      </w:tr>
+    </w:tbl>
+    <w:p/>
+    <w:p>
+      <w:pPr>
+        <w:spacing w:lineRule="auto" w:line="276" w:after="120"/>
+        <w:jc w:val="both"/>
+      </w:pPr>
+      <w:r>
+        <w:rPr>
+          <w:rFonts w:ascii="Times New Roman" w:hAnsi="Times New Roman" w:eastAsia="Times New Roman"/>
+          <w:b w:val="0"/>
+          <w:i w:val="0"/>
+          <w:sz w:val="24"/>
+        </w:rPr>
+        <w:t xml:space="preserve">В работе проведено сравнительное исследование </w:t>
+      </w:r>
+      <w:r>
+        <w:rPr>
+          <w:rFonts w:ascii="Times New Roman" w:hAnsi="Times New Roman" w:eastAsia="Times New Roman"/>
+          <w:b/>
+          <w:i w:val="0"/>
+          <w:sz w:val="24"/>
+        </w:rPr>
+        <w:t>шести стратегий нормализации признаков</w:t>
+      </w:r>
+      <w:r>
+        <w:rPr>
+          <w:rFonts w:ascii="Times New Roman" w:hAnsi="Times New Roman" w:eastAsia="Times New Roman"/>
+          <w:b w:val="0"/>
+          <w:i w:val="0"/>
+          <w:sz w:val="24"/>
+        </w:rPr>
+        <w:t xml:space="preserve"> (без нормализации, standard, min-max, robust, quantile-normal, power/Yeo-Johnson) для бинарной классификации сахарного диабета на двух открытых наборах данных (Hugging Face: GB2024/diabetes и khoaguin/pima-indians-diabetes-database-partitions). Оценены классификаторы Logistic Regression, SVC (RBF), KNN и Random Forest; основные метрики - macro-F1 и AUC. Показано, что эффект нормализации </w:t>
+      </w:r>
+      <w:r>
+        <w:rPr>
+          <w:rFonts w:ascii="Times New Roman" w:hAnsi="Times New Roman" w:eastAsia="Times New Roman"/>
+          <w:b/>
+          <w:i w:val="0"/>
+          <w:sz w:val="24"/>
+        </w:rPr>
+        <w:t>зависит от семейства модели и набора данных</w:t>
+      </w:r>
+      <w:r>
+        <w:rPr>
+          <w:rFonts w:ascii="Times New Roman" w:hAnsi="Times New Roman" w:eastAsia="Times New Roman"/>
+          <w:b w:val="0"/>
+          <w:i w:val="0"/>
+          <w:sz w:val="24"/>
+        </w:rPr>
+        <w:t xml:space="preserve">: для древовидных моделей результат устойчивее, тогда как distance- и margin-based модели чувствительнее к масштабированию. Выводы работы непосредственно связаны с разработкой сервиса </w:t>
+      </w:r>
+      <w:r>
+        <w:rPr>
+          <w:rFonts w:ascii="Times New Roman" w:hAnsi="Times New Roman" w:eastAsia="Times New Roman"/>
+          <w:b/>
+          <w:i w:val="0"/>
+          <w:sz w:val="24"/>
+        </w:rPr>
+        <w:t>MD Choice</w:t>
+      </w:r>
+      <w:r>
+        <w:rPr>
+          <w:rFonts w:ascii="Times New Roman" w:hAnsi="Times New Roman" w:eastAsia="Times New Roman"/>
+          <w:b w:val="0"/>
+          <w:i w:val="0"/>
+          <w:sz w:val="24"/>
+        </w:rPr>
+        <w:t xml:space="preserve"> и методологией построения клинических ML-пайплайнов при СД2.</w:t>
+      </w:r>
+    </w:p>
+    <w:p>
+      <w:pPr>
+        <w:spacing w:lineRule="auto" w:line="276" w:after="120"/>
+        <w:jc w:val="both"/>
+      </w:pPr>
+      <w:r>
+        <w:rPr>
+          <w:rFonts w:ascii="Times New Roman" w:hAnsi="Times New Roman" w:eastAsia="Times New Roman"/>
+          <w:b w:val="0"/>
+          <w:i w:val="0"/>
+          <w:sz w:val="24"/>
+        </w:rPr>
+        <w:t>*Примечание: JMIR Preprints - препринт, не прошедший рецензирование; не следует использовать для клинических решений до публикации рецензируемой версии.*</w:t>
+      </w:r>
+    </w:p>
+    <w:p>
+      <w:pPr>
+        <w:pStyle w:val="Heading3"/>
+      </w:pPr>
+      <w:r>
+        <w:t>7.3. Ключевые рецензируемые публикации по направлению работ</w:t>
       </w:r>
     </w:p>
     <w:p>
@@ -3054,7 +3290,7 @@
         <w:pStyle w:val="Heading3"/>
       </w:pPr>
       <w:r>
-        <w:t>7.3. Цитирование в обзорной литературе (2026)</w:t>
+        <w:t>7.4. Цитирование в обзорной литературе (2026)</w:t>
       </w:r>
     </w:p>
     <w:p>
@@ -3113,7 +3349,7 @@
         <w:pStyle w:val="Heading3"/>
       </w:pPr>
       <w:r>
-        <w:t>7.4. Научные идентификаторы</w:t>
+        <w:t>7.5. Научные идентификаторы</w:t>
       </w:r>
     </w:p>
     <w:tbl>
@@ -3628,7 +3864,7 @@
           <w:i w:val="0"/>
           <w:sz w:val="24"/>
         </w:rPr>
-        <w:t xml:space="preserve"> по созданию цифровых сервисов, непосредственно ориентированных на нужды врачей. Разработанные инструменты закрывают разные этапы клинического процесса: подготовку пациента к приёму, поддержку терапевтических решений, интерпретацию диагностических данных и планирование клинических исследований. Подготовлены отчётная и эксплуатационная документация; результаты вписываются в ранее опубликованное направление исследований по применению ИИ и машинного обучения в медицине, подтверждённое цитированием в обзорной литературе 2026 года. Все сервисы развёрнуты, документированы и готовы к </w:t>
+        <w:t xml:space="preserve"> по созданию цифровых сервисов, непосредственно ориентированных на нужды врачей. Разработанные инструменты закрывают разные этапы клинического процесса: подготовку пациента к приёму, поддержку терапевтических решений, интерпретацию диагностических данных и планирование клинических исследований. Подготовлены отчётная и эксплуатационная документация; опубликован препринт по бенчмаркингу нормализации признаков для прогнозирования сахарного диабета (JMIR Preprints, 2026). Результаты вписываются в ранее опубликованное направление исследований по применению ИИ и машинного обучения в медицине, подтверждённое цитированием в обзорной литературе 2026 года. Все сервисы развёрнуты, документированы и готовы к </w:t>
       </w:r>
       <w:r>
         <w:rPr>

--- a/docs/MEDICAL_REPORT_2026.docx
+++ b/docs/MEDICAL_REPORT_2026.docx
@@ -2112,7 +2112,7 @@
           <w:i w:val="0"/>
           <w:sz w:val="24"/>
         </w:rPr>
-        <w:t xml:space="preserve"> с продолжением исследований в области применения методов искусственного интеллекта и машинного обучения в кардиологии, эндокринологии и клинических исследованиях. В апреле 2026 года размещён препринт по бенчмаркингу нормализации признаков для прогнозирования сахарного диабета (JMIR Preprints). Ниже приведены материалы и публикации отчётного периода, а также ключевые рецензируемые работы, формирующие методологическую основу выполненных разработок.</w:t>
+        <w:t xml:space="preserve"> с продолжением исследований в области применения методов искусственного интеллекта и машинного обучения в кардиологии, эндокринологии и клинических исследованиях. В марте и апреле 2026 года размещены методические публикации по расчёту выборки для клинических испытаний медицинских изделий с ИИ (ResearchGate) и препринт по бенчмаркингу нормализации признаков при прогнозировании сахарного диабета (JMIR Preprints). Ниже приведены материалы и публикации отчётного периода, а также ключевые рецензируемые работы, формирующие методологическую основу выполненных разработок.</w:t>
       </w:r>
     </w:p>
     <w:p>
@@ -2645,6 +2645,71 @@
                 <w:i w:val="0"/>
                 <w:sz w:val="22"/>
               </w:rPr>
+              <w:t>март 2026</w:t>
+            </w:r>
+          </w:p>
+        </w:tc>
+        <w:tc>
+          <w:tcPr>
+            <w:tcW w:type="dxa" w:w="3041"/>
+          </w:tcPr>
+          <w:p>
+            <w:pPr>
+              <w:spacing w:lineRule="auto" w:line="276" w:after="120"/>
+              <w:jc w:val="both"/>
+            </w:pPr>
+            <w:r/>
+            <w:r>
+              <w:rPr>
+                <w:rFonts w:ascii="Times New Roman" w:hAnsi="Times New Roman" w:eastAsia="Times New Roman"/>
+                <w:b w:val="0"/>
+                <w:i w:val="0"/>
+                <w:sz w:val="22"/>
+              </w:rPr>
+              <w:t>Корсаков И.Н. Расчёт размера выборки для клинических испытаний медицинских изделий с использованием искусственного интеллекта / Sample size calculation for clinical trials of medical devices using artificial intelligence *(обновлённая и исправленная версия)*</w:t>
+            </w:r>
+          </w:p>
+        </w:tc>
+        <w:tc>
+          <w:tcPr>
+            <w:tcW w:type="dxa" w:w="3041"/>
+          </w:tcPr>
+          <w:p>
+            <w:pPr>
+              <w:spacing w:lineRule="auto" w:line="276" w:after="120"/>
+              <w:jc w:val="both"/>
+            </w:pPr>
+            <w:r/>
+            <w:r>
+              <w:rPr>
+                <w:rFonts w:ascii="Times New Roman" w:hAnsi="Times New Roman" w:eastAsia="Times New Roman"/>
+                <w:b w:val="0"/>
+                <w:i w:val="0"/>
+                <w:sz w:val="22"/>
+              </w:rPr>
+              <w:t>ResearchGate; DOI: [10.13140/RG.2.2.20456.12808](https://doi.org/10.13140/RG.2.2.20456.12808)</w:t>
+            </w:r>
+          </w:p>
+        </w:tc>
+      </w:tr>
+      <w:tr>
+        <w:tc>
+          <w:tcPr>
+            <w:tcW w:type="dxa" w:w="3041"/>
+          </w:tcPr>
+          <w:p>
+            <w:pPr>
+              <w:spacing w:lineRule="auto" w:line="276" w:after="120"/>
+              <w:jc w:val="both"/>
+            </w:pPr>
+            <w:r/>
+            <w:r>
+              <w:rPr>
+                <w:rFonts w:ascii="Times New Roman" w:hAnsi="Times New Roman" w:eastAsia="Times New Roman"/>
+                <w:b w:val="0"/>
+                <w:i w:val="0"/>
+                <w:sz w:val="22"/>
+              </w:rPr>
               <w:t>14.04.2026</w:t>
             </w:r>
           </w:p>
@@ -2706,7 +2771,58 @@
           <w:i w:val="0"/>
           <w:sz w:val="24"/>
         </w:rPr>
-        <w:t xml:space="preserve">В работе проведено сравнительное исследование </w:t>
+        <w:t xml:space="preserve">Методическая работа </w:t>
+      </w:r>
+      <w:r>
+        <w:rPr>
+          <w:rFonts w:ascii="Times New Roman" w:hAnsi="Times New Roman" w:eastAsia="Times New Roman"/>
+          <w:b/>
+          <w:i w:val="0"/>
+          <w:sz w:val="24"/>
+        </w:rPr>
+        <w:t>«Расчёт размера выборки для клинических испытаний медицинских изделий с использованием искусственного интеллекта»</w:t>
+      </w:r>
+      <w:r>
+        <w:rPr>
+          <w:rFonts w:ascii="Times New Roman" w:hAnsi="Times New Roman" w:eastAsia="Times New Roman"/>
+          <w:b w:val="0"/>
+          <w:i w:val="0"/>
+          <w:sz w:val="24"/>
+        </w:rPr>
+        <w:t xml:space="preserve"> (март 2026, обновлённая и исправленная версия) систематизирует подходы к планированию объёма выборки при оценке программных медицинских изделий и систем поддержки принятия врачебных решений на основе ИИ. Публикация непосредственно связана с разработкой и внедрением </w:t>
+      </w:r>
+      <w:r>
+        <w:rPr>
+          <w:rFonts w:ascii="Times New Roman" w:hAnsi="Times New Roman" w:eastAsia="Times New Roman"/>
+          <w:b/>
+          <w:i w:val="0"/>
+          <w:sz w:val="24"/>
+        </w:rPr>
+        <w:t>калькулятора выборки для клинических испытаний</w:t>
+      </w:r>
+      <w:r>
+        <w:rPr>
+          <w:rFonts w:ascii="Times New Roman" w:hAnsi="Times New Roman" w:eastAsia="Times New Roman"/>
+          <w:b w:val="0"/>
+          <w:i w:val="0"/>
+          <w:sz w:val="24"/>
+        </w:rPr>
+        <w:t xml:space="preserve"> и может использоваться при подготовке протоколов КИ и проектной документации.</w:t>
+      </w:r>
+    </w:p>
+    <w:p>
+      <w:pPr>
+        <w:spacing w:lineRule="auto" w:line="276" w:after="120"/>
+        <w:jc w:val="both"/>
+      </w:pPr>
+      <w:r>
+        <w:rPr>
+          <w:rFonts w:ascii="Times New Roman" w:hAnsi="Times New Roman" w:eastAsia="Times New Roman"/>
+          <w:b w:val="0"/>
+          <w:i w:val="0"/>
+          <w:sz w:val="24"/>
+        </w:rPr>
+        <w:t xml:space="preserve">В работе по бенчмаркингу нормализации проведено сравнительное исследование </w:t>
       </w:r>
       <w:r>
         <w:rPr>
@@ -3864,7 +3980,7 @@
           <w:i w:val="0"/>
           <w:sz w:val="24"/>
         </w:rPr>
-        <w:t xml:space="preserve"> по созданию цифровых сервисов, непосредственно ориентированных на нужды врачей. Разработанные инструменты закрывают разные этапы клинического процесса: подготовку пациента к приёму, поддержку терапевтических решений, интерпретацию диагностических данных и планирование клинических исследований. Подготовлены отчётная и эксплуатационная документация; опубликован препринт по бенчмаркингу нормализации признаков для прогнозирования сахарного диабета (JMIR Preprints, 2026). Результаты вписываются в ранее опубликованное направление исследований по применению ИИ и машинного обучения в медицине, подтверждённое цитированием в обзорной литературе 2026 года. Все сервисы развёрнуты, документированы и готовы к </w:t>
+        <w:t xml:space="preserve"> по созданию цифровых сервисов, непосредственно ориентированных на нужды врачей. Разработанные инструменты закрывают разные этапы клинического процесса: подготовку пациента к приёму, поддержку терапевтических решений, интерпретацию диагностических данных и планирование клинических исследований. Подготовлены отчётная и эксплуатационная документация; опубликованы методическая работа по расчёту выборки для КИ медицинских изделий с ИИ (ResearchGate, март 2026) и препринт по бенчмаркингу нормализации признаков для прогнозирования сахарного диабета (JMIR Preprints, апрель 2026). Результаты вписываются в ранее опубликованное направление исследований по применению ИИ и машинного обучения в медицине, подтверждённое цитированием в обзорной литературе 2026 года. Все сервисы развёрнуты, документированы и готовы к </w:t>
       </w:r>
       <w:r>
         <w:rPr>

--- a/docs/MEDICAL_REPORT_2026.docx
+++ b/docs/MEDICAL_REPORT_2026.docx
@@ -2112,7 +2112,7 @@
           <w:i w:val="0"/>
           <w:sz w:val="24"/>
         </w:rPr>
-        <w:t xml:space="preserve"> с продолжением исследований в области применения методов искусственного интеллекта и машинного обучения в кардиологии, эндокринологии и клинических исследованиях. В марте и апреле 2026 года размещены методические публикации по расчёту выборки для клинических испытаний медицинских изделий с ИИ (ResearchGate) и препринт по бенчмаркингу нормализации признаков при прогнозировании сахарного диабета (JMIR Preprints). Ниже приведены материалы и публикации отчётного периода, а также ключевые рецензируемые работы, формирующие методологическую основу выполненных разработок.</w:t>
+        <w:t xml:space="preserve"> с продолжением исследований в области применения методов искусственного интеллекта и машинного обучения в кардиологии, эндокринологии и клинических исследованиях. В марте и апреле 2026 года размещены методические публикации по расчёту выборки для клинических испытаний медицинских изделий с ИИ (ResearchGate) и препринт по бенчмаркингу нормализации признаков при прогнозировании сахарного диабета (JMIR Preprints); подготовлена к публикации статья по прогнозированию ФВ ЛЖ по 12‑канальной ЭКГ для маршрутизации пациентов на фельдшерско-акушерских пунктах. Ниже приведены материалы и публикации отчётного периода, а также ключевые рецензируемые работы, формирующие методологическую основу выполненных разработок.</w:t>
       </w:r>
     </w:p>
     <w:p>
@@ -2892,6 +2892,184 @@
           <w:sz w:val="24"/>
         </w:rPr>
         <w:t>*Примечание: JMIR Preprints - препринт, не прошедший рецензирование; не следует использовать для клинических решений до публикации рецензируемой версии.*</w:t>
+      </w:r>
+    </w:p>
+    <w:p>
+      <w:pPr>
+        <w:pStyle w:val="Heading3"/>
+      </w:pPr>
+      <w:r>
+        <w:t>7.2.1. Материалы, подготовленные к публикации (2026)</w:t>
+      </w:r>
+    </w:p>
+    <w:tbl>
+      <w:tblPr>
+        <w:tblStyle w:val="TableGrid"/>
+        <w:tblW w:type="auto" w:w="0"/>
+        <w:tblLayout w:type="fixed"/>
+        <w:tblLook w:firstColumn="1" w:firstRow="1" w:lastColumn="0" w:lastRow="0" w:noHBand="0" w:noVBand="1" w:val="04A0"/>
+      </w:tblPr>
+      <w:tblGrid>
+        <w:gridCol w:w="3175"/>
+        <w:gridCol w:w="5896"/>
+      </w:tblGrid>
+      <w:tr>
+        <w:tc>
+          <w:tcPr>
+            <w:tcW w:type="dxa" w:w="4561"/>
+          </w:tcPr>
+          <w:p>
+            <w:pPr>
+              <w:spacing w:lineRule="auto" w:line="276" w:after="120"/>
+              <w:jc w:val="both"/>
+            </w:pPr>
+            <w:r/>
+            <w:r>
+              <w:rPr>
+                <w:rFonts w:ascii="Times New Roman" w:hAnsi="Times New Roman" w:eastAsia="Times New Roman"/>
+                <w:b/>
+                <w:i w:val="0"/>
+                <w:sz w:val="22"/>
+              </w:rPr>
+              <w:t>Статус</w:t>
+            </w:r>
+          </w:p>
+        </w:tc>
+        <w:tc>
+          <w:tcPr>
+            <w:tcW w:type="dxa" w:w="4561"/>
+          </w:tcPr>
+          <w:p>
+            <w:pPr>
+              <w:spacing w:lineRule="auto" w:line="276" w:after="120"/>
+              <w:jc w:val="both"/>
+            </w:pPr>
+            <w:r/>
+            <w:r>
+              <w:rPr>
+                <w:rFonts w:ascii="Times New Roman" w:hAnsi="Times New Roman" w:eastAsia="Times New Roman"/>
+                <w:b/>
+                <w:i w:val="0"/>
+                <w:sz w:val="22"/>
+              </w:rPr>
+              <w:t>Публикация</w:t>
+            </w:r>
+          </w:p>
+        </w:tc>
+      </w:tr>
+      <w:tr>
+        <w:tc>
+          <w:tcPr>
+            <w:tcW w:type="dxa" w:w="4561"/>
+          </w:tcPr>
+          <w:p>
+            <w:pPr>
+              <w:spacing w:lineRule="auto" w:line="276" w:after="120"/>
+              <w:jc w:val="both"/>
+            </w:pPr>
+            <w:r/>
+            <w:r>
+              <w:rPr>
+                <w:rFonts w:ascii="Times New Roman" w:hAnsi="Times New Roman" w:eastAsia="Times New Roman"/>
+                <w:b w:val="0"/>
+                <w:i w:val="0"/>
+                <w:sz w:val="22"/>
+              </w:rPr>
+              <w:t>Подготовлена к публикации</w:t>
+            </w:r>
+          </w:p>
+        </w:tc>
+        <w:tc>
+          <w:tcPr>
+            <w:tcW w:type="dxa" w:w="4561"/>
+          </w:tcPr>
+          <w:p>
+            <w:pPr>
+              <w:spacing w:lineRule="auto" w:line="276" w:after="120"/>
+              <w:jc w:val="both"/>
+            </w:pPr>
+            <w:r/>
+            <w:r>
+              <w:rPr>
+                <w:rFonts w:ascii="Times New Roman" w:hAnsi="Times New Roman" w:eastAsia="Times New Roman"/>
+                <w:b w:val="0"/>
+                <w:i w:val="0"/>
+                <w:sz w:val="22"/>
+              </w:rPr>
+              <w:t>Корсаков И.Н. Прогнозирование фракции выброса по 12‑канальной ЭКГ для маршрутизации пациентов в условиях фельдшерско-акушерских пунктов России / *Ejection Fraction Prediction from 12‑Lead ECG for Patient Routing in Feldsher-Midwife Stations in Russia*</w:t>
+            </w:r>
+          </w:p>
+        </w:tc>
+      </w:tr>
+    </w:tbl>
+    <w:p/>
+    <w:p>
+      <w:pPr>
+        <w:spacing w:lineRule="auto" w:line="276" w:after="120"/>
+        <w:jc w:val="both"/>
+      </w:pPr>
+      <w:r>
+        <w:rPr>
+          <w:rFonts w:ascii="Times New Roman" w:hAnsi="Times New Roman" w:eastAsia="Times New Roman"/>
+          <w:b w:val="0"/>
+          <w:i w:val="0"/>
+          <w:sz w:val="24"/>
+        </w:rPr>
+        <w:t xml:space="preserve">Статья посвящена применению </w:t>
+      </w:r>
+      <w:r>
+        <w:rPr>
+          <w:rFonts w:ascii="Times New Roman" w:hAnsi="Times New Roman" w:eastAsia="Times New Roman"/>
+          <w:b/>
+          <w:i w:val="0"/>
+          <w:sz w:val="24"/>
+        </w:rPr>
+        <w:t>12‑канальной электрокардиографии</w:t>
+      </w:r>
+      <w:r>
+        <w:rPr>
+          <w:rFonts w:ascii="Times New Roman" w:hAnsi="Times New Roman" w:eastAsia="Times New Roman"/>
+          <w:b w:val="0"/>
+          <w:i w:val="0"/>
+          <w:sz w:val="24"/>
+        </w:rPr>
+        <w:t xml:space="preserve"> для оценки и прогнозирования фракции выброса левого желудочка с целью </w:t>
+      </w:r>
+      <w:r>
+        <w:rPr>
+          <w:rFonts w:ascii="Times New Roman" w:hAnsi="Times New Roman" w:eastAsia="Times New Roman"/>
+          <w:b/>
+          <w:i w:val="0"/>
+          <w:sz w:val="24"/>
+        </w:rPr>
+        <w:t>маршрутизации пациентов</w:t>
+      </w:r>
+      <w:r>
+        <w:rPr>
+          <w:rFonts w:ascii="Times New Roman" w:hAnsi="Times New Roman" w:eastAsia="Times New Roman"/>
+          <w:b w:val="0"/>
+          <w:i w:val="0"/>
+          <w:sz w:val="24"/>
+        </w:rPr>
+        <w:t xml:space="preserve"> в условиях первичного звена - фельдшерско-акушерских пунктов (ФАП) Российской Федерации, где доступ к эхокардиографии ограничен. Работа логически продолжает разработку веб-сервиса </w:t>
+      </w:r>
+      <w:r>
+        <w:rPr>
+          <w:rFonts w:ascii="Times New Roman" w:hAnsi="Times New Roman" w:eastAsia="Times New Roman"/>
+          <w:b/>
+          <w:i w:val="0"/>
+          <w:sz w:val="24"/>
+        </w:rPr>
+        <w:t>прогноза ФВ ЛЖ</w:t>
+      </w:r>
+      <w:r>
+        <w:rPr>
+          <w:rFonts w:ascii="Times New Roman" w:hAnsi="Times New Roman" w:eastAsia="Times New Roman"/>
+          <w:b w:val="0"/>
+          <w:i w:val="0"/>
+          <w:sz w:val="24"/>
+        </w:rPr>
+        <w:t xml:space="preserve"> и направлена на поддержку врачей и среднего медицинского персонала при решении о срочности направления пациента на дообследование или госпитализацию.</w:t>
       </w:r>
     </w:p>
     <w:p>
@@ -3980,7 +4158,7 @@
           <w:i w:val="0"/>
           <w:sz w:val="24"/>
         </w:rPr>
-        <w:t xml:space="preserve"> по созданию цифровых сервисов, непосредственно ориентированных на нужды врачей. Разработанные инструменты закрывают разные этапы клинического процесса: подготовку пациента к приёму, поддержку терапевтических решений, интерпретацию диагностических данных и планирование клинических исследований. Подготовлены отчётная и эксплуатационная документация; опубликованы методическая работа по расчёту выборки для КИ медицинских изделий с ИИ (ResearchGate, март 2026) и препринт по бенчмаркингу нормализации признаков для прогнозирования сахарного диабета (JMIR Preprints, апрель 2026). Результаты вписываются в ранее опубликованное направление исследований по применению ИИ и машинного обучения в медицине, подтверждённое цитированием в обзорной литературе 2026 года. Все сервисы развёрнуты, документированы и готовы к </w:t>
+        <w:t xml:space="preserve"> по созданию цифровых сервисов, непосредственно ориентированных на нужды врачей. Разработанные инструменты закрывают разные этапы клинического процесса: подготовку пациента к приёму, поддержку терапевтических решений, интерпретацию диагностических данных и планирование клинических исследований. Подготовлены отчётная и эксплуатационная документация; опубликованы методическая работа по расчёту выборки для КИ медицинских изделий с ИИ (ResearchGate, март 2026) и препринт по бенчмаркингу нормализации признаков для прогнозирования сахарного диабета (JMIR Preprints, апрель 2026); к публикации подготовлена статья по прогнозированию ФВ ЛЖ по 12‑канальной ЭКГ для маршрутизации пациентов на ФАП. Результаты вписываются в ранее опубликованное направление исследований по применению ИИ и машинного обучения в медицине, подтверждённое цитированием в обзорной литературе 2026 года. Все сервисы развёрнуты, документированы и готовы к </w:t>
       </w:r>
       <w:r>
         <w:rPr>

--- a/docs/MEDICAL_REPORT_2026.docx
+++ b/docs/MEDICAL_REPORT_2026.docx
@@ -2112,7 +2112,7 @@
           <w:i w:val="0"/>
           <w:sz w:val="24"/>
         </w:rPr>
-        <w:t xml:space="preserve"> с продолжением исследований в области применения методов искусственного интеллекта и машинного обучения в кардиологии, эндокринологии и клинических исследованиях. В марте и апреле 2026 года размещены методические публикации по расчёту выборки для клинических испытаний медицинских изделий с ИИ (ResearchGate) и препринт по бенчмаркингу нормализации признаков при прогнозировании сахарного диабета (JMIR Preprints); подготовлена к публикации статья по прогнозированию ФВ ЛЖ по 12‑канальной ЭКГ для маршрутизации пациентов на фельдшерско-акушерских пунктах. Ниже приведены материалы и публикации отчётного периода, а также ключевые рецензируемые работы, формирующие методологическую основу выполненных разработок.</w:t>
+        <w:t xml:space="preserve"> с продолжением исследований в области применения методов искусственного интеллекта и машинного обучения в кардиологии, эндокринологии и клинических исследованиях. В марте и апреле 2026 года на ResearchGate и JMIR Preprints размещены методические публикации и препринты по расчёту выборки для КИ медицинских изделий с ИИ, бенчмаркингу нормализации признаков при прогнозировании сахарного диабета и развёрнутому отчёту о применении прогнозных моделей в медицине (2020-2025); подготовлена к публикации статья по прогнозированию ФВ ЛЖ по 12‑канальной ЭКГ для маршрутизации пациентов на фельдшерско-акушерских пунктах. Ниже приведены материалы и публикации отчётного периода, а также ключевые рецензируемые работы, формирующие методологическую основу выполненных разработок.</w:t>
       </w:r>
     </w:p>
     <w:p>
@@ -2710,6 +2710,71 @@
                 <w:i w:val="0"/>
                 <w:sz w:val="22"/>
               </w:rPr>
+              <w:t>март 2026</w:t>
+            </w:r>
+          </w:p>
+        </w:tc>
+        <w:tc>
+          <w:tcPr>
+            <w:tcW w:type="dxa" w:w="3041"/>
+          </w:tcPr>
+          <w:p>
+            <w:pPr>
+              <w:spacing w:lineRule="auto" w:line="276" w:after="120"/>
+              <w:jc w:val="both"/>
+            </w:pPr>
+            <w:r/>
+            <w:r>
+              <w:rPr>
+                <w:rFonts w:ascii="Times New Roman" w:hAnsi="Times New Roman" w:eastAsia="Times New Roman"/>
+                <w:b w:val="0"/>
+                <w:i w:val="0"/>
+                <w:sz w:val="22"/>
+              </w:rPr>
+              <w:t>Корсаков И.Н. Развёрнутый отчёт о применении прогнозных моделей в медицине (2020-2025)</w:t>
+            </w:r>
+          </w:p>
+        </w:tc>
+        <w:tc>
+          <w:tcPr>
+            <w:tcW w:type="dxa" w:w="3041"/>
+          </w:tcPr>
+          <w:p>
+            <w:pPr>
+              <w:spacing w:lineRule="auto" w:line="276" w:after="120"/>
+              <w:jc w:val="both"/>
+            </w:pPr>
+            <w:r/>
+            <w:r>
+              <w:rPr>
+                <w:rFonts w:ascii="Times New Roman" w:hAnsi="Times New Roman" w:eastAsia="Times New Roman"/>
+                <w:b w:val="0"/>
+                <w:i w:val="0"/>
+                <w:sz w:val="22"/>
+              </w:rPr>
+              <w:t>ResearchGate; DOI: [10.13140/RG.2.2.27625.76641](https://doi.org/10.13140/RG.2.2.27625.76641)</w:t>
+            </w:r>
+          </w:p>
+        </w:tc>
+      </w:tr>
+      <w:tr>
+        <w:tc>
+          <w:tcPr>
+            <w:tcW w:type="dxa" w:w="3041"/>
+          </w:tcPr>
+          <w:p>
+            <w:pPr>
+              <w:spacing w:lineRule="auto" w:line="276" w:after="120"/>
+              <w:jc w:val="both"/>
+            </w:pPr>
+            <w:r/>
+            <w:r>
+              <w:rPr>
+                <w:rFonts w:ascii="Times New Roman" w:hAnsi="Times New Roman" w:eastAsia="Times New Roman"/>
+                <w:b w:val="0"/>
+                <w:i w:val="0"/>
+                <w:sz w:val="22"/>
+              </w:rPr>
               <w:t>14.04.2026</w:t>
             </w:r>
           </w:p>
@@ -2808,6 +2873,93 @@
           <w:sz w:val="24"/>
         </w:rPr>
         <w:t xml:space="preserve"> и может использоваться при подготовке протоколов КИ и проектной документации.</w:t>
+      </w:r>
+    </w:p>
+    <w:p>
+      <w:pPr>
+        <w:spacing w:lineRule="auto" w:line="276" w:after="120"/>
+        <w:jc w:val="both"/>
+      </w:pPr>
+      <w:r>
+        <w:rPr>
+          <w:rFonts w:ascii="Times New Roman" w:hAnsi="Times New Roman" w:eastAsia="Times New Roman"/>
+          <w:b w:val="0"/>
+          <w:i w:val="0"/>
+          <w:sz w:val="24"/>
+        </w:rPr>
+        <w:t xml:space="preserve">Препринт </w:t>
+      </w:r>
+      <w:r>
+        <w:rPr>
+          <w:rFonts w:ascii="Times New Roman" w:hAnsi="Times New Roman" w:eastAsia="Times New Roman"/>
+          <w:b/>
+          <w:i w:val="0"/>
+          <w:sz w:val="24"/>
+        </w:rPr>
+        <w:t>«Развёрнутый отчёт о применении прогнозных моделей в медицине (2020-2025)»</w:t>
+      </w:r>
+      <w:r>
+        <w:rPr>
+          <w:rFonts w:ascii="Times New Roman" w:hAnsi="Times New Roman" w:eastAsia="Times New Roman"/>
+          <w:b w:val="0"/>
+          <w:i w:val="0"/>
+          <w:sz w:val="24"/>
+        </w:rPr>
+        <w:t xml:space="preserve"> (март 2026) обобщает опыт разработки и внедрения прогнозных моделей в клинической практике за пятилетний период - от оценки сердечно-сосудистого риска и извлечения данных из электронных медицинских карт до систем поддержки принятия врачебных решений. Материал задаёт методологический контекст для созданных в 2026 году сервисов </w:t>
+      </w:r>
+      <w:r>
+        <w:rPr>
+          <w:rFonts w:ascii="Times New Roman" w:hAnsi="Times New Roman" w:eastAsia="Times New Roman"/>
+          <w:b/>
+          <w:i w:val="0"/>
+          <w:sz w:val="24"/>
+        </w:rPr>
+        <w:t>MD Choice</w:t>
+      </w:r>
+      <w:r>
+        <w:rPr>
+          <w:rFonts w:ascii="Times New Roman" w:hAnsi="Times New Roman" w:eastAsia="Times New Roman"/>
+          <w:b w:val="0"/>
+          <w:i w:val="0"/>
+          <w:sz w:val="24"/>
+        </w:rPr>
+        <w:t xml:space="preserve">, </w:t>
+      </w:r>
+      <w:r>
+        <w:rPr>
+          <w:rFonts w:ascii="Times New Roman" w:hAnsi="Times New Roman" w:eastAsia="Times New Roman"/>
+          <w:b/>
+          <w:i w:val="0"/>
+          <w:sz w:val="24"/>
+        </w:rPr>
+        <w:t>прогноза ФВ ЛЖ</w:t>
+      </w:r>
+      <w:r>
+        <w:rPr>
+          <w:rFonts w:ascii="Times New Roman" w:hAnsi="Times New Roman" w:eastAsia="Times New Roman"/>
+          <w:b w:val="0"/>
+          <w:i w:val="0"/>
+          <w:sz w:val="24"/>
+        </w:rPr>
+        <w:t xml:space="preserve"> и </w:t>
+      </w:r>
+      <w:r>
+        <w:rPr>
+          <w:rFonts w:ascii="Times New Roman" w:hAnsi="Times New Roman" w:eastAsia="Times New Roman"/>
+          <w:b/>
+          <w:i w:val="0"/>
+          <w:sz w:val="24"/>
+        </w:rPr>
+        <w:t>калькулятора выборки КИ</w:t>
+      </w:r>
+      <w:r>
+        <w:rPr>
+          <w:rFonts w:ascii="Times New Roman" w:hAnsi="Times New Roman" w:eastAsia="Times New Roman"/>
+          <w:b w:val="0"/>
+          <w:i w:val="0"/>
+          <w:sz w:val="24"/>
+        </w:rPr>
+        <w:t>.</w:t>
       </w:r>
     </w:p>
     <w:p>
@@ -4158,7 +4310,7 @@
           <w:i w:val="0"/>
           <w:sz w:val="24"/>
         </w:rPr>
-        <w:t xml:space="preserve"> по созданию цифровых сервисов, непосредственно ориентированных на нужды врачей. Разработанные инструменты закрывают разные этапы клинического процесса: подготовку пациента к приёму, поддержку терапевтических решений, интерпретацию диагностических данных и планирование клинических исследований. Подготовлены отчётная и эксплуатационная документация; опубликованы методическая работа по расчёту выборки для КИ медицинских изделий с ИИ (ResearchGate, март 2026) и препринт по бенчмаркингу нормализации признаков для прогнозирования сахарного диабета (JMIR Preprints, апрель 2026); к публикации подготовлена статья по прогнозированию ФВ ЛЖ по 12‑канальной ЭКГ для маршрутизации пациентов на ФАП. Результаты вписываются в ранее опубликованное направление исследований по применению ИИ и машинного обучения в медицине, подтверждённое цитированием в обзорной литературе 2026 года. Все сервисы развёрнуты, документированы и готовы к </w:t>
+        <w:t xml:space="preserve"> по созданию цифровых сервисов, непосредственно ориентированных на нужды врачей. Разработанные инструменты закрывают разные этапы клинического процесса: подготовку пациента к приёму, поддержку терапевтических решений, интерпретацию диагностических данных и планирование клинических исследований. Подготовлены отчётная и эксплуатационная документация; опубликованы методические работы и препринты на ResearchGate (расчёт выборки для КИ медицинских изделий с ИИ, развёрнутый отчёт о применении прогнозных моделей в медицине за 2020-2025 гг., март 2026) и препринт по бенчмаркингу нормализации признаков для прогнозирования сахарного диабета (JMIR Preprints, апрель 2026); к публикации подготовлена статья по прогнозированию ФВ ЛЖ по 12‑канальной ЭКГ для маршрутизации пациентов на ФАП. Результаты вписываются в ранее опубликованное направление исследований по применению ИИ и машинного обучения в медицине, подтверждённое цитированием в обзорной литературе 2026 года. Все сервисы развёрнуты, документированы и готовы к </w:t>
       </w:r>
       <w:r>
         <w:rPr>
